--- a/CIS4347 - Semester Project.docx
+++ b/CIS4347 - Semester Project.docx
@@ -2,10 +2,506 @@
 <file path=word/document.xml><?xml version="1.0" encoding="utf-8"?>
 <w:document xmlns:wpc="http://schemas.microsoft.com/office/word/2010/wordprocessingCanvas" xmlns:cx="http://schemas.microsoft.com/office/drawing/2014/chartex" xmlns:cx1="http://schemas.microsoft.com/office/drawing/2015/9/8/chartex" xmlns:cx2="http://schemas.microsoft.com/office/drawing/2015/10/21/chartex" xmlns:cx3="http://schemas.microsoft.com/office/drawing/2016/5/9/chartex" xmlns:cx4="http://schemas.microsoft.com/office/drawing/2016/5/10/chartex" xmlns:cx5="http://schemas.microsoft.com/office/drawing/2016/5/11/chartex" xmlns:cx6="http://schemas.microsoft.com/office/drawing/2016/5/12/chartex" xmlns:cx7="http://schemas.microsoft.com/office/drawing/2016/5/13/chartex" xmlns:cx8="http://schemas.microsoft.com/office/drawing/2016/5/14/chartex" xmlns:mc="http://schemas.openxmlformats.org/markup-compatibility/2006" xmlns:aink="http://schemas.microsoft.com/office/drawing/2016/ink" xmlns:am3d="http://schemas.microsoft.com/office/drawing/2017/model3d" xmlns:o="urn:schemas-microsoft-com:office:office" xmlns:oel="http://schemas.microsoft.com/office/2019/extlst" xmlns:r="http://schemas.openxmlformats.org/officeDocument/2006/relationships" xmlns:m="http://schemas.openxmlformats.org/officeDocument/2006/math" xmlns:v="urn:schemas-microsoft-com:vml" xmlns:wp14="http://schemas.microsoft.com/office/word/2010/wordprocessingDrawing" xmlns:wp="http://schemas.openxmlformats.org/drawingml/2006/wordprocessingDrawing" xmlns:w10="urn:schemas-microsoft-com:office:word" xmlns:w="http://schemas.openxmlformats.org/wordprocessingml/2006/main" xmlns:w14="http://schemas.microsoft.com/office/word/2010/wordml" xmlns:w15="http://schemas.microsoft.com/office/word/2012/wordml" xmlns:w16cex="http://schemas.microsoft.com/office/word/2018/wordml/cex" xmlns:w16cid="http://schemas.microsoft.com/office/word/2016/wordml/cid" xmlns:w16="http://schemas.microsoft.com/office/word/2018/wordml" xmlns:w16du="http://schemas.microsoft.com/office/word/2023/wordml/word16du" xmlns:w16sdtdh="http://schemas.microsoft.com/office/word/2020/wordml/sdtdatahash" xmlns:w16sdtfl="http://schemas.microsoft.com/office/word/2024/wordml/sdtformatlock" xmlns:w16se="http://schemas.microsoft.com/office/word/2015/wordml/symex" xmlns:wpg="http://schemas.microsoft.com/office/word/2010/wordprocessingGroup" xmlns:wpi="http://schemas.microsoft.com/office/word/2010/wordprocessingInk" xmlns:wne="http://schemas.microsoft.com/office/word/2006/wordml" xmlns:wps="http://schemas.microsoft.com/office/word/2010/wordprocessingShape" mc:Ignorable="w14 w15 w16se w16cid w16 w16cex w16sdtdh w16sdtfl w16du wp14">
   <w:body>
-    <w:p>
-      <w:r>
+    <w:sdt>
+      <w:sdtPr>
+        <w:rPr>
+          <w:color w:val="156082" w:themeColor="accent1"/>
+        </w:rPr>
+        <w:id w:val="1086110946"/>
+        <w:docPartObj>
+          <w:docPartGallery w:val="Cover Pages"/>
+          <w:docPartUnique/>
+        </w:docPartObj>
+      </w:sdtPr>
+      <w:sdtEndPr>
+        <w:rPr>
+          <w:rFonts w:eastAsiaTheme="minorHAnsi"/>
+          <w:color w:val="auto"/>
+          <w:kern w:val="2"/>
+          <w:sz w:val="24"/>
+          <w:szCs w:val="24"/>
+          <w14:ligatures w14:val="standardContextual"/>
+        </w:rPr>
+      </w:sdtEndPr>
+      <w:sdtContent>
+        <w:p>
+          <w:pPr>
+            <w:pStyle w:val="NoSpacing"/>
+            <w:spacing w:before="1540" w:after="240"/>
+            <w:jc w:val="center"/>
+            <w:rPr>
+              <w:color w:val="156082" w:themeColor="accent1"/>
+            </w:rPr>
+          </w:pPr>
+        </w:p>
+        <w:p>
+          <w:pPr>
+            <w:spacing w:after="200" w:line="240" w:lineRule="auto"/>
+            <w:jc w:val="center"/>
+            <w:rPr>
+              <w:rFonts w:ascii="Calibri" w:eastAsia="Calibri" w:hAnsi="Calibri" w:cs="Calibri"/>
+              <w:kern w:val="0"/>
+              <w:sz w:val="22"/>
+              <w:szCs w:val="22"/>
+              <w14:ligatures w14:val="none"/>
+            </w:rPr>
+          </w:pPr>
+          <w:r>
+            <w:rPr>
+              <w:rFonts w:ascii="Calibri" w:eastAsia="Calibri" w:hAnsi="Calibri" w:cs="Calibri"/>
+              <w:b/>
+              <w:bCs/>
+              <w:color w:val="1F1F1F"/>
+              <w:kern w:val="0"/>
+              <w:sz w:val="56"/>
+              <w:szCs w:val="56"/>
+              <w14:ligatures w14:val="none"/>
+            </w:rPr>
+            <w:t>Smart Parking Platform</w:t>
+          </w:r>
+        </w:p>
+        <w:p>
+          <w:pPr>
+            <w:spacing w:after="800" w:line="240" w:lineRule="auto"/>
+            <w:jc w:val="center"/>
+            <w:rPr>
+              <w:rFonts w:ascii="Calibri" w:eastAsia="Calibri" w:hAnsi="Calibri" w:cs="Calibri"/>
+              <w:color w:val="444444"/>
+              <w:kern w:val="0"/>
+              <w:sz w:val="32"/>
+              <w:szCs w:val="32"/>
+              <w14:ligatures w14:val="none"/>
+            </w:rPr>
+          </w:pPr>
+          <w:r>
+            <w:rPr>
+              <w:rFonts w:ascii="Calibri" w:eastAsia="Calibri" w:hAnsi="Calibri" w:cs="Calibri"/>
+              <w:color w:val="444444"/>
+              <w:kern w:val="0"/>
+              <w:sz w:val="32"/>
+              <w:szCs w:val="32"/>
+              <w14:ligatures w14:val="none"/>
+            </w:rPr>
+            <w:t>Software Requirements Specification</w:t>
+          </w:r>
+        </w:p>
+        <w:p>
+          <w:pPr>
+            <w:spacing w:after="800" w:line="240" w:lineRule="auto"/>
+            <w:jc w:val="center"/>
+            <w:rPr>
+              <w:rFonts w:ascii="Calibri" w:eastAsia="Calibri" w:hAnsi="Calibri" w:cs="Calibri"/>
+              <w:color w:val="444444"/>
+              <w:kern w:val="0"/>
+              <w:sz w:val="32"/>
+              <w:szCs w:val="32"/>
+              <w14:ligatures w14:val="none"/>
+            </w:rPr>
+          </w:pPr>
+          <w:r>
+            <w:rPr>
+              <w:rFonts w:ascii="Calibri" w:eastAsia="Calibri" w:hAnsi="Calibri" w:cs="Calibri"/>
+              <w:color w:val="444444"/>
+              <w:kern w:val="0"/>
+              <w:sz w:val="32"/>
+              <w:szCs w:val="32"/>
+              <w14:ligatures w14:val="none"/>
+            </w:rPr>
+            <w:t>WE ARE $</w:t>
+          </w:r>
+          <w:proofErr w:type="spellStart"/>
+          <w:r>
+            <w:rPr>
+              <w:rFonts w:ascii="Calibri" w:eastAsia="Calibri" w:hAnsi="Calibri" w:cs="Calibri"/>
+              <w:color w:val="444444"/>
+              <w:kern w:val="0"/>
+              <w:sz w:val="32"/>
+              <w:szCs w:val="32"/>
+              <w14:ligatures w14:val="none"/>
+            </w:rPr>
+            <w:t>oftware</w:t>
+          </w:r>
+          <w:proofErr w:type="spellEnd"/>
+          <w:r>
+            <w:rPr>
+              <w:rFonts w:ascii="Calibri" w:eastAsia="Calibri" w:hAnsi="Calibri" w:cs="Calibri"/>
+              <w:color w:val="444444"/>
+              <w:kern w:val="0"/>
+              <w:sz w:val="32"/>
+              <w:szCs w:val="32"/>
+              <w14:ligatures w14:val="none"/>
+            </w:rPr>
+            <w:t xml:space="preserve"> ¢</w:t>
+          </w:r>
+          <w:proofErr w:type="spellStart"/>
+          <w:r>
+            <w:rPr>
+              <w:rFonts w:ascii="Calibri" w:eastAsia="Calibri" w:hAnsi="Calibri" w:cs="Calibri"/>
+              <w:color w:val="444444"/>
+              <w:kern w:val="0"/>
+              <w:sz w:val="32"/>
+              <w:szCs w:val="32"/>
+              <w14:ligatures w14:val="none"/>
+            </w:rPr>
+            <w:t>orp</w:t>
+          </w:r>
+          <w:proofErr w:type="spellEnd"/>
+        </w:p>
+        <w:p>
+          <w:pPr>
+            <w:spacing w:after="800" w:line="240" w:lineRule="auto"/>
+            <w:jc w:val="center"/>
+            <w:rPr>
+              <w:rFonts w:ascii="Calibri" w:eastAsia="Calibri" w:hAnsi="Calibri" w:cs="Calibri"/>
+              <w:color w:val="444444"/>
+              <w:kern w:val="0"/>
+              <w:sz w:val="32"/>
+              <w:szCs w:val="32"/>
+              <w14:ligatures w14:val="none"/>
+            </w:rPr>
+          </w:pPr>
+          <w:r>
+            <w:rPr>
+              <w:noProof/>
+              <w:color w:val="156082" w:themeColor="accent1"/>
+            </w:rPr>
+            <mc:AlternateContent>
+              <mc:Choice Requires="wps">
+                <w:drawing>
+                  <wp:anchor distT="0" distB="0" distL="114300" distR="114300" simplePos="0" relativeHeight="251659264" behindDoc="0" locked="0" layoutInCell="1" allowOverlap="1" wp14:anchorId="24DFE248" wp14:editId="3BF8A2F2">
+                    <wp:simplePos x="0" y="0"/>
+                    <wp:positionH relativeFrom="margin">
+                      <wp:align>center</wp:align>
+                    </wp:positionH>
+                    <mc:AlternateContent>
+                      <mc:Choice Requires="wp14">
+                        <wp:positionV relativeFrom="page">
+                          <wp14:pctPosVOffset>85000</wp14:pctPosVOffset>
+                        </wp:positionV>
+                      </mc:Choice>
+                      <mc:Fallback>
+                        <wp:positionV relativeFrom="page">
+                          <wp:posOffset>8549640</wp:posOffset>
+                        </wp:positionV>
+                      </mc:Fallback>
+                    </mc:AlternateContent>
+                    <wp:extent cx="6553200" cy="557784"/>
+                    <wp:effectExtent l="0" t="0" r="0" b="12700"/>
+                    <wp:wrapNone/>
+                    <wp:docPr id="142" name="Text Box 146"/>
+                    <wp:cNvGraphicFramePr/>
+                    <a:graphic xmlns:a="http://schemas.openxmlformats.org/drawingml/2006/main">
+                      <a:graphicData uri="http://schemas.microsoft.com/office/word/2010/wordprocessingShape">
+                        <wps:wsp>
+                          <wps:cNvSpPr txBox="1"/>
+                          <wps:spPr>
+                            <a:xfrm>
+                              <a:off x="0" y="0"/>
+                              <a:ext cx="6553200" cy="557784"/>
+                            </a:xfrm>
+                            <a:prstGeom prst="rect">
+                              <a:avLst/>
+                            </a:prstGeom>
+                            <a:noFill/>
+                            <a:ln w="6350">
+                              <a:noFill/>
+                            </a:ln>
+                            <a:effectLst/>
+                          </wps:spPr>
+                          <wps:style>
+                            <a:lnRef idx="0">
+                              <a:schemeClr val="accent1"/>
+                            </a:lnRef>
+                            <a:fillRef idx="0">
+                              <a:schemeClr val="accent1"/>
+                            </a:fillRef>
+                            <a:effectRef idx="0">
+                              <a:schemeClr val="accent1"/>
+                            </a:effectRef>
+                            <a:fontRef idx="minor">
+                              <a:schemeClr val="dk1"/>
+                            </a:fontRef>
+                          </wps:style>
+                          <wps:txbx>
+                            <w:txbxContent>
+                              <w:sdt>
+                                <w:sdtPr>
+                                  <w:rPr>
+                                    <w:caps/>
+                                    <w:color w:val="156082" w:themeColor="accent1"/>
+                                    <w:sz w:val="28"/>
+                                    <w:szCs w:val="28"/>
+                                  </w:rPr>
+                                  <w:alias w:val="Date"/>
+                                  <w:tag w:val=""/>
+                                  <w:id w:val="197127006"/>
+                                  <w:showingPlcHdr/>
+                                  <w:dataBinding w:prefixMappings="xmlns:ns0='http://schemas.microsoft.com/office/2006/coverPageProps' " w:xpath="/ns0:CoverPageProperties[1]/ns0:PublishDate[1]" w:storeItemID="{55AF091B-3C7A-41E3-B477-F2FDAA23CFDA}"/>
+                                  <w:date>
+                                    <w:dateFormat w:val="MMMM d, yyyy"/>
+                                    <w:lid w:val="en-US"/>
+                                    <w:storeMappedDataAs w:val="dateTime"/>
+                                    <w:calendar w:val="gregorian"/>
+                                  </w:date>
+                                </w:sdtPr>
+                                <w:sdtContent>
+                                  <w:p>
+                                    <w:pPr>
+                                      <w:pStyle w:val="NoSpacing"/>
+                                      <w:spacing w:after="40"/>
+                                      <w:jc w:val="center"/>
+                                      <w:rPr>
+                                        <w:caps/>
+                                        <w:color w:val="156082" w:themeColor="accent1"/>
+                                        <w:sz w:val="28"/>
+                                        <w:szCs w:val="28"/>
+                                      </w:rPr>
+                                    </w:pPr>
+                                    <w:r>
+                                      <w:rPr>
+                                        <w:caps/>
+                                        <w:color w:val="156082" w:themeColor="accent1"/>
+                                        <w:sz w:val="28"/>
+                                        <w:szCs w:val="28"/>
+                                      </w:rPr>
+                                      <w:t>[Date]</w:t>
+                                    </w:r>
+                                  </w:p>
+                                </w:sdtContent>
+                              </w:sdt>
+                              <w:p>
+                                <w:pPr>
+                                  <w:pStyle w:val="NoSpacing"/>
+                                  <w:jc w:val="center"/>
+                                  <w:rPr>
+                                    <w:color w:val="156082" w:themeColor="accent1"/>
+                                  </w:rPr>
+                                </w:pPr>
+                                <w:sdt>
+                                  <w:sdtPr>
+                                    <w:rPr>
+                                      <w:caps/>
+                                      <w:color w:val="156082" w:themeColor="accent1"/>
+                                    </w:rPr>
+                                    <w:alias w:val="Company"/>
+                                    <w:tag w:val=""/>
+                                    <w:id w:val="1390145197"/>
+                                    <w:showingPlcHdr/>
+                                    <w:dataBinding w:prefixMappings="xmlns:ns0='http://schemas.openxmlformats.org/officeDocument/2006/extended-properties' " w:xpath="/ns0:Properties[1]/ns0:Company[1]" w:storeItemID="{6668398D-A668-4E3E-A5EB-62B293D839F1}"/>
+                                    <w:text/>
+                                  </w:sdtPr>
+                                  <w:sdtContent>
+                                    <w:r>
+                                      <w:rPr>
+                                        <w:caps/>
+                                        <w:color w:val="156082" w:themeColor="accent1"/>
+                                      </w:rPr>
+                                      <w:t>[Company name]</w:t>
+                                    </w:r>
+                                  </w:sdtContent>
+                                </w:sdt>
+                              </w:p>
+                              <w:p>
+                                <w:pPr>
+                                  <w:pStyle w:val="NoSpacing"/>
+                                  <w:jc w:val="center"/>
+                                  <w:rPr>
+                                    <w:color w:val="156082" w:themeColor="accent1"/>
+                                  </w:rPr>
+                                </w:pPr>
+                                <w:sdt>
+                                  <w:sdtPr>
+                                    <w:rPr>
+                                      <w:color w:val="156082" w:themeColor="accent1"/>
+                                    </w:rPr>
+                                    <w:alias w:val="Address"/>
+                                    <w:tag w:val=""/>
+                                    <w:id w:val="-726379553"/>
+                                    <w:showingPlcHdr/>
+                                    <w:dataBinding w:prefixMappings="xmlns:ns0='http://schemas.microsoft.com/office/2006/coverPageProps' " w:xpath="/ns0:CoverPageProperties[1]/ns0:CompanyAddress[1]" w:storeItemID="{55AF091B-3C7A-41E3-B477-F2FDAA23CFDA}"/>
+                                    <w:text/>
+                                  </w:sdtPr>
+                                  <w:sdtContent>
+                                    <w:r>
+                                      <w:rPr>
+                                        <w:color w:val="156082" w:themeColor="accent1"/>
+                                      </w:rPr>
+                                      <w:t>[Company address]</w:t>
+                                    </w:r>
+                                  </w:sdtContent>
+                                </w:sdt>
+                              </w:p>
+                            </w:txbxContent>
+                          </wps:txbx>
+                          <wps:bodyPr rot="0" spcFirstLastPara="0" vertOverflow="overflow" horzOverflow="overflow" vert="horz" wrap="square" lIns="0" tIns="0" rIns="0" bIns="0" numCol="1" spcCol="0" rtlCol="0" fromWordArt="0" anchor="b" anchorCtr="0" forceAA="0" compatLnSpc="1">
+                            <a:prstTxWarp prst="textNoShape">
+                              <a:avLst/>
+                            </a:prstTxWarp>
+                            <a:spAutoFit/>
+                          </wps:bodyPr>
+                        </wps:wsp>
+                      </a:graphicData>
+                    </a:graphic>
+                    <wp14:sizeRelH relativeFrom="margin">
+                      <wp14:pctWidth>100000</wp14:pctWidth>
+                    </wp14:sizeRelH>
+                    <wp14:sizeRelV relativeFrom="margin">
+                      <wp14:pctHeight>0</wp14:pctHeight>
+                    </wp14:sizeRelV>
+                  </wp:anchor>
+                </w:drawing>
+              </mc:Choice>
+              <mc:Fallback>
+                <w:pict>
+                  <v:shapetype w14:anchorId="24DFE248" id="_x0000_t202" coordsize="21600,21600" o:spt="202" path="m,l,21600r21600,l21600,xe">
+                    <v:stroke joinstyle="miter"/>
+                    <v:path gradientshapeok="t" o:connecttype="rect"/>
+                  </v:shapetype>
+                  <v:shape id="Text Box 146" o:spid="_x0000_s1026" type="#_x0000_t202" style="position:absolute;left:0;text-align:left;margin-left:0;margin-top:0;width:516pt;height:43.9pt;z-index:251659264;visibility:visible;mso-wrap-style:square;mso-width-percent:1000;mso-height-percent:0;mso-top-percent:850;mso-wrap-distance-left:9pt;mso-wrap-distance-top:0;mso-wrap-distance-right:9pt;mso-wrap-distance-bottom:0;mso-position-horizontal:center;mso-position-horizontal-relative:margin;mso-position-vertical-relative:page;mso-width-percent:1000;mso-height-percent:0;mso-top-percent:850;mso-width-relative:margin;mso-height-relative:margin;v-text-anchor:bottom" o:gfxdata="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" filled="f" stroked="f" strokeweight=".5pt">
+                    <v:textbox style="mso-fit-shape-to-text:t" inset="0,0,0,0">
+                      <w:txbxContent>
+                        <w:sdt>
+                          <w:sdtPr>
+                            <w:rPr>
+                              <w:caps/>
+                              <w:color w:val="156082" w:themeColor="accent1"/>
+                              <w:sz w:val="28"/>
+                              <w:szCs w:val="28"/>
+                            </w:rPr>
+                            <w:alias w:val="Date"/>
+                            <w:tag w:val=""/>
+                            <w:id w:val="197127006"/>
+                            <w:showingPlcHdr/>
+                            <w:dataBinding w:prefixMappings="xmlns:ns0='http://schemas.microsoft.com/office/2006/coverPageProps' " w:xpath="/ns0:CoverPageProperties[1]/ns0:PublishDate[1]" w:storeItemID="{55AF091B-3C7A-41E3-B477-F2FDAA23CFDA}"/>
+                            <w:date>
+                              <w:dateFormat w:val="MMMM d, yyyy"/>
+                              <w:lid w:val="en-US"/>
+                              <w:storeMappedDataAs w:val="dateTime"/>
+                              <w:calendar w:val="gregorian"/>
+                            </w:date>
+                          </w:sdtPr>
+                          <w:sdtContent>
+                            <w:p>
+                              <w:pPr>
+                                <w:pStyle w:val="NoSpacing"/>
+                                <w:spacing w:after="40"/>
+                                <w:jc w:val="center"/>
+                                <w:rPr>
+                                  <w:caps/>
+                                  <w:color w:val="156082" w:themeColor="accent1"/>
+                                  <w:sz w:val="28"/>
+                                  <w:szCs w:val="28"/>
+                                </w:rPr>
+                              </w:pPr>
+                              <w:r>
+                                <w:rPr>
+                                  <w:caps/>
+                                  <w:color w:val="156082" w:themeColor="accent1"/>
+                                  <w:sz w:val="28"/>
+                                  <w:szCs w:val="28"/>
+                                </w:rPr>
+                                <w:t>[Date]</w:t>
+                              </w:r>
+                            </w:p>
+                          </w:sdtContent>
+                        </w:sdt>
+                        <w:p>
+                          <w:pPr>
+                            <w:pStyle w:val="NoSpacing"/>
+                            <w:jc w:val="center"/>
+                            <w:rPr>
+                              <w:color w:val="156082" w:themeColor="accent1"/>
+                            </w:rPr>
+                          </w:pPr>
+                          <w:sdt>
+                            <w:sdtPr>
+                              <w:rPr>
+                                <w:caps/>
+                                <w:color w:val="156082" w:themeColor="accent1"/>
+                              </w:rPr>
+                              <w:alias w:val="Company"/>
+                              <w:tag w:val=""/>
+                              <w:id w:val="1390145197"/>
+                              <w:showingPlcHdr/>
+                              <w:dataBinding w:prefixMappings="xmlns:ns0='http://schemas.openxmlformats.org/officeDocument/2006/extended-properties' " w:xpath="/ns0:Properties[1]/ns0:Company[1]" w:storeItemID="{6668398D-A668-4E3E-A5EB-62B293D839F1}"/>
+                              <w:text/>
+                            </w:sdtPr>
+                            <w:sdtContent>
+                              <w:r>
+                                <w:rPr>
+                                  <w:caps/>
+                                  <w:color w:val="156082" w:themeColor="accent1"/>
+                                </w:rPr>
+                                <w:t>[Company name]</w:t>
+                              </w:r>
+                            </w:sdtContent>
+                          </w:sdt>
+                        </w:p>
+                        <w:p>
+                          <w:pPr>
+                            <w:pStyle w:val="NoSpacing"/>
+                            <w:jc w:val="center"/>
+                            <w:rPr>
+                              <w:color w:val="156082" w:themeColor="accent1"/>
+                            </w:rPr>
+                          </w:pPr>
+                          <w:sdt>
+                            <w:sdtPr>
+                              <w:rPr>
+                                <w:color w:val="156082" w:themeColor="accent1"/>
+                              </w:rPr>
+                              <w:alias w:val="Address"/>
+                              <w:tag w:val=""/>
+                              <w:id w:val="-726379553"/>
+                              <w:showingPlcHdr/>
+                              <w:dataBinding w:prefixMappings="xmlns:ns0='http://schemas.microsoft.com/office/2006/coverPageProps' " w:xpath="/ns0:CoverPageProperties[1]/ns0:CompanyAddress[1]" w:storeItemID="{55AF091B-3C7A-41E3-B477-F2FDAA23CFDA}"/>
+                              <w:text/>
+                            </w:sdtPr>
+                            <w:sdtContent>
+                              <w:r>
+                                <w:rPr>
+                                  <w:color w:val="156082" w:themeColor="accent1"/>
+                                </w:rPr>
+                                <w:t>[Company address]</w:t>
+                              </w:r>
+                            </w:sdtContent>
+                          </w:sdt>
+                        </w:p>
+                      </w:txbxContent>
+                    </v:textbox>
+                    <w10:wrap anchorx="margin" anchory="page"/>
+                  </v:shape>
+                </w:pict>
+              </mc:Fallback>
+            </mc:AlternateContent>
+          </w:r>
+          <w:r>
+            <w:rPr>
+              <w:rFonts w:ascii="Calibri" w:eastAsia="Calibri" w:hAnsi="Calibri" w:cs="Calibri"/>
+              <w:color w:val="444444"/>
+              <w:kern w:val="0"/>
+              <w:sz w:val="32"/>
+              <w:szCs w:val="32"/>
+              <w14:ligatures w14:val="none"/>
+            </w:rPr>
+            <w:t>Jahshua Grant</w:t>
+          </w:r>
+        </w:p>
+        <w:p>
+          <w:r>
+            <w:br w:type="page"/>
+          </w:r>
+        </w:p>
+      </w:sdtContent>
+    </w:sdt>
+    <w:p>
+      <w:r>
+        <w:lastRenderedPageBreak/>
         <w:t>Project Overview</w:t>
       </w:r>
+      <w:r>
+        <w:t>:</w:t>
+      </w:r>
     </w:p>
     <w:p>
       <w:pPr>
@@ -47,6 +543,9 @@
       <w:r>
         <w:t>Goals</w:t>
       </w:r>
+      <w:r>
+        <w:t>:</w:t>
+      </w:r>
     </w:p>
     <w:p>
       <w:pPr>
@@ -101,399 +600,10 @@
     </w:p>
     <w:p>
       <w:r>
-        <w:t>1. Introduction</w:t>
-      </w:r>
-    </w:p>
-    <w:p>
-      <w:pPr>
-        <w:pStyle w:val="ListParagraph"/>
-        <w:numPr>
-          <w:ilvl w:val="1"/>
-          <w:numId w:val="34"/>
-        </w:numPr>
-      </w:pPr>
-      <w:r>
-        <w:t>Purpose</w:t>
-      </w:r>
-      <w:r>
-        <w:t xml:space="preserve"> </w:t>
-      </w:r>
-    </w:p>
-    <w:p>
-      <w:pPr>
-        <w:ind w:left="360"/>
-      </w:pPr>
-      <w:r>
-        <w:t>This document lays out what the Smart Parking Platform needs to do. It's here to guide how we design, build, and test the app. It's still a draft, and we'll keep adding to it as the semester goes on and we learn more from stakeholders.</w:t>
-      </w:r>
-    </w:p>
-    <w:p>
-      <w:pPr>
-        <w:pStyle w:val="ListParagraph"/>
-        <w:numPr>
-          <w:ilvl w:val="1"/>
-          <w:numId w:val="34"/>
-        </w:numPr>
-      </w:pPr>
-      <w:r>
-        <w:t>Scope</w:t>
-      </w:r>
-    </w:p>
-    <w:p>
-      <w:pPr>
-        <w:ind w:left="720"/>
-      </w:pPr>
-      <w:r>
-        <w:t>In-Scope</w:t>
-      </w:r>
-    </w:p>
-    <w:p>
-      <w:pPr>
-        <w:ind w:left="720" w:firstLine="360"/>
-      </w:pPr>
-      <w:r>
-        <w:t>Signing up and logging in</w:t>
-      </w:r>
-    </w:p>
-    <w:p>
-      <w:pPr>
-        <w:pStyle w:val="ListParagraph"/>
-        <w:numPr>
-          <w:ilvl w:val="0"/>
-          <w:numId w:val="5"/>
-        </w:numPr>
-        <w:ind w:left="1440"/>
-      </w:pPr>
-      <w:r>
-        <w:t>Seeing real-time parking availability on a map</w:t>
-      </w:r>
-    </w:p>
-    <w:p>
-      <w:pPr>
-        <w:pStyle w:val="ListParagraph"/>
-        <w:numPr>
-          <w:ilvl w:val="0"/>
-          <w:numId w:val="5"/>
-        </w:numPr>
-        <w:ind w:left="1440"/>
-      </w:pPr>
-      <w:r>
-        <w:t>Reserving a spot and paying for it in the app</w:t>
-      </w:r>
-    </w:p>
-    <w:p>
-      <w:pPr>
-        <w:pStyle w:val="ListParagraph"/>
-        <w:numPr>
-          <w:ilvl w:val="0"/>
-          <w:numId w:val="5"/>
-        </w:numPr>
-        <w:ind w:left="1440"/>
-      </w:pPr>
-      <w:r>
-        <w:t>Reservation history, receipts, and notifications</w:t>
-      </w:r>
-    </w:p>
-    <w:p>
-      <w:pPr>
-        <w:pStyle w:val="ListParagraph"/>
-        <w:numPr>
-          <w:ilvl w:val="0"/>
-          <w:numId w:val="5"/>
-        </w:numPr>
-        <w:ind w:left="1440"/>
-      </w:pPr>
-      <w:r>
-        <w:t>A dashboard for operators to manage pricing and see occupancy reports</w:t>
-      </w:r>
-    </w:p>
-    <w:p>
-      <w:pPr>
-        <w:pStyle w:val="ListParagraph"/>
-        <w:numPr>
-          <w:ilvl w:val="0"/>
-          <w:numId w:val="5"/>
-        </w:numPr>
-        <w:ind w:left="1440"/>
-      </w:pPr>
-      <w:r>
-        <w:t>Hooking into outside mapping/navigation apps</w:t>
-      </w:r>
-    </w:p>
-    <w:p>
-      <w:pPr>
-        <w:ind w:left="720"/>
-      </w:pPr>
-    </w:p>
-    <w:p>
-      <w:pPr>
-        <w:ind w:left="720"/>
-      </w:pPr>
-      <w:r>
-        <w:lastRenderedPageBreak/>
-        <w:t>Out-of-Scope</w:t>
-      </w:r>
-    </w:p>
-    <w:p>
-      <w:pPr>
-        <w:pStyle w:val="ListParagraph"/>
-        <w:numPr>
-          <w:ilvl w:val="0"/>
-          <w:numId w:val="6"/>
-        </w:numPr>
-        <w:ind w:left="1440"/>
-      </w:pPr>
-      <w:r>
-        <w:t>B</w:t>
-      </w:r>
-      <w:r>
-        <w:t>uilding or installing parking gates or sensors</w:t>
-      </w:r>
-    </w:p>
-    <w:p>
-      <w:pPr>
-        <w:pStyle w:val="ListParagraph"/>
-        <w:numPr>
-          <w:ilvl w:val="0"/>
-          <w:numId w:val="6"/>
-        </w:numPr>
-        <w:ind w:left="1440"/>
-      </w:pPr>
-      <w:r>
-        <w:t>Self-driving or robotic parking/retrieval systems</w:t>
-      </w:r>
-    </w:p>
-    <w:p>
-      <w:pPr>
-        <w:pStyle w:val="ListParagraph"/>
-        <w:numPr>
-          <w:ilvl w:val="0"/>
-          <w:numId w:val="6"/>
-        </w:numPr>
-        <w:ind w:left="1440"/>
-      </w:pPr>
-      <w:r>
-        <w:t>EV charging management inside the app</w:t>
-      </w:r>
-    </w:p>
-    <w:p>
-      <w:pPr>
-        <w:pStyle w:val="ListParagraph"/>
-        <w:numPr>
-          <w:ilvl w:val="0"/>
-          <w:numId w:val="6"/>
-        </w:numPr>
-        <w:ind w:left="1440"/>
-      </w:pPr>
-      <w:r>
-        <w:t>Supporting cities outside the one we're piloting in</w:t>
-      </w:r>
-      <w:r>
-        <w:br/>
-      </w:r>
-    </w:p>
-    <w:p>
-      <w:r>
-        <w:t>2. Overall Description</w:t>
-      </w:r>
-    </w:p>
-    <w:p>
-      <w:r>
-        <w:t>2.1 Users</w:t>
-      </w:r>
-    </w:p>
-    <w:p>
-      <w:pPr>
-        <w:pStyle w:val="ListParagraph"/>
-        <w:numPr>
-          <w:ilvl w:val="0"/>
-          <w:numId w:val="7"/>
-        </w:numPr>
-      </w:pPr>
-      <w:r>
-        <w:t>Drivers / vehicle owners</w:t>
-      </w:r>
-    </w:p>
-    <w:p>
-      <w:pPr>
-        <w:pStyle w:val="ListParagraph"/>
-        <w:numPr>
-          <w:ilvl w:val="0"/>
-          <w:numId w:val="7"/>
-        </w:numPr>
-      </w:pPr>
-      <w:r>
-        <w:t>Parking garage/lot operators</w:t>
-      </w:r>
-    </w:p>
-    <w:p>
-      <w:pPr>
-        <w:pStyle w:val="ListParagraph"/>
-        <w:numPr>
-          <w:ilvl w:val="0"/>
-          <w:numId w:val="7"/>
-        </w:numPr>
-      </w:pPr>
-      <w:r>
-        <w:t>System administrators</w:t>
-      </w:r>
-    </w:p>
-    <w:p>
-      <w:pPr>
-        <w:pStyle w:val="ListParagraph"/>
-        <w:numPr>
-          <w:ilvl w:val="0"/>
-          <w:numId w:val="7"/>
-        </w:numPr>
-      </w:pPr>
-      <w:r>
-        <w:t>Finance and billing staff</w:t>
-      </w:r>
-    </w:p>
-    <w:p>
-      <w:pPr>
-        <w:pStyle w:val="ListParagraph"/>
-        <w:numPr>
-          <w:ilvl w:val="0"/>
-          <w:numId w:val="7"/>
-        </w:numPr>
-      </w:pPr>
-      <w:r>
-        <w:t>Outside payment and mapping/navigation services (not human users, but the app talks to them)</w:t>
-      </w:r>
-      <w:r>
-        <w:br/>
-      </w:r>
-    </w:p>
-    <w:p>
-      <w:r>
-        <w:t>2.2 System Environment</w:t>
-      </w:r>
-    </w:p>
-    <w:p>
-      <w:r>
-        <w:t>The platform is an iOS app, an Android app, and a website that all talk to the same cloud backend. Operators get their own dashboard through the website. The app connects to outside mapping/navigation services and payment processors, and to each garage's occupancy sensors or ticketing system when they have one.</w:t>
-      </w:r>
-      <w:r>
-        <w:br/>
-      </w:r>
-    </w:p>
-    <w:p>
-      <w:r>
-        <w:t>2.3 Constraints</w:t>
-      </w:r>
-    </w:p>
-    <w:p>
-      <w:pPr>
-        <w:pStyle w:val="ListParagraph"/>
-        <w:numPr>
-          <w:ilvl w:val="0"/>
-          <w:numId w:val="8"/>
-        </w:numPr>
-      </w:pPr>
-      <w:r>
-        <w:t>We're assuming an unlimited budget for this project (it's fictional, so why not)</w:t>
-      </w:r>
-    </w:p>
-    <w:p>
-      <w:pPr>
-        <w:pStyle w:val="ListParagraph"/>
-        <w:numPr>
-          <w:ilvl w:val="0"/>
-          <w:numId w:val="8"/>
-        </w:numPr>
-      </w:pPr>
-      <w:r>
-        <w:t>A fixed semester-length timeline</w:t>
-      </w:r>
-    </w:p>
-    <w:p>
-      <w:pPr>
-        <w:pStyle w:val="ListParagraph"/>
-        <w:numPr>
-          <w:ilvl w:val="0"/>
-          <w:numId w:val="8"/>
-        </w:numPr>
-      </w:pPr>
-      <w:r>
-        <w:t>We're relying on outside services and APIs for things like maps and payments</w:t>
-      </w:r>
-    </w:p>
-    <w:p>
-      <w:pPr>
-        <w:pStyle w:val="ListParagraph"/>
-        <w:numPr>
-          <w:ilvl w:val="0"/>
-          <w:numId w:val="8"/>
-        </w:numPr>
-      </w:pPr>
-      <w:r>
-        <w:t>Has to follow security/privacy rules and city parking laws</w:t>
-      </w:r>
-      <w:r>
-        <w:br/>
-      </w:r>
-    </w:p>
-    <w:p>
-      <w:r>
-        <w:t>2.4 Assumptions</w:t>
-      </w:r>
-    </w:p>
-    <w:p>
-      <w:pPr>
-        <w:pStyle w:val="ListParagraph"/>
-        <w:numPr>
-          <w:ilvl w:val="0"/>
-          <w:numId w:val="9"/>
-        </w:numPr>
-      </w:pPr>
-      <w:r>
-        <w:t>Garages we work with can give us a live feed of how full they are, through an API.</w:t>
-      </w:r>
-    </w:p>
-    <w:p>
-      <w:pPr>
-        <w:pStyle w:val="ListParagraph"/>
-        <w:numPr>
-          <w:ilvl w:val="0"/>
-          <w:numId w:val="9"/>
-        </w:numPr>
-      </w:pPr>
-      <w:r>
-        <w:t>There's a payment processor available that handles the security/compliance side of taking payments.</w:t>
-      </w:r>
-    </w:p>
-    <w:p>
-      <w:pPr>
-        <w:pStyle w:val="ListParagraph"/>
-        <w:numPr>
-          <w:ilvl w:val="0"/>
-          <w:numId w:val="9"/>
-        </w:numPr>
-      </w:pPr>
-      <w:r>
-        <w:t>There's a mapping/navigation service available for showing maps and giving directions.</w:t>
-      </w:r>
-    </w:p>
-    <w:p>
-      <w:pPr>
-        <w:pStyle w:val="ListParagraph"/>
-        <w:numPr>
-          <w:ilvl w:val="0"/>
-          <w:numId w:val="9"/>
-        </w:numPr>
-      </w:pPr>
-      <w:r>
-        <w:lastRenderedPageBreak/>
-        <w:t>The city will give us the parking rules and zone info we need.</w:t>
-      </w:r>
-      <w:r>
-        <w:br/>
-      </w:r>
-    </w:p>
-    <w:p>
-      <w:r>
-        <w:t>3. Competitive Landscape and Research</w:t>
+        <w:t>Research</w:t>
+      </w:r>
+      <w:r>
+        <w:t>:</w:t>
       </w:r>
     </w:p>
     <w:tbl>
@@ -647,7 +757,11 @@
           </w:tcPr>
           <w:p>
             <w:r>
-              <w:t>Good for booking garage/lot spots near venues and airports, with discounts up to 50% and an easy booking flow.</w:t>
+              <w:t xml:space="preserve">Good for booking garage/lot spots near venues and airports, with </w:t>
+            </w:r>
+            <w:r>
+              <w:lastRenderedPageBreak/>
+              <w:t>discounts up to 50% and an easy booking flow.</w:t>
             </w:r>
           </w:p>
         </w:tc>
@@ -657,6 +771,7 @@
           </w:tcPr>
           <w:p>
             <w:r>
+              <w:lastRenderedPageBreak/>
               <w:t xml:space="preserve">Doesn't have as many locations as </w:t>
             </w:r>
             <w:proofErr w:type="spellStart"/>
@@ -665,7 +780,11 @@
             </w:r>
             <w:proofErr w:type="spellEnd"/>
             <w:r>
-              <w:t>, and sometimes garages don't recognize the reservation when you actually show up. Refunds can take 10-15 business days.</w:t>
+              <w:t xml:space="preserve">, and sometimes garages </w:t>
+            </w:r>
+            <w:r>
+              <w:lastRenderedPageBreak/>
+              <w:t>don't recognize the reservation when you actually show up. Refunds can take 10-15 business days.</w:t>
             </w:r>
           </w:p>
         </w:tc>
@@ -678,6 +797,7 @@
           <w:p>
             <w:proofErr w:type="spellStart"/>
             <w:r>
+              <w:lastRenderedPageBreak/>
               <w:t>PayByPhone</w:t>
             </w:r>
             <w:proofErr w:type="spellEnd"/>
@@ -740,9 +860,490 @@
     <w:p/>
     <w:p>
       <w:r>
+        <w:t>What makes us different:</w:t>
+      </w:r>
+    </w:p>
+    <w:p>
+      <w:pPr>
+        <w:numPr>
+          <w:ilvl w:val="0"/>
+          <w:numId w:val="37"/>
+        </w:numPr>
+      </w:pPr>
+      <w:r>
+        <w:t>Combine street parking and garage reservations into one app instead of making people juggle two or three different ones.</w:t>
+      </w:r>
+    </w:p>
+    <w:p>
+      <w:pPr>
+        <w:numPr>
+          <w:ilvl w:val="0"/>
+          <w:numId w:val="37"/>
+        </w:numPr>
+      </w:pPr>
+      <w:r>
+        <w:t xml:space="preserve">Keep the app and the actual gate in sync so reservations and access codes just work, since this is a common complaint with </w:t>
+      </w:r>
+      <w:proofErr w:type="spellStart"/>
+      <w:r>
+        <w:t>SpotHero</w:t>
+      </w:r>
+      <w:proofErr w:type="spellEnd"/>
+      <w:r>
+        <w:t xml:space="preserve"> and </w:t>
+      </w:r>
+      <w:proofErr w:type="spellStart"/>
+      <w:r>
+        <w:t>ParkWhiz</w:t>
+      </w:r>
+      <w:proofErr w:type="spellEnd"/>
+      <w:r>
+        <w:t>.</w:t>
+      </w:r>
+    </w:p>
+    <w:p>
+      <w:pPr>
+        <w:numPr>
+          <w:ilvl w:val="0"/>
+          <w:numId w:val="37"/>
+        </w:numPr>
+      </w:pPr>
+      <w:r>
+        <w:t>Lock in the price when someone books, so it doesn't jump up at checkout like people complain about with other apps.</w:t>
+      </w:r>
+    </w:p>
+    <w:p>
+      <w:pPr>
+        <w:numPr>
+          <w:ilvl w:val="0"/>
+          <w:numId w:val="37"/>
+        </w:numPr>
+      </w:pPr>
+      <w:r>
+        <w:t>Give garage operators real tools (occupancy stats, pricing controls, reports), since none of the apps we looked at really do that.</w:t>
+      </w:r>
+    </w:p>
+    <w:p>
+      <w:pPr>
+        <w:numPr>
+          <w:ilvl w:val="0"/>
+          <w:numId w:val="37"/>
+        </w:numPr>
+      </w:pPr>
+      <w:r>
+        <w:t>Let drivers report a problem straight to the operator in the app, instead of getting stuck in a support loop like with Passport Parking.</w:t>
+      </w:r>
+    </w:p>
+    <w:p/>
+    <w:p>
+      <w:r>
+        <w:t>1. Introduction</w:t>
+      </w:r>
+    </w:p>
+    <w:p>
+      <w:r>
+        <w:t xml:space="preserve">1.1 </w:t>
+      </w:r>
+      <w:r>
+        <w:t>Purpose</w:t>
+      </w:r>
+      <w:r>
+        <w:t xml:space="preserve"> </w:t>
+      </w:r>
+    </w:p>
+    <w:p>
+      <w:r>
+        <w:t>This document lays out what the Smart Parking Platform needs to do. It</w:t>
+      </w:r>
+      <w:r>
+        <w:t>’</w:t>
+      </w:r>
+      <w:r>
+        <w:t>s here to guide how we design, build, and test the app.</w:t>
+      </w:r>
+    </w:p>
+    <w:p>
+      <w:r>
+        <w:t xml:space="preserve">1.2 </w:t>
+      </w:r>
+      <w:r>
+        <w:t>Scope</w:t>
+      </w:r>
+    </w:p>
+    <w:p>
+      <w:pPr>
+        <w:ind w:left="720"/>
+      </w:pPr>
+      <w:r>
+        <w:t>In-Scope</w:t>
+      </w:r>
+    </w:p>
+    <w:p>
+      <w:pPr>
+        <w:ind w:left="720" w:firstLine="360"/>
+      </w:pPr>
+      <w:r>
+        <w:lastRenderedPageBreak/>
+        <w:t>Signing up and logging in</w:t>
+      </w:r>
+    </w:p>
+    <w:p>
+      <w:pPr>
+        <w:pStyle w:val="ListParagraph"/>
+        <w:numPr>
+          <w:ilvl w:val="0"/>
+          <w:numId w:val="5"/>
+        </w:numPr>
+        <w:ind w:left="1440"/>
+      </w:pPr>
+      <w:r>
+        <w:t>Seeing real-time parking availability on a map</w:t>
+      </w:r>
+    </w:p>
+    <w:p>
+      <w:pPr>
+        <w:pStyle w:val="ListParagraph"/>
+        <w:numPr>
+          <w:ilvl w:val="0"/>
+          <w:numId w:val="5"/>
+        </w:numPr>
+        <w:ind w:left="1440"/>
+      </w:pPr>
+      <w:r>
+        <w:t>Reserving a spot and paying for it in the app</w:t>
+      </w:r>
+    </w:p>
+    <w:p>
+      <w:pPr>
+        <w:pStyle w:val="ListParagraph"/>
+        <w:numPr>
+          <w:ilvl w:val="0"/>
+          <w:numId w:val="5"/>
+        </w:numPr>
+        <w:ind w:left="1440"/>
+      </w:pPr>
+      <w:r>
+        <w:t>Reservation history, receipts, and notifications</w:t>
+      </w:r>
+    </w:p>
+    <w:p>
+      <w:pPr>
+        <w:pStyle w:val="ListParagraph"/>
+        <w:numPr>
+          <w:ilvl w:val="0"/>
+          <w:numId w:val="5"/>
+        </w:numPr>
+        <w:ind w:left="1440"/>
+      </w:pPr>
+      <w:r>
+        <w:t>A dashboard for operators to manage pricing and see occupancy reports</w:t>
+      </w:r>
+    </w:p>
+    <w:p>
+      <w:pPr>
+        <w:pStyle w:val="ListParagraph"/>
+        <w:numPr>
+          <w:ilvl w:val="0"/>
+          <w:numId w:val="5"/>
+        </w:numPr>
+        <w:ind w:left="1440"/>
+      </w:pPr>
+      <w:r>
+        <w:t>Hooking into outside mapping/navigation apps</w:t>
+      </w:r>
+    </w:p>
+    <w:p>
+      <w:pPr>
+        <w:ind w:left="720"/>
+      </w:pPr>
+    </w:p>
+    <w:p>
+      <w:pPr>
+        <w:ind w:left="720"/>
+      </w:pPr>
+      <w:r>
+        <w:t>Out-of-Scope</w:t>
+      </w:r>
+    </w:p>
+    <w:p>
+      <w:pPr>
+        <w:pStyle w:val="ListParagraph"/>
+        <w:numPr>
+          <w:ilvl w:val="0"/>
+          <w:numId w:val="6"/>
+        </w:numPr>
+        <w:ind w:left="1440"/>
+      </w:pPr>
+      <w:r>
+        <w:t>B</w:t>
+      </w:r>
+      <w:r>
+        <w:t>uilding or installing parking gates or sensors</w:t>
+      </w:r>
+    </w:p>
+    <w:p>
+      <w:pPr>
+        <w:pStyle w:val="ListParagraph"/>
+        <w:numPr>
+          <w:ilvl w:val="0"/>
+          <w:numId w:val="6"/>
+        </w:numPr>
+        <w:ind w:left="1440"/>
+      </w:pPr>
+      <w:r>
+        <w:t>Self-driving or robotic parking/retrieval systems</w:t>
+      </w:r>
+    </w:p>
+    <w:p>
+      <w:pPr>
+        <w:pStyle w:val="ListParagraph"/>
+        <w:numPr>
+          <w:ilvl w:val="0"/>
+          <w:numId w:val="6"/>
+        </w:numPr>
+        <w:ind w:left="1440"/>
+      </w:pPr>
+      <w:r>
+        <w:t>EV charging management inside the app</w:t>
+      </w:r>
+    </w:p>
+    <w:p>
+      <w:pPr>
+        <w:pStyle w:val="ListParagraph"/>
+        <w:numPr>
+          <w:ilvl w:val="0"/>
+          <w:numId w:val="6"/>
+        </w:numPr>
+        <w:ind w:left="1440"/>
+      </w:pPr>
+      <w:r>
+        <w:t>Supporting cities outside the one we're piloting in</w:t>
+      </w:r>
+      <w:r>
+        <w:br/>
+      </w:r>
+    </w:p>
+    <w:p>
+      <w:r>
+        <w:t>2. Overall Description</w:t>
+      </w:r>
+    </w:p>
+    <w:p>
+      <w:r>
+        <w:t>2.1</w:t>
+      </w:r>
+      <w:r>
+        <w:t xml:space="preserve"> Users</w:t>
+      </w:r>
+    </w:p>
+    <w:p>
+      <w:pPr>
+        <w:pStyle w:val="ListParagraph"/>
+        <w:numPr>
+          <w:ilvl w:val="0"/>
+          <w:numId w:val="7"/>
+        </w:numPr>
+      </w:pPr>
+      <w:r>
+        <w:t>Drivers / vehicle owners</w:t>
+      </w:r>
+    </w:p>
+    <w:p>
+      <w:pPr>
+        <w:pStyle w:val="ListParagraph"/>
+        <w:numPr>
+          <w:ilvl w:val="0"/>
+          <w:numId w:val="7"/>
+        </w:numPr>
+      </w:pPr>
+      <w:r>
+        <w:t>Parking garage/lot operators</w:t>
+      </w:r>
+    </w:p>
+    <w:p>
+      <w:pPr>
+        <w:pStyle w:val="ListParagraph"/>
+        <w:numPr>
+          <w:ilvl w:val="0"/>
+          <w:numId w:val="7"/>
+        </w:numPr>
+      </w:pPr>
+      <w:r>
+        <w:t>System administrators</w:t>
+      </w:r>
+    </w:p>
+    <w:p>
+      <w:pPr>
+        <w:pStyle w:val="ListParagraph"/>
+        <w:numPr>
+          <w:ilvl w:val="0"/>
+          <w:numId w:val="7"/>
+        </w:numPr>
+      </w:pPr>
+      <w:r>
+        <w:t>Finance and billing staff</w:t>
+      </w:r>
+    </w:p>
+    <w:p>
+      <w:pPr>
+        <w:pStyle w:val="ListParagraph"/>
+        <w:numPr>
+          <w:ilvl w:val="0"/>
+          <w:numId w:val="7"/>
+        </w:numPr>
+      </w:pPr>
+      <w:r>
+        <w:t>Outside payment and mapping/navigation services (not human users, but the app talks to them)</w:t>
+      </w:r>
+      <w:r>
+        <w:br/>
+      </w:r>
+    </w:p>
+    <w:p>
+      <w:r>
+        <w:t>2.2 System Environment</w:t>
+      </w:r>
+    </w:p>
+    <w:p>
+      <w:r>
+        <w:t>The platform is an iOS app, an Android app, and a website that all talk to the same cloud backend. Operators get their own dashboard through the website. The app connects to outside mapping/navigation services and payment processors, and to each garage's occupancy sensors or ticketing system when they have one.</w:t>
+      </w:r>
+      <w:r>
+        <w:br/>
+      </w:r>
+    </w:p>
+    <w:p>
+      <w:r>
+        <w:t>2.3 Constraints</w:t>
+      </w:r>
+    </w:p>
+    <w:p>
+      <w:pPr>
+        <w:pStyle w:val="ListParagraph"/>
+        <w:numPr>
+          <w:ilvl w:val="0"/>
+          <w:numId w:val="8"/>
+        </w:numPr>
+      </w:pPr>
+      <w:r>
+        <w:t>We're assuming an unlimited budget for this project (it's fictional, so why not)</w:t>
+      </w:r>
+    </w:p>
+    <w:p>
+      <w:pPr>
+        <w:pStyle w:val="ListParagraph"/>
+        <w:numPr>
+          <w:ilvl w:val="0"/>
+          <w:numId w:val="8"/>
+        </w:numPr>
+      </w:pPr>
+      <w:r>
+        <w:t>A fixed semester-length timeline</w:t>
+      </w:r>
+    </w:p>
+    <w:p>
+      <w:pPr>
+        <w:pStyle w:val="ListParagraph"/>
+        <w:numPr>
+          <w:ilvl w:val="0"/>
+          <w:numId w:val="8"/>
+        </w:numPr>
+      </w:pPr>
+      <w:r>
+        <w:t>We're relying on outside services and APIs for things like maps and payments</w:t>
+      </w:r>
+    </w:p>
+    <w:p>
+      <w:pPr>
+        <w:pStyle w:val="ListParagraph"/>
+        <w:numPr>
+          <w:ilvl w:val="0"/>
+          <w:numId w:val="8"/>
+        </w:numPr>
+      </w:pPr>
+      <w:r>
+        <w:lastRenderedPageBreak/>
+        <w:t>Has to follow security/privacy rules and city parking laws</w:t>
+      </w:r>
+      <w:r>
+        <w:br/>
+      </w:r>
+    </w:p>
+    <w:p>
+      <w:r>
+        <w:t>2.4 Assumptions</w:t>
+      </w:r>
+    </w:p>
+    <w:p>
+      <w:pPr>
+        <w:pStyle w:val="ListParagraph"/>
+        <w:numPr>
+          <w:ilvl w:val="0"/>
+          <w:numId w:val="9"/>
+        </w:numPr>
+      </w:pPr>
+      <w:r>
+        <w:t>Garages we work with can give us a live feed of how full they are, through an API.</w:t>
+      </w:r>
+    </w:p>
+    <w:p>
+      <w:pPr>
+        <w:pStyle w:val="ListParagraph"/>
+        <w:numPr>
+          <w:ilvl w:val="0"/>
+          <w:numId w:val="9"/>
+        </w:numPr>
+      </w:pPr>
+      <w:r>
+        <w:t>There's a payment processor available that handles the security/compliance side of taking payments.</w:t>
+      </w:r>
+    </w:p>
+    <w:p>
+      <w:pPr>
+        <w:pStyle w:val="ListParagraph"/>
+        <w:numPr>
+          <w:ilvl w:val="0"/>
+          <w:numId w:val="9"/>
+        </w:numPr>
+      </w:pPr>
+      <w:r>
+        <w:t>There's a mapping/navigation service available for showing maps and giving directions.</w:t>
+      </w:r>
+    </w:p>
+    <w:p>
+      <w:pPr>
+        <w:pStyle w:val="ListParagraph"/>
+        <w:numPr>
+          <w:ilvl w:val="0"/>
+          <w:numId w:val="9"/>
+        </w:numPr>
+      </w:pPr>
+      <w:r>
+        <w:t>The city will give us the parking rules and zone info we need.</w:t>
+      </w:r>
+      <w:r>
+        <w:br/>
+      </w:r>
+    </w:p>
+    <w:p>
+      <w:pPr>
+        <w:rPr>
+          <w:b/>
+          <w:bCs/>
+        </w:rPr>
+      </w:pPr>
+      <w:r>
+        <w:rPr>
+          <w:b/>
+          <w:bCs/>
+        </w:rPr>
         <w:t>Use Cases</w:t>
       </w:r>
       <w:r>
+        <w:rPr>
+          <w:b/>
+          <w:bCs/>
+        </w:rPr>
         <w:t>:</w:t>
       </w:r>
     </w:p>
@@ -763,8 +1364,194 @@
         <w:ind w:left="720"/>
       </w:pPr>
       <w:r>
+        <w:t>Commuter: A commuter wants to find an open parking spot near their office before they even leave the house. They open the app, type in where they're headed, and the app shows them real-time open spots on a map so they can pick one before driving over.</w:t>
+      </w:r>
+    </w:p>
+    <w:p>
+      <w:pPr>
+        <w:ind w:left="720"/>
+      </w:pPr>
+      <w:r>
+        <w:t>Precondition: User is logged in and either has location on or types in a destination.</w:t>
+      </w:r>
+    </w:p>
+    <w:p>
+      <w:pPr>
+        <w:ind w:left="720"/>
+      </w:pPr>
+      <w:r>
+        <w:t>Steps:</w:t>
+      </w:r>
+    </w:p>
+    <w:p>
+      <w:pPr>
+        <w:pStyle w:val="ListParagraph"/>
+        <w:numPr>
+          <w:ilvl w:val="0"/>
+          <w:numId w:val="13"/>
+        </w:numPr>
+      </w:pPr>
+      <w:r>
+        <w:t>Users enter</w:t>
+      </w:r>
+      <w:r>
+        <w:t xml:space="preserve"> a destination or </w:t>
+      </w:r>
+      <w:proofErr w:type="gramStart"/>
+      <w:r>
+        <w:t>uses</w:t>
+      </w:r>
+      <w:proofErr w:type="gramEnd"/>
+      <w:r>
+        <w:t xml:space="preserve"> their current location.</w:t>
+      </w:r>
+    </w:p>
+    <w:p>
+      <w:pPr>
+        <w:pStyle w:val="ListParagraph"/>
+        <w:numPr>
+          <w:ilvl w:val="0"/>
+          <w:numId w:val="13"/>
+        </w:numPr>
+      </w:pPr>
+      <w:r>
+        <w:t>System checks nearby garages for real-time open spots.</w:t>
+      </w:r>
+    </w:p>
+    <w:p>
+      <w:pPr>
+        <w:pStyle w:val="ListParagraph"/>
+        <w:numPr>
+          <w:ilvl w:val="0"/>
+          <w:numId w:val="13"/>
+        </w:numPr>
+      </w:pPr>
+      <w:r>
+        <w:t>System shows a list and map of open spots with price and distance.</w:t>
+      </w:r>
+    </w:p>
+    <w:p>
+      <w:pPr>
+        <w:pStyle w:val="ListParagraph"/>
+        <w:numPr>
+          <w:ilvl w:val="0"/>
+          <w:numId w:val="13"/>
+        </w:numPr>
+      </w:pPr>
+      <w:r>
+        <w:t>User picks a spot and moves on to booking it.</w:t>
+      </w:r>
+      <w:r>
+        <w:br/>
+      </w:r>
+    </w:p>
+    <w:p>
+      <w:pPr>
+        <w:pStyle w:val="ListParagraph"/>
+        <w:numPr>
+          <w:ilvl w:val="0"/>
+          <w:numId w:val="11"/>
+        </w:numPr>
+      </w:pPr>
+      <w:r>
+        <w:t>Creating an Account</w:t>
+      </w:r>
+    </w:p>
+    <w:p>
+      <w:pPr>
+        <w:ind w:left="720"/>
+      </w:pPr>
+      <w:r>
+        <w:t>New User: A new driver downloads the app and wants to sign up so they can start reserving and paying for parking. They sign up with an email, verify it, and they're logged in right away.</w:t>
+      </w:r>
+    </w:p>
+    <w:p>
+      <w:pPr>
+        <w:ind w:left="720"/>
+      </w:pPr>
+      <w:r>
+        <w:t>Precondition: User doesn't have an account yet.</w:t>
+      </w:r>
+    </w:p>
+    <w:p>
+      <w:pPr>
+        <w:ind w:left="720"/>
+      </w:pPr>
+      <w:r>
+        <w:t>Steps:</w:t>
+      </w:r>
+    </w:p>
+    <w:p>
+      <w:pPr>
+        <w:pStyle w:val="ListParagraph"/>
+        <w:numPr>
+          <w:ilvl w:val="0"/>
+          <w:numId w:val="15"/>
+        </w:numPr>
+      </w:pPr>
+      <w:r>
+        <w:t xml:space="preserve">User taps "Create Account" and </w:t>
+      </w:r>
+      <w:r>
+        <w:t>enter</w:t>
+      </w:r>
+      <w:r>
+        <w:t xml:space="preserve"> their name, email/phone, and a password.</w:t>
+      </w:r>
+    </w:p>
+    <w:p>
+      <w:pPr>
+        <w:pStyle w:val="ListParagraph"/>
+        <w:numPr>
+          <w:ilvl w:val="0"/>
+          <w:numId w:val="15"/>
+        </w:numPr>
+      </w:pPr>
+      <w:r>
+        <w:t>System checks that email/phone isn't already used.</w:t>
+      </w:r>
+    </w:p>
+    <w:p>
+      <w:pPr>
+        <w:pStyle w:val="ListParagraph"/>
+        <w:numPr>
+          <w:ilvl w:val="0"/>
+          <w:numId w:val="15"/>
+        </w:numPr>
+      </w:pPr>
+      <w:r>
+        <w:t>System sends a verification code.</w:t>
+      </w:r>
+    </w:p>
+    <w:p>
+      <w:pPr>
+        <w:pStyle w:val="ListParagraph"/>
+        <w:numPr>
+          <w:ilvl w:val="0"/>
+          <w:numId w:val="15"/>
+        </w:numPr>
+      </w:pPr>
+      <w:r>
         <w:lastRenderedPageBreak/>
-        <w:t>Commuter: A commuter wants to find an open parking spot near their office before they even leave the house. They open the app, type in where they're headed, and the app shows them real-time open spots on a map so they can pick one before driving over.</w:t>
+        <w:t>Users enter</w:t>
+      </w:r>
+      <w:r>
+        <w:t xml:space="preserve"> the code and their account is set up.</w:t>
+      </w:r>
+      <w:r>
+        <w:br/>
+      </w:r>
+    </w:p>
+    <w:p>
+      <w:pPr>
+        <w:pStyle w:val="ListParagraph"/>
+        <w:numPr>
+          <w:ilvl w:val="0"/>
+          <w:numId w:val="11"/>
+        </w:numPr>
+      </w:pPr>
+      <w:r>
+        <w:t>Logging In</w:t>
       </w:r>
     </w:p>
     <w:p>
@@ -772,7 +1559,7 @@
         <w:ind w:left="720"/>
       </w:pPr>
       <w:r>
-        <w:t>Precondition: User is logged in and either has location on or types in a destination.</w:t>
+        <w:t>Returning User: A returning driver opens the app and logs in with their saved login info so they can get to their reservations and payment methods.</w:t>
       </w:r>
     </w:p>
     <w:p>
@@ -780,6 +1567,14 @@
         <w:ind w:left="720"/>
       </w:pPr>
       <w:r>
+        <w:t>Precondition: User already has a verified account.</w:t>
+      </w:r>
+    </w:p>
+    <w:p>
+      <w:pPr>
+        <w:ind w:left="720"/>
+      </w:pPr>
+      <w:r>
         <w:t>Steps:</w:t>
       </w:r>
     </w:p>
@@ -788,58 +1583,141 @@
         <w:pStyle w:val="ListParagraph"/>
         <w:numPr>
           <w:ilvl w:val="0"/>
-          <w:numId w:val="13"/>
+          <w:numId w:val="16"/>
         </w:numPr>
       </w:pPr>
       <w:r>
         <w:t>Users enter</w:t>
       </w:r>
       <w:r>
-        <w:t xml:space="preserve"> a destination or </w:t>
+        <w:t xml:space="preserve"> their email/phone and password (or uses Face ID/fingerprint).</w:t>
+      </w:r>
+    </w:p>
+    <w:p>
+      <w:pPr>
+        <w:pStyle w:val="ListParagraph"/>
+        <w:numPr>
+          <w:ilvl w:val="0"/>
+          <w:numId w:val="16"/>
+        </w:numPr>
+      </w:pPr>
+      <w:r>
+        <w:t>System checks that the login info is correct.</w:t>
+      </w:r>
+    </w:p>
+    <w:p>
+      <w:pPr>
+        <w:pStyle w:val="ListParagraph"/>
+        <w:numPr>
+          <w:ilvl w:val="0"/>
+          <w:numId w:val="16"/>
+        </w:numPr>
+      </w:pPr>
+      <w:r>
+        <w:t>User is logged in and taken to the home screen.</w:t>
+      </w:r>
+      <w:r>
+        <w:br/>
+      </w:r>
+    </w:p>
+    <w:p>
+      <w:pPr>
+        <w:pStyle w:val="ListParagraph"/>
+        <w:numPr>
+          <w:ilvl w:val="0"/>
+          <w:numId w:val="11"/>
+        </w:numPr>
+      </w:pPr>
+      <w:r>
+        <w:t>Reserving a Parking Space</w:t>
+      </w:r>
+    </w:p>
+    <w:p>
+      <w:pPr>
+        <w:ind w:left="720"/>
+      </w:pPr>
+      <w:r>
+        <w:t>Commuter: After finding a spot, a driver wants to lock it in before somebody else grabs it. They pick their arrival time, pay ahead of time, and get a digital pass to get in.</w:t>
+      </w:r>
+    </w:p>
+    <w:p>
+      <w:pPr>
+        <w:ind w:left="720"/>
+      </w:pPr>
+      <w:r>
+        <w:t>Precondition: User picked a garage/lot with open spots and is logged in.</w:t>
+      </w:r>
+    </w:p>
+    <w:p>
+      <w:pPr>
+        <w:ind w:left="720"/>
+      </w:pPr>
+      <w:r>
+        <w:t>Steps:</w:t>
+      </w:r>
+    </w:p>
+    <w:p>
+      <w:pPr>
+        <w:pStyle w:val="ListParagraph"/>
+        <w:numPr>
+          <w:ilvl w:val="0"/>
+          <w:numId w:val="19"/>
+        </w:numPr>
+      </w:pPr>
+      <w:r>
+        <w:t xml:space="preserve">User picks </w:t>
       </w:r>
       <w:proofErr w:type="gramStart"/>
       <w:r>
-        <w:t>uses</w:t>
+        <w:t>an arrival</w:t>
       </w:r>
       <w:proofErr w:type="gramEnd"/>
       <w:r>
-        <w:t xml:space="preserve"> their current location.</w:t>
-      </w:r>
-    </w:p>
-    <w:p>
-      <w:pPr>
-        <w:pStyle w:val="ListParagraph"/>
-        <w:numPr>
-          <w:ilvl w:val="0"/>
-          <w:numId w:val="13"/>
-        </w:numPr>
-      </w:pPr>
-      <w:r>
-        <w:t>System checks nearby garages for real-time open spots.</w:t>
-      </w:r>
-    </w:p>
-    <w:p>
-      <w:pPr>
-        <w:pStyle w:val="ListParagraph"/>
-        <w:numPr>
-          <w:ilvl w:val="0"/>
-          <w:numId w:val="13"/>
-        </w:numPr>
-      </w:pPr>
-      <w:r>
-        <w:t>System shows a list and map of open spots with price and distance.</w:t>
-      </w:r>
-    </w:p>
-    <w:p>
-      <w:pPr>
-        <w:pStyle w:val="ListParagraph"/>
-        <w:numPr>
-          <w:ilvl w:val="0"/>
-          <w:numId w:val="13"/>
-        </w:numPr>
-      </w:pPr>
-      <w:r>
-        <w:t>User picks a spot and moves on to booking it.</w:t>
+        <w:t xml:space="preserve"> and departure time for the spot.</w:t>
+      </w:r>
+    </w:p>
+    <w:p>
+      <w:pPr>
+        <w:pStyle w:val="ListParagraph"/>
+        <w:numPr>
+          <w:ilvl w:val="0"/>
+          <w:numId w:val="19"/>
+        </w:numPr>
+      </w:pPr>
+      <w:r>
+        <w:t>System double-</w:t>
+      </w:r>
+      <w:proofErr w:type="gramStart"/>
+      <w:r>
+        <w:t>checks</w:t>
+      </w:r>
+      <w:proofErr w:type="gramEnd"/>
+      <w:r>
+        <w:t xml:space="preserve"> the spot is still open and shows the total price.</w:t>
+      </w:r>
+    </w:p>
+    <w:p>
+      <w:pPr>
+        <w:pStyle w:val="ListParagraph"/>
+        <w:numPr>
+          <w:ilvl w:val="0"/>
+          <w:numId w:val="19"/>
+        </w:numPr>
+      </w:pPr>
+      <w:r>
+        <w:t>User confirms and pays with a saved card.</w:t>
+      </w:r>
+    </w:p>
+    <w:p>
+      <w:pPr>
+        <w:pStyle w:val="ListParagraph"/>
+        <w:numPr>
+          <w:ilvl w:val="0"/>
+          <w:numId w:val="19"/>
+        </w:numPr>
+      </w:pPr>
+      <w:r>
+        <w:t>System sends a digital pass (QR code or access code) and saves the reservation to the user's account.</w:t>
       </w:r>
       <w:r>
         <w:br/>
@@ -854,7 +1732,7 @@
         </w:numPr>
       </w:pPr>
       <w:r>
-        <w:t>Creating an Account</w:t>
+        <w:t>Cancelling a Reservation</w:t>
       </w:r>
     </w:p>
     <w:p>
@@ -862,7 +1740,7 @@
         <w:ind w:left="720"/>
       </w:pPr>
       <w:r>
-        <w:t>New User: A new driver downloads the app and wants to sign up so they can start reserving and paying for parking. They sign up with an email, verify it, and they're logged in right away.</w:t>
+        <w:t>Commuter: A driver's plans change and they don't need their spot anymore, so they cancel it and expect a refund if it's still within the cancellation window.</w:t>
       </w:r>
     </w:p>
     <w:p>
@@ -870,7 +1748,7 @@
         <w:ind w:left="720"/>
       </w:pPr>
       <w:r>
-        <w:t>Precondition: User doesn't have an account yet.</w:t>
+        <w:t>Precondition: User has an upcoming reservation that hasn't started yet.</w:t>
       </w:r>
     </w:p>
     <w:p>
@@ -886,56 +1764,48 @@
         <w:pStyle w:val="ListParagraph"/>
         <w:numPr>
           <w:ilvl w:val="0"/>
-          <w:numId w:val="15"/>
-        </w:numPr>
-      </w:pPr>
-      <w:r>
-        <w:t xml:space="preserve">User taps "Create Account" and </w:t>
-      </w:r>
-      <w:r>
-        <w:t>enter</w:t>
-      </w:r>
-      <w:r>
-        <w:t xml:space="preserve"> their name, email/phone, and a password.</w:t>
-      </w:r>
-    </w:p>
-    <w:p>
-      <w:pPr>
-        <w:pStyle w:val="ListParagraph"/>
-        <w:numPr>
-          <w:ilvl w:val="0"/>
-          <w:numId w:val="15"/>
-        </w:numPr>
-      </w:pPr>
-      <w:r>
-        <w:t>System checks that email/phone isn't already used.</w:t>
-      </w:r>
-    </w:p>
-    <w:p>
-      <w:pPr>
-        <w:pStyle w:val="ListParagraph"/>
-        <w:numPr>
-          <w:ilvl w:val="0"/>
-          <w:numId w:val="15"/>
-        </w:numPr>
-      </w:pPr>
-      <w:r>
-        <w:t>System sends a verification code.</w:t>
-      </w:r>
-    </w:p>
-    <w:p>
-      <w:pPr>
-        <w:pStyle w:val="ListParagraph"/>
-        <w:numPr>
-          <w:ilvl w:val="0"/>
-          <w:numId w:val="15"/>
-        </w:numPr>
-      </w:pPr>
-      <w:r>
-        <w:t>Users enter</w:t>
-      </w:r>
-      <w:r>
-        <w:t xml:space="preserve"> the code and their account is set up.</w:t>
+          <w:numId w:val="21"/>
+        </w:numPr>
+      </w:pPr>
+      <w:r>
+        <w:t>User goes to "My Reservations" and picks the one to cancel.</w:t>
+      </w:r>
+    </w:p>
+    <w:p>
+      <w:pPr>
+        <w:pStyle w:val="ListParagraph"/>
+        <w:numPr>
+          <w:ilvl w:val="0"/>
+          <w:numId w:val="21"/>
+        </w:numPr>
+      </w:pPr>
+      <w:r>
+        <w:t>System shows the cancellation policy and how much of a refund (if any) they'll get.</w:t>
+      </w:r>
+    </w:p>
+    <w:p>
+      <w:pPr>
+        <w:pStyle w:val="ListParagraph"/>
+        <w:numPr>
+          <w:ilvl w:val="0"/>
+          <w:numId w:val="21"/>
+        </w:numPr>
+      </w:pPr>
+      <w:r>
+        <w:t>User confirms the cancellation.</w:t>
+      </w:r>
+    </w:p>
+    <w:p>
+      <w:pPr>
+        <w:pStyle w:val="ListParagraph"/>
+        <w:numPr>
+          <w:ilvl w:val="0"/>
+          <w:numId w:val="21"/>
+        </w:numPr>
+      </w:pPr>
+      <w:r>
+        <w:lastRenderedPageBreak/>
+        <w:t>System frees up the spot, updates the reservation status, and processes the refund if there is one.</w:t>
       </w:r>
       <w:r>
         <w:br/>
@@ -950,7 +1820,7 @@
         </w:numPr>
       </w:pPr>
       <w:r>
-        <w:t>Logging In</w:t>
+        <w:t>Paying for Parking</w:t>
       </w:r>
     </w:p>
     <w:p>
@@ -958,7 +1828,7 @@
         <w:ind w:left="720"/>
       </w:pPr>
       <w:r>
-        <w:t>Returning User: A returning driver opens the app and logs in with their saved login info so they can get to their reservations and payment methods.</w:t>
+        <w:t>Commuter: A driver pays for a reservation or a walk-up session right in the app with a saved card, so they don't need cash or a ticket machine.</w:t>
       </w:r>
     </w:p>
     <w:p>
@@ -966,7 +1836,15 @@
         <w:ind w:left="720"/>
       </w:pPr>
       <w:r>
-        <w:t>Precondition: User already has a verified account.</w:t>
+        <w:t xml:space="preserve">Precondition: User has a card </w:t>
+      </w:r>
+      <w:proofErr w:type="gramStart"/>
+      <w:r>
+        <w:t>saved, or</w:t>
+      </w:r>
+      <w:proofErr w:type="gramEnd"/>
+      <w:r>
+        <w:t xml:space="preserve"> adds one at checkout.</w:t>
       </w:r>
     </w:p>
     <w:p>
@@ -982,38 +1860,52 @@
         <w:pStyle w:val="ListParagraph"/>
         <w:numPr>
           <w:ilvl w:val="0"/>
-          <w:numId w:val="16"/>
-        </w:numPr>
-      </w:pPr>
-      <w:r>
-        <w:t>Users enter</w:t>
-      </w:r>
-      <w:r>
-        <w:t xml:space="preserve"> their email/phone and password (or uses Face ID/fingerprint).</w:t>
-      </w:r>
-    </w:p>
-    <w:p>
-      <w:pPr>
-        <w:pStyle w:val="ListParagraph"/>
-        <w:numPr>
-          <w:ilvl w:val="0"/>
-          <w:numId w:val="16"/>
-        </w:numPr>
-      </w:pPr>
-      <w:r>
-        <w:t>System checks that the login info is correct.</w:t>
-      </w:r>
-    </w:p>
-    <w:p>
-      <w:pPr>
-        <w:pStyle w:val="ListParagraph"/>
-        <w:numPr>
-          <w:ilvl w:val="0"/>
-          <w:numId w:val="16"/>
-        </w:numPr>
-      </w:pPr>
-      <w:r>
-        <w:t>User is logged in and taken to the home screen.</w:t>
+          <w:numId w:val="32"/>
+        </w:numPr>
+      </w:pPr>
+      <w:proofErr w:type="gramStart"/>
+      <w:r>
+        <w:t>User confirms</w:t>
+      </w:r>
+      <w:proofErr w:type="gramEnd"/>
+      <w:r>
+        <w:t xml:space="preserve"> how much they owe at checkout.</w:t>
+      </w:r>
+    </w:p>
+    <w:p>
+      <w:pPr>
+        <w:pStyle w:val="ListParagraph"/>
+        <w:numPr>
+          <w:ilvl w:val="0"/>
+          <w:numId w:val="32"/>
+        </w:numPr>
+      </w:pPr>
+      <w:r>
+        <w:t>System sends the charge to the payment processor.</w:t>
+      </w:r>
+    </w:p>
+    <w:p>
+      <w:pPr>
+        <w:pStyle w:val="ListParagraph"/>
+        <w:numPr>
+          <w:ilvl w:val="0"/>
+          <w:numId w:val="32"/>
+        </w:numPr>
+      </w:pPr>
+      <w:r>
+        <w:t>Payment processor approves the charge.</w:t>
+      </w:r>
+    </w:p>
+    <w:p>
+      <w:pPr>
+        <w:pStyle w:val="ListParagraph"/>
+        <w:numPr>
+          <w:ilvl w:val="0"/>
+          <w:numId w:val="32"/>
+        </w:numPr>
+      </w:pPr>
+      <w:r>
+        <w:t>System saves the transaction and creates a receipt.</w:t>
       </w:r>
       <w:r>
         <w:br/>
@@ -1028,7 +1920,7 @@
         </w:numPr>
       </w:pPr>
       <w:r>
-        <w:t>Reserving a Parking Space</w:t>
+        <w:t>Viewing Reservation History and Receipts</w:t>
       </w:r>
     </w:p>
     <w:p>
@@ -1036,8 +1928,171 @@
         <w:ind w:left="720"/>
       </w:pPr>
       <w:r>
+        <w:t>Frequent User: A driver who parks a lot wants to look back at past reservations and grab receipts, maybe to get reimbursed for work.</w:t>
+      </w:r>
+    </w:p>
+    <w:p>
+      <w:pPr>
+        <w:ind w:left="720"/>
+      </w:pPr>
+      <w:r>
+        <w:t>Precondition: User is logged in and has at least one past reservation.</w:t>
+      </w:r>
+    </w:p>
+    <w:p>
+      <w:pPr>
+        <w:ind w:left="720"/>
+      </w:pPr>
+      <w:r>
+        <w:t>Steps:</w:t>
+      </w:r>
+    </w:p>
+    <w:p>
+      <w:pPr>
+        <w:pStyle w:val="ListParagraph"/>
+        <w:numPr>
+          <w:ilvl w:val="0"/>
+          <w:numId w:val="31"/>
+        </w:numPr>
+      </w:pPr>
+      <w:proofErr w:type="gramStart"/>
+      <w:r>
+        <w:t>User</w:t>
+      </w:r>
+      <w:proofErr w:type="gramEnd"/>
+      <w:r>
+        <w:t xml:space="preserve"> </w:t>
+      </w:r>
+      <w:proofErr w:type="gramStart"/>
+      <w:r>
+        <w:t>opens</w:t>
+      </w:r>
+      <w:proofErr w:type="gramEnd"/>
+      <w:r>
+        <w:t xml:space="preserve"> "History" from their account menu.</w:t>
+      </w:r>
+    </w:p>
+    <w:p>
+      <w:pPr>
+        <w:pStyle w:val="ListParagraph"/>
+        <w:numPr>
+          <w:ilvl w:val="0"/>
+          <w:numId w:val="31"/>
+        </w:numPr>
+      </w:pPr>
+      <w:r>
+        <w:t>System shows past and upcoming reservations with their status.</w:t>
+      </w:r>
+    </w:p>
+    <w:p>
+      <w:pPr>
+        <w:pStyle w:val="ListParagraph"/>
+        <w:numPr>
+          <w:ilvl w:val="0"/>
+          <w:numId w:val="31"/>
+        </w:numPr>
+      </w:pPr>
+      <w:r>
+        <w:t>User picks one to view or download the receipt.</w:t>
+      </w:r>
+      <w:r>
+        <w:br/>
+      </w:r>
+    </w:p>
+    <w:p>
+      <w:pPr>
+        <w:pStyle w:val="ListParagraph"/>
+        <w:numPr>
+          <w:ilvl w:val="0"/>
+          <w:numId w:val="11"/>
+        </w:numPr>
+      </w:pPr>
+      <w:r>
+        <w:t>Receiving Notifications</w:t>
+      </w:r>
+    </w:p>
+    <w:p>
+      <w:pPr>
+        <w:ind w:left="720"/>
+      </w:pPr>
+      <w:r>
+        <w:t>Commuter: A driver wants a heads-up when their reservation goes through, and another one shortly before it's about to run out, so they don't get hit with extra charges out of nowhere.</w:t>
+      </w:r>
+    </w:p>
+    <w:p>
+      <w:pPr>
+        <w:ind w:left="720"/>
+      </w:pPr>
+      <w:r>
+        <w:t>Precondition: User has notifications turned on and has a reservation.</w:t>
+      </w:r>
+    </w:p>
+    <w:p>
+      <w:pPr>
+        <w:ind w:left="720"/>
+      </w:pPr>
+      <w:r>
+        <w:t>Steps:</w:t>
+      </w:r>
+    </w:p>
+    <w:p>
+      <w:pPr>
+        <w:pStyle w:val="ListParagraph"/>
+        <w:numPr>
+          <w:ilvl w:val="0"/>
+          <w:numId w:val="30"/>
+        </w:numPr>
+      </w:pPr>
+      <w:r>
+        <w:t>Something notification-worthy happens (booking confirmed, time almost up, receipt ready).</w:t>
+      </w:r>
+    </w:p>
+    <w:p>
+      <w:pPr>
+        <w:pStyle w:val="ListParagraph"/>
+        <w:numPr>
+          <w:ilvl w:val="0"/>
+          <w:numId w:val="30"/>
+        </w:numPr>
+      </w:pPr>
+      <w:r>
+        <w:t xml:space="preserve">System sends </w:t>
+      </w:r>
+      <w:proofErr w:type="gramStart"/>
+      <w:r>
+        <w:t>a push</w:t>
+      </w:r>
+      <w:proofErr w:type="gramEnd"/>
+      <w:r>
+        <w:t xml:space="preserve"> notification, text, or email.</w:t>
+      </w:r>
+    </w:p>
+    <w:p>
+      <w:pPr>
+        <w:pStyle w:val="ListParagraph"/>
+        <w:numPr>
+          <w:ilvl w:val="0"/>
+          <w:numId w:val="30"/>
+        </w:numPr>
+      </w:pPr>
+      <w:r>
         <w:lastRenderedPageBreak/>
-        <w:t>Commuter: After finding a spot, a driver wants to lock it in before somebody else grabs it. They pick their arrival time, pay ahead of time, and get a digital pass to get in.</w:t>
+        <w:t>User sees the notification and can tap it to go straight to the reservation.</w:t>
+      </w:r>
+      <w:r>
+        <w:br/>
+      </w:r>
+    </w:p>
+    <w:p>
+      <w:pPr>
+        <w:pStyle w:val="ListParagraph"/>
+        <w:numPr>
+          <w:ilvl w:val="0"/>
+          <w:numId w:val="11"/>
+        </w:numPr>
+      </w:pPr>
+      <w:r>
+        <w:t>Navigating to a Facility</w:t>
       </w:r>
     </w:p>
     <w:p>
@@ -1045,7 +2100,15 @@
         <w:ind w:left="720"/>
       </w:pPr>
       <w:r>
-        <w:t>Precondition: User picked a garage/lot with open spots and is logged in.</w:t>
+        <w:t xml:space="preserve">Commuter: Once a reservation is booked, a driver wants turn-by-turn directions straight there instead of having to pull up a different </w:t>
+      </w:r>
+      <w:proofErr w:type="gramStart"/>
+      <w:r>
+        <w:t>maps</w:t>
+      </w:r>
+      <w:proofErr w:type="gramEnd"/>
+      <w:r>
+        <w:t xml:space="preserve"> app themselves.</w:t>
       </w:r>
     </w:p>
     <w:p>
@@ -1053,6 +2116,14 @@
         <w:ind w:left="720"/>
       </w:pPr>
       <w:r>
+        <w:t>Precondition: User has a booked or selected garage/lot.</w:t>
+      </w:r>
+    </w:p>
+    <w:p>
+      <w:pPr>
+        <w:ind w:left="720"/>
+      </w:pPr>
+      <w:r>
         <w:t>Steps:</w:t>
       </w:r>
     </w:p>
@@ -1061,63 +2132,118 @@
         <w:pStyle w:val="ListParagraph"/>
         <w:numPr>
           <w:ilvl w:val="0"/>
-          <w:numId w:val="19"/>
-        </w:numPr>
-      </w:pPr>
-      <w:r>
-        <w:t xml:space="preserve">User picks </w:t>
+          <w:numId w:val="29"/>
+        </w:numPr>
+      </w:pPr>
+      <w:r>
+        <w:t>User taps "Navigate" from the reservation screen.</w:t>
+      </w:r>
+    </w:p>
+    <w:p>
+      <w:pPr>
+        <w:pStyle w:val="ListParagraph"/>
+        <w:numPr>
+          <w:ilvl w:val="0"/>
+          <w:numId w:val="29"/>
+        </w:numPr>
+      </w:pPr>
+      <w:r>
+        <w:t>System sends the location over to the driver's maps app.</w:t>
+      </w:r>
+    </w:p>
+    <w:p>
+      <w:pPr>
+        <w:pStyle w:val="ListParagraph"/>
+        <w:numPr>
+          <w:ilvl w:val="0"/>
+          <w:numId w:val="29"/>
+        </w:numPr>
+      </w:pPr>
+      <w:r>
+        <w:t>The maps app opens with directions to the entrance.</w:t>
+      </w:r>
+      <w:r>
+        <w:br/>
+      </w:r>
+    </w:p>
+    <w:p>
+      <w:pPr>
+        <w:pStyle w:val="ListParagraph"/>
+        <w:numPr>
+          <w:ilvl w:val="0"/>
+          <w:numId w:val="11"/>
+        </w:numPr>
+      </w:pPr>
+      <w:r>
+        <w:t>Updating Profile and Payment Methods</w:t>
+      </w:r>
+    </w:p>
+    <w:p>
+      <w:pPr>
+        <w:ind w:left="720"/>
+      </w:pPr>
+      <w:r>
+        <w:t xml:space="preserve">Returning User: A driver gets a new card and needs to swap it </w:t>
       </w:r>
       <w:proofErr w:type="gramStart"/>
       <w:r>
-        <w:t>an arrival</w:t>
+        <w:t>in, and</w:t>
       </w:r>
       <w:proofErr w:type="gramEnd"/>
       <w:r>
-        <w:t xml:space="preserve"> and departure time for the spot.</w:t>
-      </w:r>
-    </w:p>
-    <w:p>
-      <w:pPr>
-        <w:pStyle w:val="ListParagraph"/>
-        <w:numPr>
-          <w:ilvl w:val="0"/>
-          <w:numId w:val="19"/>
-        </w:numPr>
-      </w:pPr>
-      <w:r>
-        <w:t>System double-</w:t>
-      </w:r>
-      <w:proofErr w:type="gramStart"/>
-      <w:r>
-        <w:t>checks</w:t>
-      </w:r>
-      <w:proofErr w:type="gramEnd"/>
-      <w:r>
-        <w:t xml:space="preserve"> the spot is still open and shows the total price.</w:t>
-      </w:r>
-    </w:p>
-    <w:p>
-      <w:pPr>
-        <w:pStyle w:val="ListParagraph"/>
-        <w:numPr>
-          <w:ilvl w:val="0"/>
-          <w:numId w:val="19"/>
-        </w:numPr>
-      </w:pPr>
-      <w:r>
-        <w:t>User confirms and pays with a saved card.</w:t>
-      </w:r>
-    </w:p>
-    <w:p>
-      <w:pPr>
-        <w:pStyle w:val="ListParagraph"/>
-        <w:numPr>
-          <w:ilvl w:val="0"/>
-          <w:numId w:val="19"/>
-        </w:numPr>
-      </w:pPr>
-      <w:r>
-        <w:t>System sends a digital pass (QR code or access code) and saves the reservation to the user's account.</w:t>
+        <w:t xml:space="preserve"> also wants to fix their vehicle info on file.</w:t>
+      </w:r>
+    </w:p>
+    <w:p>
+      <w:pPr>
+        <w:ind w:left="720"/>
+      </w:pPr>
+      <w:r>
+        <w:t>Precondition: User is logged in.</w:t>
+      </w:r>
+    </w:p>
+    <w:p>
+      <w:pPr>
+        <w:ind w:left="720"/>
+      </w:pPr>
+      <w:r>
+        <w:t>Steps:</w:t>
+      </w:r>
+    </w:p>
+    <w:p>
+      <w:pPr>
+        <w:pStyle w:val="ListParagraph"/>
+        <w:numPr>
+          <w:ilvl w:val="0"/>
+          <w:numId w:val="28"/>
+        </w:numPr>
+      </w:pPr>
+      <w:r>
+        <w:t>User goes to "Profile &amp; Payment Settings."</w:t>
+      </w:r>
+    </w:p>
+    <w:p>
+      <w:pPr>
+        <w:pStyle w:val="ListParagraph"/>
+        <w:numPr>
+          <w:ilvl w:val="0"/>
+          <w:numId w:val="28"/>
+        </w:numPr>
+      </w:pPr>
+      <w:r>
+        <w:t>User edits their info or adds/removes a payment method.</w:t>
+      </w:r>
+    </w:p>
+    <w:p>
+      <w:pPr>
+        <w:pStyle w:val="ListParagraph"/>
+        <w:numPr>
+          <w:ilvl w:val="0"/>
+          <w:numId w:val="28"/>
+        </w:numPr>
+      </w:pPr>
+      <w:r>
+        <w:t>System checks everything looks right and saves the changes.</w:t>
       </w:r>
       <w:r>
         <w:br/>
@@ -1132,7 +2258,7 @@
         </w:numPr>
       </w:pPr>
       <w:r>
-        <w:t>Cancelling a Reservation</w:t>
+        <w:t>Reporting an Issue at a Facility</w:t>
       </w:r>
     </w:p>
     <w:p>
@@ -1140,7 +2266,7 @@
         <w:ind w:left="720"/>
       </w:pPr>
       <w:r>
-        <w:t>Commuter: A driver's plans change and they don't need their spot anymore, so they cancel it and expect a refund if it's still within the cancellation window.</w:t>
+        <w:t>Commuter: A driver shows up and finds someone else parked in their reserved spot, so they need to flag it so the operator can deal with it right away.</w:t>
       </w:r>
     </w:p>
     <w:p>
@@ -1148,7 +2274,7 @@
         <w:ind w:left="720"/>
       </w:pPr>
       <w:r>
-        <w:t>Precondition: User has an upcoming reservation that hasn't started yet.</w:t>
+        <w:t>Precondition: User has a current or recent reservation at that garage/lot.</w:t>
       </w:r>
     </w:p>
     <w:p>
@@ -1164,47 +2290,47 @@
         <w:pStyle w:val="ListParagraph"/>
         <w:numPr>
           <w:ilvl w:val="0"/>
-          <w:numId w:val="21"/>
-        </w:numPr>
-      </w:pPr>
-      <w:r>
-        <w:t>User goes to "My Reservations" and picks the one to cancel.</w:t>
-      </w:r>
-    </w:p>
-    <w:p>
-      <w:pPr>
-        <w:pStyle w:val="ListParagraph"/>
-        <w:numPr>
-          <w:ilvl w:val="0"/>
-          <w:numId w:val="21"/>
-        </w:numPr>
-      </w:pPr>
-      <w:r>
-        <w:t>System shows the cancellation policy and how much of a refund (if any) they'll get.</w:t>
-      </w:r>
-    </w:p>
-    <w:p>
-      <w:pPr>
-        <w:pStyle w:val="ListParagraph"/>
-        <w:numPr>
-          <w:ilvl w:val="0"/>
-          <w:numId w:val="21"/>
-        </w:numPr>
-      </w:pPr>
-      <w:r>
-        <w:t>User confirms the cancellation.</w:t>
-      </w:r>
-    </w:p>
-    <w:p>
-      <w:pPr>
-        <w:pStyle w:val="ListParagraph"/>
-        <w:numPr>
-          <w:ilvl w:val="0"/>
-          <w:numId w:val="21"/>
-        </w:numPr>
-      </w:pPr>
-      <w:r>
-        <w:t>System frees up the spot, updates the reservation status, and processes the refund if there is one.</w:t>
+          <w:numId w:val="27"/>
+        </w:numPr>
+      </w:pPr>
+      <w:r>
+        <w:t>User taps "Report an Issue" from the reservation screen.</w:t>
+      </w:r>
+    </w:p>
+    <w:p>
+      <w:pPr>
+        <w:pStyle w:val="ListParagraph"/>
+        <w:numPr>
+          <w:ilvl w:val="0"/>
+          <w:numId w:val="27"/>
+        </w:numPr>
+      </w:pPr>
+      <w:r>
+        <w:t>User picks what kind of issue it is and adds a quick description.</w:t>
+      </w:r>
+    </w:p>
+    <w:p>
+      <w:pPr>
+        <w:pStyle w:val="ListParagraph"/>
+        <w:numPr>
+          <w:ilvl w:val="0"/>
+          <w:numId w:val="27"/>
+        </w:numPr>
+      </w:pPr>
+      <w:r>
+        <w:t>System sends the issue straight to the garage operator.</w:t>
+      </w:r>
+    </w:p>
+    <w:p>
+      <w:pPr>
+        <w:pStyle w:val="ListParagraph"/>
+        <w:numPr>
+          <w:ilvl w:val="0"/>
+          <w:numId w:val="27"/>
+        </w:numPr>
+      </w:pPr>
+      <w:r>
+        <w:t>System lets the user know it was received and roughly when to expect a response.</w:t>
       </w:r>
       <w:r>
         <w:br/>
@@ -1219,7 +2345,7 @@
         </w:numPr>
       </w:pPr>
       <w:r>
-        <w:t>Paying for Parking</w:t>
+        <w:t>Viewing the Occupancy Dashboard</w:t>
       </w:r>
     </w:p>
     <w:p>
@@ -1227,7 +2353,8 @@
         <w:ind w:left="720"/>
       </w:pPr>
       <w:r>
-        <w:t>Commuter: A driver pays for a reservation or a walk-up session right in the app with a saved card, so they don't need cash or a ticket machine.</w:t>
+        <w:lastRenderedPageBreak/>
+        <w:t>Parking Operator: A garage operator wants to check in real time how full their garage is and how much money it's bringing in today.</w:t>
       </w:r>
     </w:p>
     <w:p>
@@ -1235,15 +2362,7 @@
         <w:ind w:left="720"/>
       </w:pPr>
       <w:r>
-        <w:t xml:space="preserve">Precondition: User has a card </w:t>
-      </w:r>
-      <w:proofErr w:type="gramStart"/>
-      <w:r>
-        <w:t>saved, or</w:t>
-      </w:r>
-      <w:proofErr w:type="gramEnd"/>
-      <w:r>
-        <w:t xml:space="preserve"> adds one at checkout.</w:t>
+        <w:t>Precondition: Admin is logged into the operator dashboard and manages at least one garage/lot.</w:t>
       </w:r>
     </w:p>
     <w:p>
@@ -1259,52 +2378,35 @@
         <w:pStyle w:val="ListParagraph"/>
         <w:numPr>
           <w:ilvl w:val="0"/>
-          <w:numId w:val="32"/>
-        </w:numPr>
-      </w:pPr>
-      <w:proofErr w:type="gramStart"/>
-      <w:r>
-        <w:t>User confirms</w:t>
-      </w:r>
-      <w:proofErr w:type="gramEnd"/>
-      <w:r>
-        <w:t xml:space="preserve"> how much they owe at checkout.</w:t>
-      </w:r>
-    </w:p>
-    <w:p>
-      <w:pPr>
-        <w:pStyle w:val="ListParagraph"/>
-        <w:numPr>
-          <w:ilvl w:val="0"/>
-          <w:numId w:val="32"/>
-        </w:numPr>
-      </w:pPr>
-      <w:r>
-        <w:t>System sends the charge to the payment processor.</w:t>
-      </w:r>
-    </w:p>
-    <w:p>
-      <w:pPr>
-        <w:pStyle w:val="ListParagraph"/>
-        <w:numPr>
-          <w:ilvl w:val="0"/>
-          <w:numId w:val="32"/>
-        </w:numPr>
-      </w:pPr>
-      <w:r>
-        <w:t>Payment processor approves the charge.</w:t>
-      </w:r>
-    </w:p>
-    <w:p>
-      <w:pPr>
-        <w:pStyle w:val="ListParagraph"/>
-        <w:numPr>
-          <w:ilvl w:val="0"/>
-          <w:numId w:val="32"/>
-        </w:numPr>
-      </w:pPr>
-      <w:r>
-        <w:t>System saves the transaction and creates a receipt.</w:t>
+          <w:numId w:val="26"/>
+        </w:numPr>
+      </w:pPr>
+      <w:r>
+        <w:t>Admin logs into the dashboard.</w:t>
+      </w:r>
+    </w:p>
+    <w:p>
+      <w:pPr>
+        <w:pStyle w:val="ListParagraph"/>
+        <w:numPr>
+          <w:ilvl w:val="0"/>
+          <w:numId w:val="26"/>
+        </w:numPr>
+      </w:pPr>
+      <w:r>
+        <w:t>System shows current occupancy, active reservations, and revenue for each garage/lot.</w:t>
+      </w:r>
+    </w:p>
+    <w:p>
+      <w:pPr>
+        <w:pStyle w:val="ListParagraph"/>
+        <w:numPr>
+          <w:ilvl w:val="0"/>
+          <w:numId w:val="26"/>
+        </w:numPr>
+      </w:pPr>
+      <w:r>
+        <w:t>Admin can filter by location, date range, or space type.</w:t>
       </w:r>
       <w:r>
         <w:br/>
@@ -1319,8 +2421,186 @@
         </w:numPr>
       </w:pPr>
       <w:r>
+        <w:t>Managing Pricing</w:t>
+      </w:r>
+    </w:p>
+    <w:p>
+      <w:pPr>
+        <w:ind w:left="720"/>
+      </w:pPr>
+      <w:r>
+        <w:t>Parking Operator: An operator wants to raise prices during a big event downtown and lower them on slow weekday afternoons, so they set that up themselves.</w:t>
+      </w:r>
+    </w:p>
+    <w:p>
+      <w:pPr>
+        <w:ind w:left="720"/>
+      </w:pPr>
+      <w:r>
+        <w:t>Precondition: Admin has permission to manage pricing for that garage/lot.</w:t>
+      </w:r>
+    </w:p>
+    <w:p>
+      <w:pPr>
+        <w:ind w:left="720"/>
+      </w:pPr>
+      <w:r>
+        <w:t>Steps:</w:t>
+      </w:r>
+    </w:p>
+    <w:p>
+      <w:pPr>
+        <w:pStyle w:val="ListParagraph"/>
+        <w:numPr>
+          <w:ilvl w:val="0"/>
+          <w:numId w:val="25"/>
+        </w:numPr>
+      </w:pPr>
+      <w:r>
+        <w:t>Admin opens "Pricing Management" for a garage/lot.</w:t>
+      </w:r>
+    </w:p>
+    <w:p>
+      <w:pPr>
+        <w:pStyle w:val="ListParagraph"/>
+        <w:numPr>
+          <w:ilvl w:val="0"/>
+          <w:numId w:val="25"/>
+        </w:numPr>
+      </w:pPr>
+      <w:r>
+        <w:t>Admin sets up a pricing rule (regular rate, time-based, or event pricing).</w:t>
+      </w:r>
+    </w:p>
+    <w:p>
+      <w:pPr>
+        <w:pStyle w:val="ListParagraph"/>
+        <w:numPr>
+          <w:ilvl w:val="0"/>
+          <w:numId w:val="25"/>
+        </w:numPr>
+      </w:pPr>
+      <w:r>
+        <w:t>System checks for conflicts with rules already in place.</w:t>
+      </w:r>
+    </w:p>
+    <w:p>
+      <w:pPr>
+        <w:pStyle w:val="ListParagraph"/>
+        <w:numPr>
+          <w:ilvl w:val="0"/>
+          <w:numId w:val="25"/>
+        </w:numPr>
+      </w:pPr>
+      <w:r>
+        <w:t>Admin publishes it and the new pricing shows up right away.</w:t>
+      </w:r>
+      <w:r>
+        <w:br/>
+      </w:r>
+    </w:p>
+    <w:p>
+      <w:pPr>
+        <w:pStyle w:val="ListParagraph"/>
+        <w:numPr>
+          <w:ilvl w:val="0"/>
+          <w:numId w:val="11"/>
+        </w:numPr>
+      </w:pPr>
+      <w:r>
+        <w:t>Generating an Occupancy Report</w:t>
+      </w:r>
+    </w:p>
+    <w:p>
+      <w:pPr>
+        <w:ind w:left="720"/>
+      </w:pPr>
+      <w:r>
+        <w:t>Parking Operator: At the end of the month, an operator needs a report on occupancy and revenue to send to the city and their own finance team.</w:t>
+      </w:r>
+    </w:p>
+    <w:p>
+      <w:pPr>
+        <w:ind w:left="720"/>
+      </w:pPr>
+      <w:r>
+        <w:t>Precondition: Admin is logged in and there's data for the time period they want.</w:t>
+      </w:r>
+    </w:p>
+    <w:p>
+      <w:pPr>
+        <w:ind w:left="720"/>
+      </w:pPr>
+      <w:r>
+        <w:t>Steps:</w:t>
+      </w:r>
+    </w:p>
+    <w:p>
+      <w:pPr>
+        <w:pStyle w:val="ListParagraph"/>
+        <w:numPr>
+          <w:ilvl w:val="0"/>
+          <w:numId w:val="24"/>
+        </w:numPr>
+      </w:pPr>
+      <w:r>
+        <w:t>Admin picks a garage/lot, date range, and report type under "Reports."</w:t>
+      </w:r>
+    </w:p>
+    <w:p>
+      <w:pPr>
+        <w:pStyle w:val="ListParagraph"/>
+        <w:numPr>
+          <w:ilvl w:val="0"/>
+          <w:numId w:val="24"/>
+        </w:numPr>
+      </w:pPr>
+      <w:r>
+        <w:t>System pulls the historical data together and shows a preview.</w:t>
+      </w:r>
+    </w:p>
+    <w:p>
+      <w:pPr>
+        <w:pStyle w:val="ListParagraph"/>
+        <w:numPr>
+          <w:ilvl w:val="0"/>
+          <w:numId w:val="24"/>
+        </w:numPr>
+      </w:pPr>
+      <w:r>
+        <w:t>Admin downloads the report as a PDF or CSV.</w:t>
+      </w:r>
+      <w:r>
+        <w:br/>
+      </w:r>
+    </w:p>
+    <w:p>
+      <w:pPr>
+        <w:pStyle w:val="ListParagraph"/>
+        <w:numPr>
+          <w:ilvl w:val="0"/>
+          <w:numId w:val="11"/>
+        </w:numPr>
+      </w:pPr>
+      <w:r>
+        <w:t>Administering the Platform</w:t>
+      </w:r>
+    </w:p>
+    <w:p>
+      <w:pPr>
+        <w:ind w:left="720"/>
+      </w:pPr>
+      <w:r>
+        <w:t>System Administrator: A system admin needs to add a new garage to the platform and make sure its data feed is hooked up right.</w:t>
+      </w:r>
+    </w:p>
+    <w:p>
+      <w:pPr>
+        <w:ind w:left="720"/>
+      </w:pPr>
+      <w:r>
         <w:lastRenderedPageBreak/>
-        <w:t>Viewing Reservation History and Receipts</w:t>
+        <w:t>Precondition: Admin has admin-level access to the system.</w:t>
       </w:r>
     </w:p>
     <w:p>
@@ -1328,22 +2608,6 @@
         <w:ind w:left="720"/>
       </w:pPr>
       <w:r>
-        <w:t>Frequent User: A driver who parks a lot wants to look back at past reservations and grab receipts, maybe to get reimbursed for work.</w:t>
-      </w:r>
-    </w:p>
-    <w:p>
-      <w:pPr>
-        <w:ind w:left="720"/>
-      </w:pPr>
-      <w:r>
-        <w:t>Precondition: User is logged in and has at least one past reservation.</w:t>
-      </w:r>
-    </w:p>
-    <w:p>
-      <w:pPr>
-        <w:ind w:left="720"/>
-      </w:pPr>
-      <w:r>
         <w:t>Steps:</w:t>
       </w:r>
     </w:p>
@@ -1352,48 +2616,328 @@
         <w:pStyle w:val="ListParagraph"/>
         <w:numPr>
           <w:ilvl w:val="0"/>
-          <w:numId w:val="31"/>
-        </w:numPr>
-      </w:pPr>
-      <w:proofErr w:type="gramStart"/>
-      <w:r>
-        <w:t>User</w:t>
-      </w:r>
-      <w:proofErr w:type="gramEnd"/>
+          <w:numId w:val="23"/>
+        </w:numPr>
+      </w:pPr>
+      <w:r>
+        <w:t>Admin adds a new garage/lot with its location and how many spots it has.</w:t>
+      </w:r>
+    </w:p>
+    <w:p>
+      <w:pPr>
+        <w:pStyle w:val="ListParagraph"/>
+        <w:numPr>
+          <w:ilvl w:val="0"/>
+          <w:numId w:val="23"/>
+        </w:numPr>
+      </w:pPr>
+      <w:r>
+        <w:t>Admin connects that garage's occupancy feed or ticketing system.</w:t>
+      </w:r>
+    </w:p>
+    <w:p>
+      <w:pPr>
+        <w:pStyle w:val="ListParagraph"/>
+        <w:numPr>
+          <w:ilvl w:val="0"/>
+          <w:numId w:val="23"/>
+        </w:numPr>
+      </w:pPr>
+      <w:r>
+        <w:t>System checks the connection is working and starts showing the garage in search results.</w:t>
+      </w:r>
+    </w:p>
+    <w:p/>
+    <w:p>
+      <w:pPr>
+        <w:pStyle w:val="ListParagraph"/>
+        <w:ind w:left="360"/>
+        <w:rPr>
+          <w:b/>
+          <w:bCs/>
+        </w:rPr>
+      </w:pPr>
+      <w:r>
+        <w:rPr>
+          <w:b/>
+          <w:bCs/>
+        </w:rPr>
+        <w:t>Work Breakdown Structure (WBS</w:t>
+      </w:r>
+      <w:r>
+        <w:rPr>
+          <w:b/>
+          <w:bCs/>
+        </w:rPr>
+        <w:t>)</w:t>
+      </w:r>
+    </w:p>
+    <w:p>
+      <w:pPr>
+        <w:pStyle w:val="ListParagraph"/>
+        <w:numPr>
+          <w:ilvl w:val="0"/>
+          <w:numId w:val="40"/>
+        </w:numPr>
+        <w:spacing w:before="160" w:after="60"/>
+        <w:rPr>
+          <w:b/>
+          <w:bCs/>
+        </w:rPr>
+      </w:pPr>
+      <w:r>
+        <w:rPr>
+          <w:b/>
+          <w:bCs/>
+        </w:rPr>
+        <w:t>Authentication &amp; Account Management</w:t>
+      </w:r>
+    </w:p>
+    <w:p>
+      <w:pPr>
+        <w:pStyle w:val="ListParagraph"/>
+        <w:numPr>
+          <w:ilvl w:val="1"/>
+          <w:numId w:val="40"/>
+        </w:numPr>
+        <w:spacing w:before="160" w:after="60"/>
+      </w:pPr>
+      <w:r>
+        <w:t>User Registration</w:t>
+      </w:r>
+    </w:p>
+    <w:p>
+      <w:pPr>
+        <w:pStyle w:val="ListParagraph"/>
+        <w:numPr>
+          <w:ilvl w:val="2"/>
+          <w:numId w:val="40"/>
+        </w:numPr>
+        <w:spacing w:before="160" w:after="60"/>
+      </w:pPr>
+      <w:r>
+        <w:t>Sign-up form (email/phone)</w:t>
+      </w:r>
+    </w:p>
+    <w:p>
+      <w:pPr>
+        <w:pStyle w:val="ListParagraph"/>
+        <w:numPr>
+          <w:ilvl w:val="2"/>
+          <w:numId w:val="40"/>
+        </w:numPr>
+        <w:spacing w:before="160" w:after="60"/>
+      </w:pPr>
+      <w:r>
+        <w:t>Email/SMS verification</w:t>
+      </w:r>
+    </w:p>
+    <w:p>
+      <w:pPr>
+        <w:pStyle w:val="ListParagraph"/>
+        <w:numPr>
+          <w:ilvl w:val="2"/>
+          <w:numId w:val="40"/>
+        </w:numPr>
+        <w:spacing w:before="160" w:after="60"/>
+      </w:pPr>
+      <w:r>
+        <w:t xml:space="preserve"> Account activation</w:t>
+      </w:r>
+      <w:r>
+        <w:br/>
+      </w:r>
+    </w:p>
+    <w:p>
+      <w:pPr>
+        <w:pStyle w:val="ListParagraph"/>
+        <w:numPr>
+          <w:ilvl w:val="1"/>
+          <w:numId w:val="40"/>
+        </w:numPr>
+        <w:spacing w:before="160" w:after="60"/>
+        <w:rPr>
+          <w:b/>
+          <w:bCs/>
+        </w:rPr>
+      </w:pPr>
+      <w:r>
+        <w:rPr>
+          <w:b/>
+          <w:bCs/>
+        </w:rPr>
+        <w:t>Login &amp; Session Management</w:t>
+      </w:r>
+    </w:p>
+    <w:p>
+      <w:pPr>
+        <w:pStyle w:val="ListParagraph"/>
+        <w:numPr>
+          <w:ilvl w:val="2"/>
+          <w:numId w:val="40"/>
+        </w:numPr>
+        <w:spacing w:before="160" w:after="60"/>
+      </w:pPr>
+      <w:r>
+        <w:t>Login screen (password + biometric)</w:t>
+      </w:r>
+    </w:p>
+    <w:p>
+      <w:pPr>
+        <w:pStyle w:val="ListParagraph"/>
+        <w:numPr>
+          <w:ilvl w:val="2"/>
+          <w:numId w:val="40"/>
+        </w:numPr>
+        <w:spacing w:before="160" w:after="60"/>
+      </w:pPr>
+      <w:r>
+        <w:t>Session/token handling</w:t>
+      </w:r>
+    </w:p>
+    <w:p>
+      <w:pPr>
+        <w:pStyle w:val="ListParagraph"/>
+        <w:numPr>
+          <w:ilvl w:val="2"/>
+          <w:numId w:val="40"/>
+        </w:numPr>
+        <w:spacing w:before="160" w:after="60"/>
+      </w:pPr>
+      <w:r>
+        <w:t>Password reset flow</w:t>
+      </w:r>
+      <w:r>
+        <w:br/>
+      </w:r>
+    </w:p>
+    <w:p>
+      <w:pPr>
+        <w:pStyle w:val="ListParagraph"/>
+        <w:numPr>
+          <w:ilvl w:val="1"/>
+          <w:numId w:val="40"/>
+        </w:numPr>
+        <w:spacing w:before="160" w:after="60"/>
+        <w:rPr>
+          <w:b/>
+          <w:bCs/>
+        </w:rPr>
+      </w:pPr>
+      <w:r>
+        <w:rPr>
+          <w:b/>
+          <w:bCs/>
+        </w:rPr>
+        <w:t>Profile &amp; Payment Method Management</w:t>
+      </w:r>
+    </w:p>
+    <w:p>
+      <w:pPr>
+        <w:pStyle w:val="ListParagraph"/>
+        <w:numPr>
+          <w:ilvl w:val="2"/>
+          <w:numId w:val="40"/>
+        </w:numPr>
+        <w:spacing w:before="160" w:after="60"/>
+      </w:pPr>
+      <w:r>
+        <w:t>Edit profile and vehicle info</w:t>
+      </w:r>
+    </w:p>
+    <w:p>
+      <w:pPr>
+        <w:pStyle w:val="ListParagraph"/>
+        <w:numPr>
+          <w:ilvl w:val="2"/>
+          <w:numId w:val="40"/>
+        </w:numPr>
+        <w:spacing w:before="160" w:after="60"/>
+      </w:pPr>
+      <w:r>
+        <w:t>Add/remove payment methods</w:t>
+      </w:r>
+      <w:r>
+        <w:br/>
+      </w:r>
+    </w:p>
+    <w:p>
+      <w:pPr>
+        <w:pStyle w:val="ListParagraph"/>
+        <w:numPr>
+          <w:ilvl w:val="0"/>
+          <w:numId w:val="40"/>
+        </w:numPr>
+        <w:spacing w:before="160" w:after="60"/>
+        <w:rPr>
+          <w:b/>
+          <w:bCs/>
+        </w:rPr>
+      </w:pPr>
+      <w:r>
+        <w:rPr>
+          <w:b/>
+          <w:bCs/>
+        </w:rPr>
+        <w:t>Parking Search &amp; Reservation</w:t>
+      </w:r>
+    </w:p>
+    <w:p>
+      <w:pPr>
+        <w:pStyle w:val="ListParagraph"/>
+        <w:numPr>
+          <w:ilvl w:val="1"/>
+          <w:numId w:val="40"/>
+        </w:numPr>
+        <w:spacing w:before="160" w:after="60"/>
+      </w:pPr>
+      <w:r>
+        <w:t>Real-Time Availability Search</w:t>
+      </w:r>
+    </w:p>
+    <w:p>
+      <w:pPr>
+        <w:pStyle w:val="ListParagraph"/>
+        <w:numPr>
+          <w:ilvl w:val="2"/>
+          <w:numId w:val="40"/>
+        </w:numPr>
+        <w:spacing w:before="160" w:after="60"/>
+      </w:pPr>
       <w:r>
         <w:t xml:space="preserve"> </w:t>
       </w:r>
-      <w:proofErr w:type="gramStart"/>
-      <w:r>
-        <w:t>opens</w:t>
-      </w:r>
-      <w:proofErr w:type="gramEnd"/>
-      <w:r>
-        <w:t xml:space="preserve"> "History" from their account menu.</w:t>
-      </w:r>
-    </w:p>
-    <w:p>
-      <w:pPr>
-        <w:pStyle w:val="ListParagraph"/>
-        <w:numPr>
-          <w:ilvl w:val="0"/>
-          <w:numId w:val="31"/>
-        </w:numPr>
-      </w:pPr>
-      <w:r>
-        <w:t>System shows past and upcoming reservations with their status.</w:t>
-      </w:r>
-    </w:p>
-    <w:p>
-      <w:pPr>
-        <w:pStyle w:val="ListParagraph"/>
-        <w:numPr>
-          <w:ilvl w:val="0"/>
-          <w:numId w:val="31"/>
-        </w:numPr>
-      </w:pPr>
-      <w:r>
-        <w:t>User picks one to view or download the receipt.</w:t>
+      <w:r>
+        <w:t>L</w:t>
+      </w:r>
+      <w:r>
+        <w:t>ocation input</w:t>
+      </w:r>
+    </w:p>
+    <w:p>
+      <w:pPr>
+        <w:pStyle w:val="ListParagraph"/>
+        <w:numPr>
+          <w:ilvl w:val="2"/>
+          <w:numId w:val="40"/>
+        </w:numPr>
+        <w:spacing w:before="160" w:after="60"/>
+      </w:pPr>
+      <w:r>
+        <w:t>2.1.2 Occupancy data lookup</w:t>
+      </w:r>
+    </w:p>
+    <w:p>
+      <w:pPr>
+        <w:pStyle w:val="ListParagraph"/>
+        <w:numPr>
+          <w:ilvl w:val="2"/>
+          <w:numId w:val="40"/>
+        </w:numPr>
+        <w:spacing w:before="160" w:after="60"/>
+      </w:pPr>
+      <w:r>
+        <w:t>2.1.3 Results list and interactive map</w:t>
       </w:r>
       <w:r>
         <w:br/>
@@ -1403,80 +2947,52 @@
       <w:pPr>
         <w:pStyle w:val="ListParagraph"/>
         <w:numPr>
-          <w:ilvl w:val="0"/>
-          <w:numId w:val="11"/>
-        </w:numPr>
-      </w:pPr>
-      <w:r>
-        <w:t>Receiving Notifications</w:t>
-      </w:r>
-    </w:p>
-    <w:p>
-      <w:pPr>
-        <w:ind w:left="720"/>
-      </w:pPr>
-      <w:r>
-        <w:t>Commuter: A driver wants a heads-up when their reservation goes through, and another one shortly before it's about to run out, so they don't get hit with extra charges out of nowhere.</w:t>
-      </w:r>
-    </w:p>
-    <w:p>
-      <w:pPr>
-        <w:ind w:left="720"/>
-      </w:pPr>
-      <w:r>
-        <w:t>Precondition: User has notifications turned on and has a reservation.</w:t>
-      </w:r>
-    </w:p>
-    <w:p>
-      <w:pPr>
-        <w:ind w:left="720"/>
-      </w:pPr>
-      <w:r>
-        <w:t>Steps:</w:t>
-      </w:r>
-    </w:p>
-    <w:p>
-      <w:pPr>
-        <w:pStyle w:val="ListParagraph"/>
-        <w:numPr>
-          <w:ilvl w:val="0"/>
-          <w:numId w:val="30"/>
-        </w:numPr>
-      </w:pPr>
-      <w:r>
-        <w:t>Something notification-worthy happens (booking confirmed, time almost up, receipt ready).</w:t>
-      </w:r>
-    </w:p>
-    <w:p>
-      <w:pPr>
-        <w:pStyle w:val="ListParagraph"/>
-        <w:numPr>
-          <w:ilvl w:val="0"/>
-          <w:numId w:val="30"/>
-        </w:numPr>
-      </w:pPr>
-      <w:r>
-        <w:t xml:space="preserve">System sends </w:t>
-      </w:r>
-      <w:proofErr w:type="gramStart"/>
-      <w:r>
-        <w:t>a push</w:t>
-      </w:r>
-      <w:proofErr w:type="gramEnd"/>
-      <w:r>
-        <w:t xml:space="preserve"> notification, text, or email.</w:t>
-      </w:r>
-    </w:p>
-    <w:p>
-      <w:pPr>
-        <w:pStyle w:val="ListParagraph"/>
-        <w:numPr>
-          <w:ilvl w:val="0"/>
-          <w:numId w:val="30"/>
-        </w:numPr>
-      </w:pPr>
-      <w:r>
-        <w:t>User sees the notification and can tap it to go straight to the reservation.</w:t>
+          <w:ilvl w:val="1"/>
+          <w:numId w:val="40"/>
+        </w:numPr>
+        <w:spacing w:before="160" w:after="60"/>
+      </w:pPr>
+      <w:r>
+        <w:t>Reservation Booking</w:t>
+      </w:r>
+    </w:p>
+    <w:p>
+      <w:pPr>
+        <w:pStyle w:val="ListParagraph"/>
+        <w:numPr>
+          <w:ilvl w:val="2"/>
+          <w:numId w:val="40"/>
+        </w:numPr>
+        <w:spacing w:before="160" w:after="60"/>
+      </w:pPr>
+      <w:r>
+        <w:t>2.2.1 Space and time selection</w:t>
+      </w:r>
+    </w:p>
+    <w:p>
+      <w:pPr>
+        <w:pStyle w:val="ListParagraph"/>
+        <w:numPr>
+          <w:ilvl w:val="2"/>
+          <w:numId w:val="40"/>
+        </w:numPr>
+        <w:spacing w:before="160" w:after="60"/>
+      </w:pPr>
+      <w:r>
+        <w:t>2.2.2 Price confirmation</w:t>
+      </w:r>
+    </w:p>
+    <w:p>
+      <w:pPr>
+        <w:pStyle w:val="ListParagraph"/>
+        <w:numPr>
+          <w:ilvl w:val="2"/>
+          <w:numId w:val="40"/>
+        </w:numPr>
+        <w:spacing w:before="160" w:after="60"/>
+      </w:pPr>
+      <w:r>
+        <w:t>2.2.3 Digital pass generation (QR/access code)</w:t>
       </w:r>
       <w:r>
         <w:br/>
@@ -1486,80 +3002,53 @@
       <w:pPr>
         <w:pStyle w:val="ListParagraph"/>
         <w:numPr>
-          <w:ilvl w:val="0"/>
-          <w:numId w:val="11"/>
-        </w:numPr>
-      </w:pPr>
-      <w:r>
-        <w:t>Navigating to a Facility</w:t>
-      </w:r>
-    </w:p>
-    <w:p>
-      <w:pPr>
-        <w:ind w:left="720"/>
-      </w:pPr>
-      <w:r>
-        <w:t xml:space="preserve">Commuter: Once a reservation is booked, a driver wants turn-by-turn directions straight there instead of having to pull up a different </w:t>
-      </w:r>
-      <w:proofErr w:type="gramStart"/>
-      <w:r>
-        <w:t>maps</w:t>
-      </w:r>
-      <w:proofErr w:type="gramEnd"/>
-      <w:r>
-        <w:t xml:space="preserve"> app themselves.</w:t>
-      </w:r>
-    </w:p>
-    <w:p>
-      <w:pPr>
-        <w:ind w:left="720"/>
-      </w:pPr>
-      <w:r>
-        <w:t>Precondition: User has a booked or selected garage/lot.</w:t>
-      </w:r>
-    </w:p>
-    <w:p>
-      <w:pPr>
-        <w:ind w:left="720"/>
-      </w:pPr>
-      <w:r>
-        <w:t>Steps:</w:t>
-      </w:r>
-    </w:p>
-    <w:p>
-      <w:pPr>
-        <w:pStyle w:val="ListParagraph"/>
-        <w:numPr>
-          <w:ilvl w:val="0"/>
-          <w:numId w:val="29"/>
-        </w:numPr>
-      </w:pPr>
-      <w:r>
-        <w:t>User taps "Navigate" from the reservation screen.</w:t>
-      </w:r>
-    </w:p>
-    <w:p>
-      <w:pPr>
-        <w:pStyle w:val="ListParagraph"/>
-        <w:numPr>
-          <w:ilvl w:val="0"/>
-          <w:numId w:val="29"/>
-        </w:numPr>
-      </w:pPr>
-      <w:r>
-        <w:t>System sends the location over to the driver's maps app.</w:t>
-      </w:r>
-    </w:p>
-    <w:p>
-      <w:pPr>
-        <w:pStyle w:val="ListParagraph"/>
-        <w:numPr>
-          <w:ilvl w:val="0"/>
-          <w:numId w:val="29"/>
-        </w:numPr>
-      </w:pPr>
-      <w:r>
-        <w:t>The maps app opens with directions to the entrance.</w:t>
+          <w:ilvl w:val="1"/>
+          <w:numId w:val="40"/>
+        </w:numPr>
+        <w:spacing w:before="160" w:after="60"/>
+      </w:pPr>
+      <w:r>
+        <w:t>Reservation Management</w:t>
+      </w:r>
+    </w:p>
+    <w:p>
+      <w:pPr>
+        <w:pStyle w:val="ListParagraph"/>
+        <w:numPr>
+          <w:ilvl w:val="2"/>
+          <w:numId w:val="40"/>
+        </w:numPr>
+        <w:spacing w:before="160" w:after="60"/>
+      </w:pPr>
+      <w:r>
+        <w:t>Cancellation and refund handling</w:t>
+      </w:r>
+    </w:p>
+    <w:p>
+      <w:pPr>
+        <w:pStyle w:val="ListParagraph"/>
+        <w:numPr>
+          <w:ilvl w:val="2"/>
+          <w:numId w:val="40"/>
+        </w:numPr>
+        <w:spacing w:before="160" w:after="60"/>
+      </w:pPr>
+      <w:r>
+        <w:lastRenderedPageBreak/>
+        <w:t>Reservation history and receipts</w:t>
+      </w:r>
+    </w:p>
+    <w:p>
+      <w:pPr>
+        <w:pStyle w:val="ListParagraph"/>
+        <w:numPr>
+          <w:ilvl w:val="2"/>
+          <w:numId w:val="40"/>
+        </w:numPr>
+        <w:spacing w:before="160" w:after="60"/>
+      </w:pPr>
+      <w:r>
+        <w:t>Notifications (confirmation, expiration alerts)</w:t>
       </w:r>
       <w:r>
         <w:br/>
@@ -1570,490 +3059,558 @@
         <w:pStyle w:val="ListParagraph"/>
         <w:numPr>
           <w:ilvl w:val="0"/>
-          <w:numId w:val="11"/>
-        </w:numPr>
-      </w:pPr>
-      <w:r>
-        <w:t>Updating Profile and Payment Methods</w:t>
-      </w:r>
-    </w:p>
-    <w:p>
-      <w:pPr>
-        <w:ind w:left="720"/>
-      </w:pPr>
-      <w:r>
-        <w:t xml:space="preserve">Returning User: A driver gets a new card and needs to swap it </w:t>
-      </w:r>
-      <w:proofErr w:type="gramStart"/>
-      <w:r>
-        <w:t>in, and</w:t>
-      </w:r>
-      <w:proofErr w:type="gramEnd"/>
-      <w:r>
-        <w:t xml:space="preserve"> also wants to fix their vehicle info on file.</w:t>
-      </w:r>
-    </w:p>
-    <w:p>
-      <w:pPr>
-        <w:ind w:left="720"/>
-      </w:pPr>
-      <w:r>
+          <w:numId w:val="40"/>
+        </w:numPr>
+        <w:spacing w:before="160" w:after="100"/>
+        <w:rPr>
+          <w:b/>
+          <w:bCs/>
+        </w:rPr>
+      </w:pPr>
+      <w:r>
+        <w:rPr>
+          <w:b/>
+          <w:bCs/>
+        </w:rPr>
+        <w:t>Payments</w:t>
+      </w:r>
+    </w:p>
+    <w:p>
+      <w:pPr>
+        <w:pStyle w:val="ListParagraph"/>
+        <w:numPr>
+          <w:ilvl w:val="1"/>
+          <w:numId w:val="40"/>
+        </w:numPr>
+        <w:spacing w:after="60"/>
+      </w:pPr>
+      <w:r>
+        <w:t>Payment Processing</w:t>
+      </w:r>
+    </w:p>
+    <w:p>
+      <w:pPr>
+        <w:pStyle w:val="ListParagraph"/>
+        <w:numPr>
+          <w:ilvl w:val="2"/>
+          <w:numId w:val="40"/>
+        </w:numPr>
+        <w:spacing w:after="60"/>
+      </w:pPr>
+      <w:r>
+        <w:t>Payment provider integration</w:t>
+      </w:r>
+    </w:p>
+    <w:p>
+      <w:pPr>
+        <w:pStyle w:val="ListParagraph"/>
+        <w:numPr>
+          <w:ilvl w:val="2"/>
+          <w:numId w:val="40"/>
+        </w:numPr>
+        <w:spacing w:after="60"/>
+      </w:pPr>
+      <w:r>
+        <w:t>Charge authorization and capture</w:t>
+      </w:r>
+    </w:p>
+    <w:p>
+      <w:pPr>
+        <w:pStyle w:val="ListParagraph"/>
+        <w:numPr>
+          <w:ilvl w:val="2"/>
+          <w:numId w:val="40"/>
+        </w:numPr>
+        <w:spacing w:after="60"/>
+      </w:pPr>
+      <w:r>
+        <w:t>Receipt generation</w:t>
+      </w:r>
+      <w:r>
+        <w:br/>
+      </w:r>
+    </w:p>
+    <w:p>
+      <w:pPr>
+        <w:pStyle w:val="ListParagraph"/>
+        <w:numPr>
+          <w:ilvl w:val="1"/>
+          <w:numId w:val="40"/>
+        </w:numPr>
+        <w:spacing w:after="60"/>
+      </w:pPr>
+      <w:r>
+        <w:t>Refunds</w:t>
+      </w:r>
+    </w:p>
+    <w:p>
+      <w:pPr>
+        <w:pStyle w:val="ListParagraph"/>
+        <w:numPr>
+          <w:ilvl w:val="2"/>
+          <w:numId w:val="40"/>
+        </w:numPr>
+        <w:spacing w:after="60"/>
+      </w:pPr>
+      <w:r>
+        <w:t>Refund policy logic</w:t>
+      </w:r>
+    </w:p>
+    <w:p>
+      <w:pPr>
+        <w:pStyle w:val="ListParagraph"/>
+        <w:numPr>
+          <w:ilvl w:val="2"/>
+          <w:numId w:val="40"/>
+        </w:numPr>
+        <w:spacing w:after="60"/>
+      </w:pPr>
+      <w:r>
+        <w:t>Refund processing</w:t>
+      </w:r>
+      <w:r>
+        <w:br/>
+      </w:r>
+    </w:p>
+    <w:p>
+      <w:pPr>
+        <w:pStyle w:val="ListParagraph"/>
+        <w:numPr>
+          <w:ilvl w:val="0"/>
+          <w:numId w:val="40"/>
+        </w:numPr>
+        <w:spacing w:before="160" w:after="100"/>
+        <w:rPr>
+          <w:b/>
+          <w:bCs/>
+        </w:rPr>
+      </w:pPr>
+      <w:r>
+        <w:rPr>
+          <w:b/>
+          <w:bCs/>
+        </w:rPr>
+        <w:t>Navigation &amp; Mapping</w:t>
+      </w:r>
+    </w:p>
+    <w:p>
+      <w:pPr>
+        <w:pStyle w:val="ListParagraph"/>
+        <w:numPr>
+          <w:ilvl w:val="1"/>
+          <w:numId w:val="40"/>
+        </w:numPr>
+        <w:spacing w:after="60"/>
+      </w:pPr>
+      <w:r>
+        <w:t>Map Display</w:t>
+      </w:r>
+    </w:p>
+    <w:p>
+      <w:pPr>
+        <w:pStyle w:val="ListParagraph"/>
+        <w:numPr>
+          <w:ilvl w:val="2"/>
+          <w:numId w:val="40"/>
+        </w:numPr>
+        <w:spacing w:after="60"/>
+      </w:pPr>
+      <w:r>
+        <w:t>Interactive map rendering</w:t>
+      </w:r>
+    </w:p>
+    <w:p>
+      <w:pPr>
+        <w:pStyle w:val="ListParagraph"/>
+        <w:numPr>
+          <w:ilvl w:val="2"/>
+          <w:numId w:val="40"/>
+        </w:numPr>
+        <w:spacing w:after="60"/>
+      </w:pPr>
+      <w:r>
+        <w:t>Facility pins and details</w:t>
+      </w:r>
+    </w:p>
+    <w:p>
+      <w:pPr>
+        <w:pStyle w:val="ListParagraph"/>
+        <w:numPr>
+          <w:ilvl w:val="1"/>
+          <w:numId w:val="40"/>
+        </w:numPr>
+        <w:spacing w:after="60"/>
+      </w:pPr>
+      <w:r>
+        <w:t>Turn-by-Turn Navigation</w:t>
+      </w:r>
+    </w:p>
+    <w:p>
+      <w:pPr>
+        <w:pStyle w:val="ListParagraph"/>
+        <w:numPr>
+          <w:ilvl w:val="2"/>
+          <w:numId w:val="40"/>
+        </w:numPr>
+        <w:spacing w:after="60"/>
+      </w:pPr>
+      <w:r>
+        <w:t>Navigation provider integration</w:t>
+      </w:r>
+    </w:p>
+    <w:p>
+      <w:pPr>
+        <w:pStyle w:val="ListParagraph"/>
+        <w:numPr>
+          <w:ilvl w:val="2"/>
+          <w:numId w:val="40"/>
+        </w:numPr>
+        <w:spacing w:after="60"/>
+      </w:pPr>
+      <w:r>
+        <w:t>Hand-off to external maps app</w:t>
+      </w:r>
+      <w:r>
+        <w:br/>
+      </w:r>
+    </w:p>
+    <w:p>
+      <w:pPr>
+        <w:pStyle w:val="ListParagraph"/>
+        <w:numPr>
+          <w:ilvl w:val="0"/>
+          <w:numId w:val="40"/>
+        </w:numPr>
+        <w:spacing w:before="160" w:after="100"/>
+        <w:rPr>
+          <w:b/>
+          <w:bCs/>
+        </w:rPr>
+      </w:pPr>
+      <w:r>
+        <w:rPr>
+          <w:b/>
+          <w:bCs/>
+        </w:rPr>
+        <w:t>Reporting</w:t>
+      </w:r>
+    </w:p>
+    <w:p>
+      <w:pPr>
+        <w:pStyle w:val="ListParagraph"/>
+        <w:numPr>
+          <w:ilvl w:val="1"/>
+          <w:numId w:val="40"/>
+        </w:numPr>
+        <w:spacing w:before="160" w:after="100"/>
+      </w:pPr>
+      <w:r>
+        <w:t>Occupancy Reports</w:t>
+      </w:r>
+    </w:p>
+    <w:p>
+      <w:pPr>
+        <w:pStyle w:val="ListParagraph"/>
+        <w:numPr>
+          <w:ilvl w:val="2"/>
+          <w:numId w:val="40"/>
+        </w:numPr>
+        <w:spacing w:after="60"/>
+      </w:pPr>
+      <w:r>
+        <w:t>Historical data aggregation</w:t>
+      </w:r>
+    </w:p>
+    <w:p>
+      <w:pPr>
+        <w:pStyle w:val="ListParagraph"/>
+        <w:numPr>
+          <w:ilvl w:val="2"/>
+          <w:numId w:val="40"/>
+        </w:numPr>
+        <w:spacing w:after="60"/>
+      </w:pPr>
+      <w:r>
+        <w:t>Report generation (PDF/CSV)</w:t>
+      </w:r>
+      <w:r>
+        <w:br/>
+      </w:r>
+    </w:p>
+    <w:p>
+      <w:pPr>
+        <w:pStyle w:val="ListParagraph"/>
+        <w:numPr>
+          <w:ilvl w:val="1"/>
+          <w:numId w:val="40"/>
+        </w:numPr>
+        <w:spacing w:after="60"/>
+      </w:pPr>
+      <w:r>
+        <w:t>Revenue Reports</w:t>
+      </w:r>
+    </w:p>
+    <w:p>
+      <w:pPr>
+        <w:pStyle w:val="ListParagraph"/>
+        <w:numPr>
+          <w:ilvl w:val="2"/>
+          <w:numId w:val="40"/>
+        </w:numPr>
+        <w:spacing w:after="60"/>
+      </w:pPr>
+      <w:r>
+        <w:t>Revenue aggregation by facility</w:t>
+      </w:r>
+    </w:p>
+    <w:p>
+      <w:pPr>
+        <w:pStyle w:val="ListParagraph"/>
+        <w:numPr>
+          <w:ilvl w:val="2"/>
+          <w:numId w:val="40"/>
+        </w:numPr>
+        <w:spacing w:after="60"/>
+      </w:pPr>
+      <w:r>
+        <w:t>Export and scheduling</w:t>
+      </w:r>
+      <w:r>
+        <w:br/>
+      </w:r>
+    </w:p>
+    <w:p>
+      <w:pPr>
+        <w:pStyle w:val="ListParagraph"/>
+        <w:numPr>
+          <w:ilvl w:val="1"/>
+          <w:numId w:val="40"/>
+        </w:numPr>
+        <w:spacing w:after="60"/>
+      </w:pPr>
+      <w:r>
+        <w:t>Issue Reporting</w:t>
+      </w:r>
+    </w:p>
+    <w:p>
+      <w:pPr>
+        <w:pStyle w:val="ListParagraph"/>
+        <w:numPr>
+          <w:ilvl w:val="2"/>
+          <w:numId w:val="40"/>
+        </w:numPr>
+        <w:spacing w:after="60"/>
+      </w:pPr>
+      <w:r>
+        <w:t>In-app issue submission</w:t>
+      </w:r>
+    </w:p>
+    <w:p>
+      <w:pPr>
+        <w:pStyle w:val="ListParagraph"/>
+        <w:numPr>
+          <w:ilvl w:val="2"/>
+          <w:numId w:val="40"/>
+        </w:numPr>
+        <w:spacing w:after="60"/>
+      </w:pPr>
+      <w:r>
+        <w:t>Routing to operator</w:t>
+      </w:r>
+    </w:p>
+    <w:p>
+      <w:pPr>
+        <w:pStyle w:val="ListParagraph"/>
+        <w:numPr>
+          <w:ilvl w:val="2"/>
+          <w:numId w:val="40"/>
+        </w:numPr>
+        <w:spacing w:after="60"/>
+      </w:pPr>
+      <w:r>
+        <w:t>Response tracking</w:t>
+      </w:r>
+    </w:p>
+    <w:p>
+      <w:pPr>
+        <w:spacing w:after="60"/>
+      </w:pPr>
+    </w:p>
+    <w:p>
+      <w:pPr>
+        <w:spacing w:after="60"/>
+      </w:pPr>
+      <w:r>
+        <w:rPr>
+          <w:b/>
+          <w:bCs/>
+        </w:rPr>
         <w:lastRenderedPageBreak/>
-        <w:t>Precondition: User is logged in.</w:t>
-      </w:r>
-    </w:p>
-    <w:p>
-      <w:pPr>
-        <w:ind w:left="720"/>
-      </w:pPr>
-      <w:r>
-        <w:t>Steps:</w:t>
-      </w:r>
-    </w:p>
-    <w:p>
-      <w:pPr>
-        <w:pStyle w:val="ListParagraph"/>
-        <w:numPr>
-          <w:ilvl w:val="0"/>
-          <w:numId w:val="28"/>
-        </w:numPr>
-      </w:pPr>
-      <w:r>
-        <w:t>User goes to "Profile &amp; Payment Settings."</w:t>
-      </w:r>
-    </w:p>
-    <w:p>
-      <w:pPr>
-        <w:pStyle w:val="ListParagraph"/>
-        <w:numPr>
-          <w:ilvl w:val="0"/>
-          <w:numId w:val="28"/>
-        </w:numPr>
-      </w:pPr>
-      <w:r>
-        <w:t>User edits their info or adds/removes a payment method.</w:t>
-      </w:r>
-    </w:p>
-    <w:p>
-      <w:pPr>
-        <w:pStyle w:val="ListParagraph"/>
-        <w:numPr>
-          <w:ilvl w:val="0"/>
-          <w:numId w:val="28"/>
-        </w:numPr>
-      </w:pPr>
-      <w:r>
-        <w:t>System checks everything looks right and saves the changes.</w:t>
-      </w:r>
-      <w:r>
-        <w:br/>
-      </w:r>
-    </w:p>
-    <w:p>
-      <w:pPr>
-        <w:pStyle w:val="ListParagraph"/>
-        <w:numPr>
-          <w:ilvl w:val="0"/>
-          <w:numId w:val="11"/>
-        </w:numPr>
-      </w:pPr>
-      <w:r>
-        <w:t>Reporting an Issue at a Facility</w:t>
-      </w:r>
-    </w:p>
-    <w:p>
-      <w:pPr>
-        <w:ind w:left="720"/>
-      </w:pPr>
-      <w:r>
-        <w:t>Commuter: A driver shows up and finds someone else parked in their reserved spot, so they need to flag it so the operator can deal with it right away.</w:t>
-      </w:r>
-    </w:p>
-    <w:p>
-      <w:pPr>
-        <w:ind w:left="720"/>
-      </w:pPr>
-      <w:r>
-        <w:t>Precondition: User has a current or recent reservation at that garage/lot.</w:t>
-      </w:r>
-    </w:p>
-    <w:p>
-      <w:pPr>
-        <w:ind w:left="720"/>
-      </w:pPr>
-      <w:r>
-        <w:t>Steps:</w:t>
-      </w:r>
-    </w:p>
-    <w:p>
-      <w:pPr>
-        <w:pStyle w:val="ListParagraph"/>
-        <w:numPr>
-          <w:ilvl w:val="0"/>
-          <w:numId w:val="27"/>
-        </w:numPr>
-      </w:pPr>
-      <w:r>
-        <w:t>User taps "Report an Issue" from the reservation screen.</w:t>
-      </w:r>
-    </w:p>
-    <w:p>
-      <w:pPr>
-        <w:pStyle w:val="ListParagraph"/>
-        <w:numPr>
-          <w:ilvl w:val="0"/>
-          <w:numId w:val="27"/>
-        </w:numPr>
-      </w:pPr>
-      <w:r>
-        <w:t>User picks what kind of issue it is and adds a quick description.</w:t>
-      </w:r>
-    </w:p>
-    <w:p>
-      <w:pPr>
-        <w:pStyle w:val="ListParagraph"/>
-        <w:numPr>
-          <w:ilvl w:val="0"/>
-          <w:numId w:val="27"/>
-        </w:numPr>
-      </w:pPr>
-      <w:r>
-        <w:t>System sends the issue straight to the garage operator.</w:t>
-      </w:r>
-    </w:p>
-    <w:p>
-      <w:pPr>
-        <w:pStyle w:val="ListParagraph"/>
-        <w:numPr>
-          <w:ilvl w:val="0"/>
-          <w:numId w:val="27"/>
-        </w:numPr>
-      </w:pPr>
-      <w:r>
-        <w:t>System lets the user know it was received and roughly when to expect a response.</w:t>
-      </w:r>
-      <w:r>
-        <w:br/>
-      </w:r>
-    </w:p>
-    <w:p>
-      <w:pPr>
-        <w:pStyle w:val="ListParagraph"/>
-        <w:numPr>
-          <w:ilvl w:val="0"/>
-          <w:numId w:val="11"/>
-        </w:numPr>
-      </w:pPr>
-      <w:r>
-        <w:t>Viewing the Occupancy Dashboard</w:t>
-      </w:r>
-    </w:p>
-    <w:p>
-      <w:pPr>
-        <w:ind w:left="720"/>
-      </w:pPr>
-      <w:r>
-        <w:t>Parking Operator: A garage operator wants to check in real time how full their garage is and how much money it's bringing in today.</w:t>
-      </w:r>
-    </w:p>
-    <w:p>
-      <w:pPr>
-        <w:ind w:left="720"/>
-      </w:pPr>
-      <w:r>
-        <w:t>Precondition: Admin is logged into the operator dashboard and manages at least one garage/lot.</w:t>
-      </w:r>
-    </w:p>
-    <w:p>
-      <w:pPr>
-        <w:ind w:left="720"/>
-      </w:pPr>
-      <w:r>
-        <w:t>Steps:</w:t>
-      </w:r>
-    </w:p>
-    <w:p>
-      <w:pPr>
-        <w:pStyle w:val="ListParagraph"/>
-        <w:numPr>
-          <w:ilvl w:val="0"/>
-          <w:numId w:val="26"/>
-        </w:numPr>
-      </w:pPr>
-      <w:r>
-        <w:t>Admin logs into the dashboard.</w:t>
-      </w:r>
-    </w:p>
-    <w:p>
-      <w:pPr>
-        <w:pStyle w:val="ListParagraph"/>
-        <w:numPr>
-          <w:ilvl w:val="0"/>
-          <w:numId w:val="26"/>
-        </w:numPr>
-      </w:pPr>
-      <w:r>
-        <w:t>System shows current occupancy, active reservations, and revenue for each garage/lot.</w:t>
-      </w:r>
-    </w:p>
-    <w:p>
-      <w:pPr>
-        <w:pStyle w:val="ListParagraph"/>
-        <w:numPr>
-          <w:ilvl w:val="0"/>
-          <w:numId w:val="26"/>
-        </w:numPr>
-      </w:pPr>
-      <w:r>
-        <w:t>Admin can filter by location, date range, or space type.</w:t>
-      </w:r>
-      <w:r>
-        <w:br/>
-      </w:r>
-    </w:p>
-    <w:p>
-      <w:pPr>
-        <w:pStyle w:val="ListParagraph"/>
-        <w:numPr>
-          <w:ilvl w:val="0"/>
-          <w:numId w:val="11"/>
-        </w:numPr>
-      </w:pPr>
-      <w:r>
-        <w:t>Managing Pricing</w:t>
-      </w:r>
-    </w:p>
-    <w:p>
-      <w:pPr>
-        <w:ind w:left="720"/>
-      </w:pPr>
-      <w:r>
-        <w:t>Parking Operator: An operator wants to raise prices during a big event downtown and lower them on slow weekday afternoons, so they set that up themselves.</w:t>
-      </w:r>
-    </w:p>
-    <w:p>
-      <w:pPr>
-        <w:ind w:left="720"/>
-      </w:pPr>
-      <w:r>
-        <w:t>Precondition: Admin has permission to manage pricing for that garage/lot.</w:t>
-      </w:r>
-    </w:p>
-    <w:p>
-      <w:pPr>
-        <w:ind w:left="720"/>
+        <w:t>Gantt Chart</w:t>
+      </w:r>
+      <w:r>
+        <w:t xml:space="preserve"> </w:t>
+      </w:r>
+      <w:r>
+        <w:drawing>
+          <wp:inline distT="0" distB="0" distL="0" distR="0" wp14:anchorId="08DF196C" wp14:editId="75C093F4">
+            <wp:extent cx="6357620" cy="2613660"/>
+            <wp:effectExtent l="0" t="0" r="5080" b="0"/>
+            <wp:docPr id="1009477355" name="Picture 1"/>
+            <wp:cNvGraphicFramePr>
+              <a:graphicFrameLocks xmlns:a="http://schemas.openxmlformats.org/drawingml/2006/main" noChangeAspect="1"/>
+            </wp:cNvGraphicFramePr>
+            <a:graphic xmlns:a="http://schemas.openxmlformats.org/drawingml/2006/main">
+              <a:graphicData uri="http://schemas.openxmlformats.org/drawingml/2006/picture">
+                <pic:pic xmlns:pic="http://schemas.openxmlformats.org/drawingml/2006/picture">
+                  <pic:nvPicPr>
+                    <pic:cNvPr id="1009477355" name=""/>
+                    <pic:cNvPicPr/>
+                  </pic:nvPicPr>
+                  <pic:blipFill>
+                    <a:blip r:embed="rId7"/>
+                    <a:stretch>
+                      <a:fillRect/>
+                    </a:stretch>
+                  </pic:blipFill>
+                  <pic:spPr>
+                    <a:xfrm>
+                      <a:off x="0" y="0"/>
+                      <a:ext cx="6369323" cy="2618471"/>
+                    </a:xfrm>
+                    <a:prstGeom prst="rect">
+                      <a:avLst/>
+                    </a:prstGeom>
+                  </pic:spPr>
+                </pic:pic>
+              </a:graphicData>
+            </a:graphic>
+          </wp:inline>
+        </w:drawing>
+      </w:r>
+    </w:p>
+    <w:p>
+      <w:pPr>
+        <w:spacing w:after="60"/>
+      </w:pPr>
+    </w:p>
+    <w:p>
+      <w:pPr>
+        <w:spacing w:after="60"/>
       </w:pPr>
       <w:r>
         <w:lastRenderedPageBreak/>
-        <w:t>Steps:</w:t>
-      </w:r>
-    </w:p>
-    <w:p>
-      <w:pPr>
-        <w:pStyle w:val="ListParagraph"/>
-        <w:numPr>
-          <w:ilvl w:val="0"/>
-          <w:numId w:val="25"/>
-        </w:numPr>
-      </w:pPr>
-      <w:r>
-        <w:t>Admin opens "Pricing Management" for a garage/lot.</w:t>
-      </w:r>
-    </w:p>
-    <w:p>
-      <w:pPr>
-        <w:pStyle w:val="ListParagraph"/>
-        <w:numPr>
-          <w:ilvl w:val="0"/>
-          <w:numId w:val="25"/>
-        </w:numPr>
-      </w:pPr>
-      <w:r>
-        <w:t>Admin sets up a pricing rule (regular rate, time-based, or event pricing).</w:t>
-      </w:r>
-    </w:p>
-    <w:p>
-      <w:pPr>
-        <w:pStyle w:val="ListParagraph"/>
-        <w:numPr>
-          <w:ilvl w:val="0"/>
-          <w:numId w:val="25"/>
-        </w:numPr>
-      </w:pPr>
-      <w:r>
-        <w:t>System checks for conflicts with rules already in place.</w:t>
-      </w:r>
-    </w:p>
-    <w:p>
-      <w:pPr>
-        <w:pStyle w:val="ListParagraph"/>
-        <w:numPr>
-          <w:ilvl w:val="0"/>
-          <w:numId w:val="25"/>
-        </w:numPr>
-      </w:pPr>
-      <w:r>
-        <w:t>Admin publishes it and the new pricing shows up right away.</w:t>
-      </w:r>
-      <w:r>
-        <w:br/>
-      </w:r>
-    </w:p>
-    <w:p>
-      <w:pPr>
-        <w:pStyle w:val="ListParagraph"/>
-        <w:numPr>
-          <w:ilvl w:val="0"/>
-          <w:numId w:val="11"/>
-        </w:numPr>
-      </w:pPr>
-      <w:r>
-        <w:t>Generating an Occupancy Report</w:t>
-      </w:r>
-    </w:p>
-    <w:p>
-      <w:pPr>
-        <w:ind w:left="720"/>
-      </w:pPr>
-      <w:r>
-        <w:t>Parking Operator: At the end of the month, an operator needs a report on occupancy and revenue to send to the city and their own finance team.</w:t>
-      </w:r>
-    </w:p>
-    <w:p>
-      <w:pPr>
-        <w:ind w:left="720"/>
-      </w:pPr>
-      <w:r>
-        <w:t>Precondition: Admin is logged in and there's data for the time period they want.</w:t>
-      </w:r>
-    </w:p>
-    <w:p>
-      <w:pPr>
-        <w:ind w:left="720"/>
-      </w:pPr>
-      <w:r>
-        <w:t>Steps:</w:t>
-      </w:r>
-    </w:p>
-    <w:p>
-      <w:pPr>
-        <w:pStyle w:val="ListParagraph"/>
-        <w:numPr>
-          <w:ilvl w:val="0"/>
-          <w:numId w:val="24"/>
-        </w:numPr>
-      </w:pPr>
-      <w:r>
-        <w:t>Admin picks a garage/lot, date range, and report type under "Reports."</w:t>
-      </w:r>
-    </w:p>
-    <w:p>
-      <w:pPr>
-        <w:pStyle w:val="ListParagraph"/>
-        <w:numPr>
-          <w:ilvl w:val="0"/>
-          <w:numId w:val="24"/>
-        </w:numPr>
-      </w:pPr>
-      <w:r>
-        <w:t>System pulls the historical data together and shows a preview.</w:t>
-      </w:r>
-    </w:p>
-    <w:p>
-      <w:pPr>
-        <w:pStyle w:val="ListParagraph"/>
-        <w:numPr>
-          <w:ilvl w:val="0"/>
-          <w:numId w:val="24"/>
-        </w:numPr>
-      </w:pPr>
-      <w:r>
-        <w:t>Admin downloads the report as a PDF or CSV.</w:t>
-      </w:r>
-      <w:r>
-        <w:br/>
-      </w:r>
-    </w:p>
-    <w:p>
-      <w:pPr>
-        <w:pStyle w:val="ListParagraph"/>
-        <w:numPr>
-          <w:ilvl w:val="0"/>
-          <w:numId w:val="11"/>
-        </w:numPr>
-      </w:pPr>
-      <w:r>
-        <w:t>Administering the Platform</w:t>
-      </w:r>
-    </w:p>
-    <w:p>
-      <w:pPr>
-        <w:ind w:left="720"/>
-      </w:pPr>
-      <w:r>
-        <w:t>System Administrator: A system admin needs to add a new garage to the platform and make sure its data feed is hooked up right.</w:t>
-      </w:r>
-    </w:p>
-    <w:p>
-      <w:pPr>
-        <w:ind w:left="720"/>
-      </w:pPr>
-      <w:r>
-        <w:t>Precondition: Admin has admin-level access to the system.</w:t>
-      </w:r>
-    </w:p>
-    <w:p>
-      <w:pPr>
-        <w:ind w:left="720"/>
-      </w:pPr>
-      <w:r>
-        <w:t>Steps:</w:t>
-      </w:r>
-    </w:p>
-    <w:p>
-      <w:pPr>
-        <w:pStyle w:val="ListParagraph"/>
-        <w:numPr>
-          <w:ilvl w:val="0"/>
-          <w:numId w:val="23"/>
-        </w:numPr>
-      </w:pPr>
-      <w:r>
-        <w:t>Admin adds a new garage/lot with its location and how many spots it has.</w:t>
-      </w:r>
-    </w:p>
-    <w:p>
-      <w:pPr>
-        <w:pStyle w:val="ListParagraph"/>
-        <w:numPr>
-          <w:ilvl w:val="0"/>
-          <w:numId w:val="23"/>
-        </w:numPr>
-      </w:pPr>
-      <w:r>
-        <w:t>Admin connects that garage's occupancy feed or ticketing system.</w:t>
-      </w:r>
-    </w:p>
-    <w:p>
-      <w:pPr>
-        <w:pStyle w:val="ListParagraph"/>
-        <w:numPr>
-          <w:ilvl w:val="0"/>
-          <w:numId w:val="23"/>
-        </w:numPr>
-      </w:pPr>
-      <w:r>
-        <w:t>System checks the connection is working and starts showing the garage in search results.</w:t>
+        <w:drawing>
+          <wp:inline distT="0" distB="0" distL="0" distR="0" wp14:anchorId="722B9806" wp14:editId="3BC1DEDA">
+            <wp:extent cx="6108127" cy="7748270"/>
+            <wp:effectExtent l="0" t="0" r="6985" b="5080"/>
+            <wp:docPr id="1222807206" name="Picture 1"/>
+            <wp:cNvGraphicFramePr>
+              <a:graphicFrameLocks xmlns:a="http://schemas.openxmlformats.org/drawingml/2006/main" noChangeAspect="1"/>
+            </wp:cNvGraphicFramePr>
+            <a:graphic xmlns:a="http://schemas.openxmlformats.org/drawingml/2006/main">
+              <a:graphicData uri="http://schemas.openxmlformats.org/drawingml/2006/picture">
+                <pic:pic xmlns:pic="http://schemas.openxmlformats.org/drawingml/2006/picture">
+                  <pic:nvPicPr>
+                    <pic:cNvPr id="1222807206" name=""/>
+                    <pic:cNvPicPr/>
+                  </pic:nvPicPr>
+                  <pic:blipFill>
+                    <a:blip r:embed="rId8"/>
+                    <a:stretch>
+                      <a:fillRect/>
+                    </a:stretch>
+                  </pic:blipFill>
+                  <pic:spPr>
+                    <a:xfrm>
+                      <a:off x="0" y="0"/>
+                      <a:ext cx="6123954" cy="7768347"/>
+                    </a:xfrm>
+                    <a:prstGeom prst="rect">
+                      <a:avLst/>
+                    </a:prstGeom>
+                  </pic:spPr>
+                </pic:pic>
+              </a:graphicData>
+            </a:graphic>
+          </wp:inline>
+        </w:drawing>
       </w:r>
     </w:p>
     <w:sectPr>
+      <w:headerReference w:type="default" r:id="rId9"/>
       <w:pgSz w:w="12240" w:h="15840"/>
       <w:pgMar w:top="1440" w:right="1440" w:bottom="1440" w:left="1440" w:header="720" w:footer="720" w:gutter="0"/>
+      <w:pgNumType w:start="0"/>
       <w:cols w:space="720"/>
+      <w:titlePg/>
       <w:docGrid w:linePitch="360"/>
     </w:sectPr>
   </w:body>
 </w:document>
+</file>
+
+<file path=word/endnotes.xml><?xml version="1.0" encoding="utf-8"?>
+<w:endnotes xmlns:wpc="http://schemas.microsoft.com/office/word/2010/wordprocessingCanvas" xmlns:cx="http://schemas.microsoft.com/office/drawing/2014/chartex" xmlns:cx1="http://schemas.microsoft.com/office/drawing/2015/9/8/chartex" xmlns:cx2="http://schemas.microsoft.com/office/drawing/2015/10/21/chartex" xmlns:cx3="http://schemas.microsoft.com/office/drawing/2016/5/9/chartex" xmlns:cx4="http://schemas.microsoft.com/office/drawing/2016/5/10/chartex" xmlns:cx5="http://schemas.microsoft.com/office/drawing/2016/5/11/chartex" xmlns:cx6="http://schemas.microsoft.com/office/drawing/2016/5/12/chartex" xmlns:cx7="http://schemas.microsoft.com/office/drawing/2016/5/13/chartex" xmlns:cx8="http://schemas.microsoft.com/office/drawing/2016/5/14/chartex" xmlns:mc="http://schemas.openxmlformats.org/markup-compatibility/2006" xmlns:aink="http://schemas.microsoft.com/office/drawing/2016/ink" xmlns:am3d="http://schemas.microsoft.com/office/drawing/2017/model3d" xmlns:o="urn:schemas-microsoft-com:office:office" xmlns:oel="http://schemas.microsoft.com/office/2019/extlst" xmlns:r="http://schemas.openxmlformats.org/officeDocument/2006/relationships" xmlns:m="http://schemas.openxmlformats.org/officeDocument/2006/math" xmlns:v="urn:schemas-microsoft-com:vml" xmlns:wp14="http://schemas.microsoft.com/office/word/2010/wordprocessingDrawing" xmlns:wp="http://schemas.openxmlformats.org/drawingml/2006/wordprocessingDrawing" xmlns:w10="urn:schemas-microsoft-com:office:word" xmlns:w="http://schemas.openxmlformats.org/wordprocessingml/2006/main" xmlns:w14="http://schemas.microsoft.com/office/word/2010/wordml" xmlns:w15="http://schemas.microsoft.com/office/word/2012/wordml" xmlns:w16cex="http://schemas.microsoft.com/office/word/2018/wordml/cex" xmlns:w16cid="http://schemas.microsoft.com/office/word/2016/wordml/cid" xmlns:w16="http://schemas.microsoft.com/office/word/2018/wordml" xmlns:w16du="http://schemas.microsoft.com/office/word/2023/wordml/word16du" xmlns:w16sdtdh="http://schemas.microsoft.com/office/word/2020/wordml/sdtdatahash" xmlns:w16sdtfl="http://schemas.microsoft.com/office/word/2024/wordml/sdtformatlock" xmlns:w16se="http://schemas.microsoft.com/office/word/2015/wordml/symex" xmlns:wpg="http://schemas.microsoft.com/office/word/2010/wordprocessingGroup" xmlns:wpi="http://schemas.microsoft.com/office/word/2010/wordprocessingInk" xmlns:wne="http://schemas.microsoft.com/office/word/2006/wordml" xmlns:wps="http://schemas.microsoft.com/office/word/2010/wordprocessingShape" mc:Ignorable="w14 w15 w16se w16cid w16 w16cex w16sdtdh w16sdtfl w16du wp14">
+  <w:endnote w:type="separator" w:id="-1">
+    <w:p>
+      <w:pPr>
+        <w:spacing w:after="0" w:line="240" w:lineRule="auto"/>
+      </w:pPr>
+      <w:r>
+        <w:separator/>
+      </w:r>
+    </w:p>
+  </w:endnote>
+  <w:endnote w:type="continuationSeparator" w:id="0">
+    <w:p>
+      <w:pPr>
+        <w:spacing w:after="0" w:line="240" w:lineRule="auto"/>
+      </w:pPr>
+      <w:r>
+        <w:continuationSeparator/>
+      </w:r>
+    </w:p>
+  </w:endnote>
+</w:endnotes>
+</file>
+
+<file path=word/footnotes.xml><?xml version="1.0" encoding="utf-8"?>
+<w:footnotes xmlns:wpc="http://schemas.microsoft.com/office/word/2010/wordprocessingCanvas" xmlns:cx="http://schemas.microsoft.com/office/drawing/2014/chartex" xmlns:cx1="http://schemas.microsoft.com/office/drawing/2015/9/8/chartex" xmlns:cx2="http://schemas.microsoft.com/office/drawing/2015/10/21/chartex" xmlns:cx3="http://schemas.microsoft.com/office/drawing/2016/5/9/chartex" xmlns:cx4="http://schemas.microsoft.com/office/drawing/2016/5/10/chartex" xmlns:cx5="http://schemas.microsoft.com/office/drawing/2016/5/11/chartex" xmlns:cx6="http://schemas.microsoft.com/office/drawing/2016/5/12/chartex" xmlns:cx7="http://schemas.microsoft.com/office/drawing/2016/5/13/chartex" xmlns:cx8="http://schemas.microsoft.com/office/drawing/2016/5/14/chartex" xmlns:mc="http://schemas.openxmlformats.org/markup-compatibility/2006" xmlns:aink="http://schemas.microsoft.com/office/drawing/2016/ink" xmlns:am3d="http://schemas.microsoft.com/office/drawing/2017/model3d" xmlns:o="urn:schemas-microsoft-com:office:office" xmlns:oel="http://schemas.microsoft.com/office/2019/extlst" xmlns:r="http://schemas.openxmlformats.org/officeDocument/2006/relationships" xmlns:m="http://schemas.openxmlformats.org/officeDocument/2006/math" xmlns:v="urn:schemas-microsoft-com:vml" xmlns:wp14="http://schemas.microsoft.com/office/word/2010/wordprocessingDrawing" xmlns:wp="http://schemas.openxmlformats.org/drawingml/2006/wordprocessingDrawing" xmlns:w10="urn:schemas-microsoft-com:office:word" xmlns:w="http://schemas.openxmlformats.org/wordprocessingml/2006/main" xmlns:w14="http://schemas.microsoft.com/office/word/2010/wordml" xmlns:w15="http://schemas.microsoft.com/office/word/2012/wordml" xmlns:w16cex="http://schemas.microsoft.com/office/word/2018/wordml/cex" xmlns:w16cid="http://schemas.microsoft.com/office/word/2016/wordml/cid" xmlns:w16="http://schemas.microsoft.com/office/word/2018/wordml" xmlns:w16du="http://schemas.microsoft.com/office/word/2023/wordml/word16du" xmlns:w16sdtdh="http://schemas.microsoft.com/office/word/2020/wordml/sdtdatahash" xmlns:w16sdtfl="http://schemas.microsoft.com/office/word/2024/wordml/sdtformatlock" xmlns:w16se="http://schemas.microsoft.com/office/word/2015/wordml/symex" xmlns:wpg="http://schemas.microsoft.com/office/word/2010/wordprocessingGroup" xmlns:wpi="http://schemas.microsoft.com/office/word/2010/wordprocessingInk" xmlns:wne="http://schemas.microsoft.com/office/word/2006/wordml" xmlns:wps="http://schemas.microsoft.com/office/word/2010/wordprocessingShape" mc:Ignorable="w14 w15 w16se w16cid w16 w16cex w16sdtdh w16sdtfl w16du wp14">
+  <w:footnote w:type="separator" w:id="-1">
+    <w:p>
+      <w:pPr>
+        <w:spacing w:after="0" w:line="240" w:lineRule="auto"/>
+      </w:pPr>
+      <w:r>
+        <w:separator/>
+      </w:r>
+    </w:p>
+  </w:footnote>
+  <w:footnote w:type="continuationSeparator" w:id="0">
+    <w:p>
+      <w:pPr>
+        <w:spacing w:after="0" w:line="240" w:lineRule="auto"/>
+      </w:pPr>
+      <w:r>
+        <w:continuationSeparator/>
+      </w:r>
+    </w:p>
+  </w:footnote>
+</w:footnotes>
+</file>
+
+<file path=word/header1.xml><?xml version="1.0" encoding="utf-8"?>
+<w:hdr xmlns:wpc="http://schemas.microsoft.com/office/word/2010/wordprocessingCanvas" xmlns:cx="http://schemas.microsoft.com/office/drawing/2014/chartex" xmlns:cx1="http://schemas.microsoft.com/office/drawing/2015/9/8/chartex" xmlns:cx2="http://schemas.microsoft.com/office/drawing/2015/10/21/chartex" xmlns:cx3="http://schemas.microsoft.com/office/drawing/2016/5/9/chartex" xmlns:cx4="http://schemas.microsoft.com/office/drawing/2016/5/10/chartex" xmlns:cx5="http://schemas.microsoft.com/office/drawing/2016/5/11/chartex" xmlns:cx6="http://schemas.microsoft.com/office/drawing/2016/5/12/chartex" xmlns:cx7="http://schemas.microsoft.com/office/drawing/2016/5/13/chartex" xmlns:cx8="http://schemas.microsoft.com/office/drawing/2016/5/14/chartex" xmlns:mc="http://schemas.openxmlformats.org/markup-compatibility/2006" xmlns:aink="http://schemas.microsoft.com/office/drawing/2016/ink" xmlns:am3d="http://schemas.microsoft.com/office/drawing/2017/model3d" xmlns:o="urn:schemas-microsoft-com:office:office" xmlns:oel="http://schemas.microsoft.com/office/2019/extlst" xmlns:r="http://schemas.openxmlformats.org/officeDocument/2006/relationships" xmlns:m="http://schemas.openxmlformats.org/officeDocument/2006/math" xmlns:v="urn:schemas-microsoft-com:vml" xmlns:wp14="http://schemas.microsoft.com/office/word/2010/wordprocessingDrawing" xmlns:wp="http://schemas.openxmlformats.org/drawingml/2006/wordprocessingDrawing" xmlns:w10="urn:schemas-microsoft-com:office:word" xmlns:w="http://schemas.openxmlformats.org/wordprocessingml/2006/main" xmlns:w14="http://schemas.microsoft.com/office/word/2010/wordml" xmlns:w15="http://schemas.microsoft.com/office/word/2012/wordml" xmlns:w16cex="http://schemas.microsoft.com/office/word/2018/wordml/cex" xmlns:w16cid="http://schemas.microsoft.com/office/word/2016/wordml/cid" xmlns:w16="http://schemas.microsoft.com/office/word/2018/wordml" xmlns:w16du="http://schemas.microsoft.com/office/word/2023/wordml/word16du" xmlns:w16sdtdh="http://schemas.microsoft.com/office/word/2020/wordml/sdtdatahash" xmlns:w16sdtfl="http://schemas.microsoft.com/office/word/2024/wordml/sdtformatlock" xmlns:w16se="http://schemas.microsoft.com/office/word/2015/wordml/symex" xmlns:wpg="http://schemas.microsoft.com/office/word/2010/wordprocessingGroup" xmlns:wpi="http://schemas.microsoft.com/office/word/2010/wordprocessingInk" xmlns:wne="http://schemas.microsoft.com/office/word/2006/wordml" xmlns:wps="http://schemas.microsoft.com/office/word/2010/wordprocessingShape" mc:Ignorable="w14 w15 w16se w16cid w16 w16cex w16sdtdh w16sdtfl w16du wp14">
+  <w:p>
+    <w:pPr>
+      <w:pStyle w:val="Header"/>
+    </w:pPr>
+    <w:r>
+      <w:t>Jahshua Grant</w:t>
+    </w:r>
+  </w:p>
+</w:hdr>
 </file>
 
 <file path=word/numbering.xml><?xml version="1.0" encoding="utf-8"?>
@@ -2171,6 +3728,119 @@
     </w:lvl>
   </w:abstractNum>
   <w:abstractNum w:abstractNumId="1" w15:restartNumberingAfterBreak="0">
+    <w:nsid w:val="05343F85"/>
+    <w:multiLevelType w:val="multilevel"/>
+    <w:tmpl w:val="1D3ABFAC"/>
+    <w:lvl w:ilvl="0">
+      <w:start w:val="1"/>
+      <w:numFmt w:val="decimal"/>
+      <w:lvlText w:val="%1"/>
+      <w:lvlJc w:val="left"/>
+      <w:pPr>
+        <w:ind w:left="372" w:hanging="372"/>
+      </w:pPr>
+      <w:rPr>
+        <w:rFonts w:hint="default"/>
+      </w:rPr>
+    </w:lvl>
+    <w:lvl w:ilvl="1">
+      <w:start w:val="1"/>
+      <w:numFmt w:val="decimal"/>
+      <w:lvlText w:val="%1.%2"/>
+      <w:lvlJc w:val="left"/>
+      <w:pPr>
+        <w:ind w:left="1092" w:hanging="372"/>
+      </w:pPr>
+      <w:rPr>
+        <w:rFonts w:hint="default"/>
+      </w:rPr>
+    </w:lvl>
+    <w:lvl w:ilvl="2">
+      <w:start w:val="1"/>
+      <w:numFmt w:val="decimal"/>
+      <w:lvlText w:val="%1.%2.%3"/>
+      <w:lvlJc w:val="left"/>
+      <w:pPr>
+        <w:ind w:left="2160" w:hanging="720"/>
+      </w:pPr>
+      <w:rPr>
+        <w:rFonts w:hint="default"/>
+      </w:rPr>
+    </w:lvl>
+    <w:lvl w:ilvl="3">
+      <w:start w:val="1"/>
+      <w:numFmt w:val="decimal"/>
+      <w:lvlText w:val="%1.%2.%3.%4"/>
+      <w:lvlJc w:val="left"/>
+      <w:pPr>
+        <w:ind w:left="3240" w:hanging="1080"/>
+      </w:pPr>
+      <w:rPr>
+        <w:rFonts w:hint="default"/>
+      </w:rPr>
+    </w:lvl>
+    <w:lvl w:ilvl="4">
+      <w:start w:val="1"/>
+      <w:numFmt w:val="decimal"/>
+      <w:lvlText w:val="%1.%2.%3.%4.%5"/>
+      <w:lvlJc w:val="left"/>
+      <w:pPr>
+        <w:ind w:left="3960" w:hanging="1080"/>
+      </w:pPr>
+      <w:rPr>
+        <w:rFonts w:hint="default"/>
+      </w:rPr>
+    </w:lvl>
+    <w:lvl w:ilvl="5">
+      <w:start w:val="1"/>
+      <w:numFmt w:val="decimal"/>
+      <w:lvlText w:val="%1.%2.%3.%4.%5.%6"/>
+      <w:lvlJc w:val="left"/>
+      <w:pPr>
+        <w:ind w:left="5040" w:hanging="1440"/>
+      </w:pPr>
+      <w:rPr>
+        <w:rFonts w:hint="default"/>
+      </w:rPr>
+    </w:lvl>
+    <w:lvl w:ilvl="6">
+      <w:start w:val="1"/>
+      <w:numFmt w:val="decimal"/>
+      <w:lvlText w:val="%1.%2.%3.%4.%5.%6.%7"/>
+      <w:lvlJc w:val="left"/>
+      <w:pPr>
+        <w:ind w:left="5760" w:hanging="1440"/>
+      </w:pPr>
+      <w:rPr>
+        <w:rFonts w:hint="default"/>
+      </w:rPr>
+    </w:lvl>
+    <w:lvl w:ilvl="7">
+      <w:start w:val="1"/>
+      <w:numFmt w:val="decimal"/>
+      <w:lvlText w:val="%1.%2.%3.%4.%5.%6.%7.%8"/>
+      <w:lvlJc w:val="left"/>
+      <w:pPr>
+        <w:ind w:left="6840" w:hanging="1800"/>
+      </w:pPr>
+      <w:rPr>
+        <w:rFonts w:hint="default"/>
+      </w:rPr>
+    </w:lvl>
+    <w:lvl w:ilvl="8">
+      <w:start w:val="1"/>
+      <w:numFmt w:val="decimal"/>
+      <w:lvlText w:val="%1.%2.%3.%4.%5.%6.%7.%8.%9"/>
+      <w:lvlJc w:val="left"/>
+      <w:pPr>
+        <w:ind w:left="7560" w:hanging="1800"/>
+      </w:pPr>
+      <w:rPr>
+        <w:rFonts w:hint="default"/>
+      </w:rPr>
+    </w:lvl>
+  </w:abstractNum>
+  <w:abstractNum w:abstractNumId="2" w15:restartNumberingAfterBreak="0">
     <w:nsid w:val="05A65005"/>
     <w:multiLevelType w:val="multilevel"/>
     <w:tmpl w:val="51021E54"/>
@@ -2283,11 +3953,11 @@
       </w:rPr>
     </w:lvl>
   </w:abstractNum>
-  <w:abstractNum w:abstractNumId="2" w15:restartNumberingAfterBreak="0">
+  <w:abstractNum w:abstractNumId="3" w15:restartNumberingAfterBreak="0">
     <w:nsid w:val="05D43313"/>
-    <w:multiLevelType w:val="hybridMultilevel"/>
-    <w:tmpl w:val="B80296C4"/>
-    <w:lvl w:ilvl="0" w:tplc="E236DAE2">
+    <w:multiLevelType w:val="multilevel"/>
+    <w:tmpl w:val="3D06968E"/>
+    <w:lvl w:ilvl="0">
       <w:start w:val="1"/>
       <w:numFmt w:val="decimal"/>
       <w:lvlText w:val="%1."/>
@@ -2299,80 +3969,112 @@
         <w:rFonts w:hint="default"/>
       </w:rPr>
     </w:lvl>
-    <w:lvl w:ilvl="1" w:tplc="04090019" w:tentative="1">
-      <w:start w:val="1"/>
-      <w:numFmt w:val="lowerLetter"/>
-      <w:lvlText w:val="%2."/>
-      <w:lvlJc w:val="left"/>
-      <w:pPr>
-        <w:ind w:left="1800" w:hanging="360"/>
-      </w:pPr>
-    </w:lvl>
-    <w:lvl w:ilvl="2" w:tplc="0409001B" w:tentative="1">
-      <w:start w:val="1"/>
-      <w:numFmt w:val="lowerRoman"/>
-      <w:lvlText w:val="%3."/>
-      <w:lvlJc w:val="right"/>
-      <w:pPr>
-        <w:ind w:left="2520" w:hanging="180"/>
-      </w:pPr>
-    </w:lvl>
-    <w:lvl w:ilvl="3" w:tplc="0409000F" w:tentative="1">
-      <w:start w:val="1"/>
-      <w:numFmt w:val="decimal"/>
-      <w:lvlText w:val="%4."/>
-      <w:lvlJc w:val="left"/>
-      <w:pPr>
-        <w:ind w:left="3240" w:hanging="360"/>
-      </w:pPr>
-    </w:lvl>
-    <w:lvl w:ilvl="4" w:tplc="04090019" w:tentative="1">
-      <w:start w:val="1"/>
-      <w:numFmt w:val="lowerLetter"/>
-      <w:lvlText w:val="%5."/>
-      <w:lvlJc w:val="left"/>
-      <w:pPr>
-        <w:ind w:left="3960" w:hanging="360"/>
-      </w:pPr>
-    </w:lvl>
-    <w:lvl w:ilvl="5" w:tplc="0409001B" w:tentative="1">
-      <w:start w:val="1"/>
-      <w:numFmt w:val="lowerRoman"/>
-      <w:lvlText w:val="%6."/>
-      <w:lvlJc w:val="right"/>
-      <w:pPr>
-        <w:ind w:left="4680" w:hanging="180"/>
-      </w:pPr>
-    </w:lvl>
-    <w:lvl w:ilvl="6" w:tplc="0409000F" w:tentative="1">
-      <w:start w:val="1"/>
-      <w:numFmt w:val="decimal"/>
-      <w:lvlText w:val="%7."/>
-      <w:lvlJc w:val="left"/>
-      <w:pPr>
-        <w:ind w:left="5400" w:hanging="360"/>
-      </w:pPr>
-    </w:lvl>
-    <w:lvl w:ilvl="7" w:tplc="04090019" w:tentative="1">
-      <w:start w:val="1"/>
-      <w:numFmt w:val="lowerLetter"/>
-      <w:lvlText w:val="%8."/>
-      <w:lvlJc w:val="left"/>
-      <w:pPr>
-        <w:ind w:left="6120" w:hanging="360"/>
-      </w:pPr>
-    </w:lvl>
-    <w:lvl w:ilvl="8" w:tplc="0409001B" w:tentative="1">
-      <w:start w:val="1"/>
-      <w:numFmt w:val="lowerRoman"/>
-      <w:lvlText w:val="%9."/>
-      <w:lvlJc w:val="right"/>
-      <w:pPr>
-        <w:ind w:left="6840" w:hanging="180"/>
-      </w:pPr>
+    <w:lvl w:ilvl="1">
+      <w:start w:val="1"/>
+      <w:numFmt w:val="decimal"/>
+      <w:isLgl/>
+      <w:lvlText w:val="%1.%2"/>
+      <w:lvlJc w:val="left"/>
+      <w:pPr>
+        <w:ind w:left="1092" w:hanging="372"/>
+      </w:pPr>
+      <w:rPr>
+        <w:rFonts w:hint="default"/>
+      </w:rPr>
+    </w:lvl>
+    <w:lvl w:ilvl="2">
+      <w:start w:val="1"/>
+      <w:numFmt w:val="decimal"/>
+      <w:isLgl/>
+      <w:lvlText w:val="%1.%2.%3"/>
+      <w:lvlJc w:val="left"/>
+      <w:pPr>
+        <w:ind w:left="1440" w:hanging="720"/>
+      </w:pPr>
+      <w:rPr>
+        <w:rFonts w:hint="default"/>
+      </w:rPr>
+    </w:lvl>
+    <w:lvl w:ilvl="3">
+      <w:start w:val="1"/>
+      <w:numFmt w:val="decimal"/>
+      <w:isLgl/>
+      <w:lvlText w:val="%1.%2.%3.%4"/>
+      <w:lvlJc w:val="left"/>
+      <w:pPr>
+        <w:ind w:left="1800" w:hanging="1080"/>
+      </w:pPr>
+      <w:rPr>
+        <w:rFonts w:hint="default"/>
+      </w:rPr>
+    </w:lvl>
+    <w:lvl w:ilvl="4">
+      <w:start w:val="1"/>
+      <w:numFmt w:val="decimal"/>
+      <w:isLgl/>
+      <w:lvlText w:val="%1.%2.%3.%4.%5"/>
+      <w:lvlJc w:val="left"/>
+      <w:pPr>
+        <w:ind w:left="1800" w:hanging="1080"/>
+      </w:pPr>
+      <w:rPr>
+        <w:rFonts w:hint="default"/>
+      </w:rPr>
+    </w:lvl>
+    <w:lvl w:ilvl="5">
+      <w:start w:val="1"/>
+      <w:numFmt w:val="decimal"/>
+      <w:isLgl/>
+      <w:lvlText w:val="%1.%2.%3.%4.%5.%6"/>
+      <w:lvlJc w:val="left"/>
+      <w:pPr>
+        <w:ind w:left="2160" w:hanging="1440"/>
+      </w:pPr>
+      <w:rPr>
+        <w:rFonts w:hint="default"/>
+      </w:rPr>
+    </w:lvl>
+    <w:lvl w:ilvl="6">
+      <w:start w:val="1"/>
+      <w:numFmt w:val="decimal"/>
+      <w:isLgl/>
+      <w:lvlText w:val="%1.%2.%3.%4.%5.%6.%7"/>
+      <w:lvlJc w:val="left"/>
+      <w:pPr>
+        <w:ind w:left="2160" w:hanging="1440"/>
+      </w:pPr>
+      <w:rPr>
+        <w:rFonts w:hint="default"/>
+      </w:rPr>
+    </w:lvl>
+    <w:lvl w:ilvl="7">
+      <w:start w:val="1"/>
+      <w:numFmt w:val="decimal"/>
+      <w:isLgl/>
+      <w:lvlText w:val="%1.%2.%3.%4.%5.%6.%7.%8"/>
+      <w:lvlJc w:val="left"/>
+      <w:pPr>
+        <w:ind w:left="2520" w:hanging="1800"/>
+      </w:pPr>
+      <w:rPr>
+        <w:rFonts w:hint="default"/>
+      </w:rPr>
+    </w:lvl>
+    <w:lvl w:ilvl="8">
+      <w:start w:val="1"/>
+      <w:numFmt w:val="decimal"/>
+      <w:isLgl/>
+      <w:lvlText w:val="%1.%2.%3.%4.%5.%6.%7.%8.%9"/>
+      <w:lvlJc w:val="left"/>
+      <w:pPr>
+        <w:ind w:left="2520" w:hanging="1800"/>
+      </w:pPr>
+      <w:rPr>
+        <w:rFonts w:hint="default"/>
+      </w:rPr>
     </w:lvl>
   </w:abstractNum>
-  <w:abstractNum w:abstractNumId="3" w15:restartNumberingAfterBreak="0">
+  <w:abstractNum w:abstractNumId="4" w15:restartNumberingAfterBreak="0">
     <w:nsid w:val="0B1B4841"/>
     <w:multiLevelType w:val="hybridMultilevel"/>
     <w:tmpl w:val="27E28FCA"/>
@@ -2461,7 +4163,7 @@
       </w:pPr>
     </w:lvl>
   </w:abstractNum>
-  <w:abstractNum w:abstractNumId="4" w15:restartNumberingAfterBreak="0">
+  <w:abstractNum w:abstractNumId="5" w15:restartNumberingAfterBreak="0">
     <w:nsid w:val="0B63763C"/>
     <w:multiLevelType w:val="hybridMultilevel"/>
     <w:tmpl w:val="4D263B82"/>
@@ -2573,7 +4275,7 @@
       </w:rPr>
     </w:lvl>
   </w:abstractNum>
-  <w:abstractNum w:abstractNumId="5" w15:restartNumberingAfterBreak="0">
+  <w:abstractNum w:abstractNumId="6" w15:restartNumberingAfterBreak="0">
     <w:nsid w:val="11C96FE7"/>
     <w:multiLevelType w:val="hybridMultilevel"/>
     <w:tmpl w:val="99302A80"/>
@@ -2685,7 +4387,7 @@
       </w:rPr>
     </w:lvl>
   </w:abstractNum>
-  <w:abstractNum w:abstractNumId="6" w15:restartNumberingAfterBreak="0">
+  <w:abstractNum w:abstractNumId="7" w15:restartNumberingAfterBreak="0">
     <w:nsid w:val="14861679"/>
     <w:multiLevelType w:val="hybridMultilevel"/>
     <w:tmpl w:val="DB32B4D2"/>
@@ -2771,7 +4473,7 @@
       </w:pPr>
     </w:lvl>
   </w:abstractNum>
-  <w:abstractNum w:abstractNumId="7" w15:restartNumberingAfterBreak="0">
+  <w:abstractNum w:abstractNumId="8" w15:restartNumberingAfterBreak="0">
     <w:nsid w:val="15006466"/>
     <w:multiLevelType w:val="hybridMultilevel"/>
     <w:tmpl w:val="E7F4371C"/>
@@ -2883,7 +4585,7 @@
       </w:rPr>
     </w:lvl>
   </w:abstractNum>
-  <w:abstractNum w:abstractNumId="8" w15:restartNumberingAfterBreak="0">
+  <w:abstractNum w:abstractNumId="9" w15:restartNumberingAfterBreak="0">
     <w:nsid w:val="19CC5181"/>
     <w:multiLevelType w:val="hybridMultilevel"/>
     <w:tmpl w:val="179E5502"/>
@@ -2995,11 +4697,97 @@
       </w:rPr>
     </w:lvl>
   </w:abstractNum>
-  <w:abstractNum w:abstractNumId="9" w15:restartNumberingAfterBreak="0">
+  <w:abstractNum w:abstractNumId="10" w15:restartNumberingAfterBreak="0">
+    <w:nsid w:val="21F56B2D"/>
+    <w:multiLevelType w:val="hybridMultilevel"/>
+    <w:tmpl w:val="C7F0D548"/>
+    <w:lvl w:ilvl="0" w:tplc="CC404428">
+      <w:start w:val="1"/>
+      <w:numFmt w:val="bullet"/>
+      <w:lvlText w:val="●"/>
+      <w:lvlJc w:val="left"/>
+      <w:pPr>
+        <w:ind w:left="720" w:hanging="360"/>
+      </w:pPr>
+    </w:lvl>
+    <w:lvl w:ilvl="1" w:tplc="43DEFD3C">
+      <w:start w:val="1"/>
+      <w:numFmt w:val="bullet"/>
+      <w:lvlText w:val="○"/>
+      <w:lvlJc w:val="left"/>
+      <w:pPr>
+        <w:ind w:left="1440" w:hanging="360"/>
+      </w:pPr>
+    </w:lvl>
+    <w:lvl w:ilvl="2" w:tplc="8368CF94">
+      <w:start w:val="1"/>
+      <w:numFmt w:val="bullet"/>
+      <w:lvlText w:val="■"/>
+      <w:lvlJc w:val="left"/>
+      <w:pPr>
+        <w:ind w:left="2160" w:hanging="360"/>
+      </w:pPr>
+    </w:lvl>
+    <w:lvl w:ilvl="3" w:tplc="E43ECF50">
+      <w:start w:val="1"/>
+      <w:numFmt w:val="bullet"/>
+      <w:lvlText w:val="●"/>
+      <w:lvlJc w:val="left"/>
+      <w:pPr>
+        <w:ind w:left="2880" w:hanging="360"/>
+      </w:pPr>
+    </w:lvl>
+    <w:lvl w:ilvl="4" w:tplc="EA2092BA">
+      <w:start w:val="1"/>
+      <w:numFmt w:val="bullet"/>
+      <w:lvlText w:val="○"/>
+      <w:lvlJc w:val="left"/>
+      <w:pPr>
+        <w:ind w:left="3600" w:hanging="360"/>
+      </w:pPr>
+    </w:lvl>
+    <w:lvl w:ilvl="5" w:tplc="87EE3A22">
+      <w:start w:val="1"/>
+      <w:numFmt w:val="bullet"/>
+      <w:lvlText w:val="■"/>
+      <w:lvlJc w:val="left"/>
+      <w:pPr>
+        <w:ind w:left="4320" w:hanging="360"/>
+      </w:pPr>
+    </w:lvl>
+    <w:lvl w:ilvl="6" w:tplc="A866C356">
+      <w:start w:val="1"/>
+      <w:numFmt w:val="bullet"/>
+      <w:lvlText w:val="●"/>
+      <w:lvlJc w:val="left"/>
+      <w:pPr>
+        <w:ind w:left="5040" w:hanging="360"/>
+      </w:pPr>
+    </w:lvl>
+    <w:lvl w:ilvl="7" w:tplc="2F1CB392">
+      <w:start w:val="1"/>
+      <w:numFmt w:val="bullet"/>
+      <w:lvlText w:val="●"/>
+      <w:lvlJc w:val="left"/>
+      <w:pPr>
+        <w:ind w:left="5760" w:hanging="360"/>
+      </w:pPr>
+    </w:lvl>
+    <w:lvl w:ilvl="8" w:tplc="A08ED9AA">
+      <w:start w:val="1"/>
+      <w:numFmt w:val="bullet"/>
+      <w:lvlText w:val="●"/>
+      <w:lvlJc w:val="left"/>
+      <w:pPr>
+        <w:ind w:left="6480" w:hanging="360"/>
+      </w:pPr>
+    </w:lvl>
+  </w:abstractNum>
+  <w:abstractNum w:abstractNumId="11" w15:restartNumberingAfterBreak="0">
     <w:nsid w:val="275F1A39"/>
-    <w:multiLevelType w:val="hybridMultilevel"/>
-    <w:tmpl w:val="E9CAA6D2"/>
-    <w:lvl w:ilvl="0" w:tplc="3E46637C">
+    <w:multiLevelType w:val="multilevel"/>
+    <w:tmpl w:val="312E2F64"/>
+    <w:lvl w:ilvl="0">
       <w:start w:val="1"/>
       <w:numFmt w:val="decimal"/>
       <w:lvlText w:val="%1."/>
@@ -3011,80 +4799,112 @@
         <w:rFonts w:hint="default"/>
       </w:rPr>
     </w:lvl>
-    <w:lvl w:ilvl="1" w:tplc="04090019" w:tentative="1">
-      <w:start w:val="1"/>
-      <w:numFmt w:val="lowerLetter"/>
-      <w:lvlText w:val="%2."/>
-      <w:lvlJc w:val="left"/>
-      <w:pPr>
-        <w:ind w:left="1800" w:hanging="360"/>
-      </w:pPr>
-    </w:lvl>
-    <w:lvl w:ilvl="2" w:tplc="0409001B" w:tentative="1">
-      <w:start w:val="1"/>
-      <w:numFmt w:val="lowerRoman"/>
-      <w:lvlText w:val="%3."/>
-      <w:lvlJc w:val="right"/>
-      <w:pPr>
-        <w:ind w:left="2520" w:hanging="180"/>
-      </w:pPr>
-    </w:lvl>
-    <w:lvl w:ilvl="3" w:tplc="0409000F" w:tentative="1">
-      <w:start w:val="1"/>
-      <w:numFmt w:val="decimal"/>
-      <w:lvlText w:val="%4."/>
-      <w:lvlJc w:val="left"/>
-      <w:pPr>
-        <w:ind w:left="3240" w:hanging="360"/>
-      </w:pPr>
-    </w:lvl>
-    <w:lvl w:ilvl="4" w:tplc="04090019" w:tentative="1">
-      <w:start w:val="1"/>
-      <w:numFmt w:val="lowerLetter"/>
-      <w:lvlText w:val="%5."/>
-      <w:lvlJc w:val="left"/>
-      <w:pPr>
-        <w:ind w:left="3960" w:hanging="360"/>
-      </w:pPr>
-    </w:lvl>
-    <w:lvl w:ilvl="5" w:tplc="0409001B" w:tentative="1">
-      <w:start w:val="1"/>
-      <w:numFmt w:val="lowerRoman"/>
-      <w:lvlText w:val="%6."/>
-      <w:lvlJc w:val="right"/>
-      <w:pPr>
-        <w:ind w:left="4680" w:hanging="180"/>
-      </w:pPr>
-    </w:lvl>
-    <w:lvl w:ilvl="6" w:tplc="0409000F" w:tentative="1">
-      <w:start w:val="1"/>
-      <w:numFmt w:val="decimal"/>
-      <w:lvlText w:val="%7."/>
-      <w:lvlJc w:val="left"/>
-      <w:pPr>
-        <w:ind w:left="5400" w:hanging="360"/>
-      </w:pPr>
-    </w:lvl>
-    <w:lvl w:ilvl="7" w:tplc="04090019" w:tentative="1">
-      <w:start w:val="1"/>
-      <w:numFmt w:val="lowerLetter"/>
-      <w:lvlText w:val="%8."/>
-      <w:lvlJc w:val="left"/>
-      <w:pPr>
-        <w:ind w:left="6120" w:hanging="360"/>
-      </w:pPr>
-    </w:lvl>
-    <w:lvl w:ilvl="8" w:tplc="0409001B" w:tentative="1">
-      <w:start w:val="1"/>
-      <w:numFmt w:val="lowerRoman"/>
-      <w:lvlText w:val="%9."/>
-      <w:lvlJc w:val="right"/>
-      <w:pPr>
-        <w:ind w:left="6840" w:hanging="180"/>
-      </w:pPr>
+    <w:lvl w:ilvl="1">
+      <w:start w:val="1"/>
+      <w:numFmt w:val="decimal"/>
+      <w:isLgl/>
+      <w:lvlText w:val="%1.%2"/>
+      <w:lvlJc w:val="left"/>
+      <w:pPr>
+        <w:ind w:left="1092" w:hanging="372"/>
+      </w:pPr>
+      <w:rPr>
+        <w:rFonts w:hint="default"/>
+      </w:rPr>
+    </w:lvl>
+    <w:lvl w:ilvl="2">
+      <w:start w:val="1"/>
+      <w:numFmt w:val="decimal"/>
+      <w:isLgl/>
+      <w:lvlText w:val="%1.%2.%3"/>
+      <w:lvlJc w:val="left"/>
+      <w:pPr>
+        <w:ind w:left="1440" w:hanging="720"/>
+      </w:pPr>
+      <w:rPr>
+        <w:rFonts w:hint="default"/>
+      </w:rPr>
+    </w:lvl>
+    <w:lvl w:ilvl="3">
+      <w:start w:val="1"/>
+      <w:numFmt w:val="decimal"/>
+      <w:isLgl/>
+      <w:lvlText w:val="%1.%2.%3.%4"/>
+      <w:lvlJc w:val="left"/>
+      <w:pPr>
+        <w:ind w:left="1800" w:hanging="1080"/>
+      </w:pPr>
+      <w:rPr>
+        <w:rFonts w:hint="default"/>
+      </w:rPr>
+    </w:lvl>
+    <w:lvl w:ilvl="4">
+      <w:start w:val="1"/>
+      <w:numFmt w:val="decimal"/>
+      <w:isLgl/>
+      <w:lvlText w:val="%1.%2.%3.%4.%5"/>
+      <w:lvlJc w:val="left"/>
+      <w:pPr>
+        <w:ind w:left="1800" w:hanging="1080"/>
+      </w:pPr>
+      <w:rPr>
+        <w:rFonts w:hint="default"/>
+      </w:rPr>
+    </w:lvl>
+    <w:lvl w:ilvl="5">
+      <w:start w:val="1"/>
+      <w:numFmt w:val="decimal"/>
+      <w:isLgl/>
+      <w:lvlText w:val="%1.%2.%3.%4.%5.%6"/>
+      <w:lvlJc w:val="left"/>
+      <w:pPr>
+        <w:ind w:left="2160" w:hanging="1440"/>
+      </w:pPr>
+      <w:rPr>
+        <w:rFonts w:hint="default"/>
+      </w:rPr>
+    </w:lvl>
+    <w:lvl w:ilvl="6">
+      <w:start w:val="1"/>
+      <w:numFmt w:val="decimal"/>
+      <w:isLgl/>
+      <w:lvlText w:val="%1.%2.%3.%4.%5.%6.%7"/>
+      <w:lvlJc w:val="left"/>
+      <w:pPr>
+        <w:ind w:left="2160" w:hanging="1440"/>
+      </w:pPr>
+      <w:rPr>
+        <w:rFonts w:hint="default"/>
+      </w:rPr>
+    </w:lvl>
+    <w:lvl w:ilvl="7">
+      <w:start w:val="1"/>
+      <w:numFmt w:val="decimal"/>
+      <w:isLgl/>
+      <w:lvlText w:val="%1.%2.%3.%4.%5.%6.%7.%8"/>
+      <w:lvlJc w:val="left"/>
+      <w:pPr>
+        <w:ind w:left="2520" w:hanging="1800"/>
+      </w:pPr>
+      <w:rPr>
+        <w:rFonts w:hint="default"/>
+      </w:rPr>
+    </w:lvl>
+    <w:lvl w:ilvl="8">
+      <w:start w:val="1"/>
+      <w:numFmt w:val="decimal"/>
+      <w:isLgl/>
+      <w:lvlText w:val="%1.%2.%3.%4.%5.%6.%7.%8.%9"/>
+      <w:lvlJc w:val="left"/>
+      <w:pPr>
+        <w:ind w:left="2520" w:hanging="1800"/>
+      </w:pPr>
+      <w:rPr>
+        <w:rFonts w:hint="default"/>
+      </w:rPr>
     </w:lvl>
   </w:abstractNum>
-  <w:abstractNum w:abstractNumId="10" w15:restartNumberingAfterBreak="0">
+  <w:abstractNum w:abstractNumId="12" w15:restartNumberingAfterBreak="0">
     <w:nsid w:val="27BA4C8F"/>
     <w:multiLevelType w:val="hybridMultilevel"/>
     <w:tmpl w:val="BF6E582E"/>
@@ -3196,7 +5016,120 @@
       </w:rPr>
     </w:lvl>
   </w:abstractNum>
-  <w:abstractNum w:abstractNumId="11" w15:restartNumberingAfterBreak="0">
+  <w:abstractNum w:abstractNumId="13" w15:restartNumberingAfterBreak="0">
+    <w:nsid w:val="28E62CF0"/>
+    <w:multiLevelType w:val="multilevel"/>
+    <w:tmpl w:val="0F1643D6"/>
+    <w:lvl w:ilvl="0">
+      <w:start w:val="1"/>
+      <w:numFmt w:val="decimal"/>
+      <w:lvlText w:val="%1"/>
+      <w:lvlJc w:val="left"/>
+      <w:pPr>
+        <w:ind w:left="360" w:hanging="360"/>
+      </w:pPr>
+      <w:rPr>
+        <w:rFonts w:hint="default"/>
+      </w:rPr>
+    </w:lvl>
+    <w:lvl w:ilvl="1">
+      <w:start w:val="1"/>
+      <w:numFmt w:val="decimal"/>
+      <w:lvlText w:val="%1.%2"/>
+      <w:lvlJc w:val="left"/>
+      <w:pPr>
+        <w:ind w:left="360" w:hanging="360"/>
+      </w:pPr>
+      <w:rPr>
+        <w:rFonts w:hint="default"/>
+      </w:rPr>
+    </w:lvl>
+    <w:lvl w:ilvl="2">
+      <w:start w:val="1"/>
+      <w:numFmt w:val="decimal"/>
+      <w:lvlText w:val="%1.%2.%3"/>
+      <w:lvlJc w:val="left"/>
+      <w:pPr>
+        <w:ind w:left="720" w:hanging="720"/>
+      </w:pPr>
+      <w:rPr>
+        <w:rFonts w:hint="default"/>
+      </w:rPr>
+    </w:lvl>
+    <w:lvl w:ilvl="3">
+      <w:start w:val="1"/>
+      <w:numFmt w:val="decimal"/>
+      <w:lvlText w:val="%1.%2.%3.%4"/>
+      <w:lvlJc w:val="left"/>
+      <w:pPr>
+        <w:ind w:left="1080" w:hanging="1080"/>
+      </w:pPr>
+      <w:rPr>
+        <w:rFonts w:hint="default"/>
+      </w:rPr>
+    </w:lvl>
+    <w:lvl w:ilvl="4">
+      <w:start w:val="1"/>
+      <w:numFmt w:val="decimal"/>
+      <w:lvlText w:val="%1.%2.%3.%4.%5"/>
+      <w:lvlJc w:val="left"/>
+      <w:pPr>
+        <w:ind w:left="1080" w:hanging="1080"/>
+      </w:pPr>
+      <w:rPr>
+        <w:rFonts w:hint="default"/>
+      </w:rPr>
+    </w:lvl>
+    <w:lvl w:ilvl="5">
+      <w:start w:val="1"/>
+      <w:numFmt w:val="decimal"/>
+      <w:lvlText w:val="%1.%2.%3.%4.%5.%6"/>
+      <w:lvlJc w:val="left"/>
+      <w:pPr>
+        <w:ind w:left="1440" w:hanging="1440"/>
+      </w:pPr>
+      <w:rPr>
+        <w:rFonts w:hint="default"/>
+      </w:rPr>
+    </w:lvl>
+    <w:lvl w:ilvl="6">
+      <w:start w:val="1"/>
+      <w:numFmt w:val="decimal"/>
+      <w:lvlText w:val="%1.%2.%3.%4.%5.%6.%7"/>
+      <w:lvlJc w:val="left"/>
+      <w:pPr>
+        <w:ind w:left="1440" w:hanging="1440"/>
+      </w:pPr>
+      <w:rPr>
+        <w:rFonts w:hint="default"/>
+      </w:rPr>
+    </w:lvl>
+    <w:lvl w:ilvl="7">
+      <w:start w:val="1"/>
+      <w:numFmt w:val="decimal"/>
+      <w:lvlText w:val="%1.%2.%3.%4.%5.%6.%7.%8"/>
+      <w:lvlJc w:val="left"/>
+      <w:pPr>
+        <w:ind w:left="1800" w:hanging="1800"/>
+      </w:pPr>
+      <w:rPr>
+        <w:rFonts w:hint="default"/>
+      </w:rPr>
+    </w:lvl>
+    <w:lvl w:ilvl="8">
+      <w:start w:val="1"/>
+      <w:numFmt w:val="decimal"/>
+      <w:lvlText w:val="%1.%2.%3.%4.%5.%6.%7.%8.%9"/>
+      <w:lvlJc w:val="left"/>
+      <w:pPr>
+        <w:ind w:left="1800" w:hanging="1800"/>
+      </w:pPr>
+      <w:rPr>
+        <w:rFonts w:hint="default"/>
+      </w:rPr>
+    </w:lvl>
+  </w:abstractNum>
+  <w:abstractNum w:abstractNumId="14" w15:restartNumberingAfterBreak="0">
     <w:nsid w:val="2C9748B4"/>
     <w:multiLevelType w:val="hybridMultilevel"/>
     <w:tmpl w:val="C1706D80"/>
@@ -3285,7 +5218,7 @@
       </w:pPr>
     </w:lvl>
   </w:abstractNum>
-  <w:abstractNum w:abstractNumId="12" w15:restartNumberingAfterBreak="0">
+  <w:abstractNum w:abstractNumId="15" w15:restartNumberingAfterBreak="0">
     <w:nsid w:val="2D0A2328"/>
     <w:multiLevelType w:val="hybridMultilevel"/>
     <w:tmpl w:val="D5C6B1CC"/>
@@ -3374,7 +5307,7 @@
       </w:pPr>
     </w:lvl>
   </w:abstractNum>
-  <w:abstractNum w:abstractNumId="13" w15:restartNumberingAfterBreak="0">
+  <w:abstractNum w:abstractNumId="16" w15:restartNumberingAfterBreak="0">
     <w:nsid w:val="2D23599B"/>
     <w:multiLevelType w:val="hybridMultilevel"/>
     <w:tmpl w:val="C56EA368"/>
@@ -3463,7 +5396,7 @@
       </w:pPr>
     </w:lvl>
   </w:abstractNum>
-  <w:abstractNum w:abstractNumId="14" w15:restartNumberingAfterBreak="0">
+  <w:abstractNum w:abstractNumId="17" w15:restartNumberingAfterBreak="0">
     <w:nsid w:val="2D5F5B6A"/>
     <w:multiLevelType w:val="hybridMultilevel"/>
     <w:tmpl w:val="7C24FAEA"/>
@@ -3552,7 +5485,7 @@
       </w:pPr>
     </w:lvl>
   </w:abstractNum>
-  <w:abstractNum w:abstractNumId="15" w15:restartNumberingAfterBreak="0">
+  <w:abstractNum w:abstractNumId="18" w15:restartNumberingAfterBreak="0">
     <w:nsid w:val="32D96E8A"/>
     <w:multiLevelType w:val="hybridMultilevel"/>
     <w:tmpl w:val="EBA81B72"/>
@@ -3641,7 +5574,7 @@
       </w:pPr>
     </w:lvl>
   </w:abstractNum>
-  <w:abstractNum w:abstractNumId="16" w15:restartNumberingAfterBreak="0">
+  <w:abstractNum w:abstractNumId="19" w15:restartNumberingAfterBreak="0">
     <w:nsid w:val="333D69FD"/>
     <w:multiLevelType w:val="hybridMultilevel"/>
     <w:tmpl w:val="C0646CFA"/>
@@ -3730,7 +5663,95 @@
       </w:pPr>
     </w:lvl>
   </w:abstractNum>
-  <w:abstractNum w:abstractNumId="17" w15:restartNumberingAfterBreak="0">
+  <w:abstractNum w:abstractNumId="20" w15:restartNumberingAfterBreak="0">
+    <w:nsid w:val="34740821"/>
+    <w:multiLevelType w:val="hybridMultilevel"/>
+    <w:tmpl w:val="2F4A74F2"/>
+    <w:lvl w:ilvl="0" w:tplc="F4A05BDA">
+      <w:numFmt w:val="bullet"/>
+      <w:lvlText w:val="-"/>
+      <w:lvlJc w:val="left"/>
+      <w:pPr>
+        <w:ind w:left="720" w:hanging="360"/>
+      </w:pPr>
+      <w:rPr>
+        <w:rFonts w:ascii="Aptos" w:eastAsiaTheme="minorHAnsi" w:hAnsi="Aptos" w:cstheme="minorBidi" w:hint="default"/>
+      </w:rPr>
+    </w:lvl>
+    <w:lvl w:ilvl="1" w:tplc="FFFFFFFF">
+      <w:start w:val="1"/>
+      <w:numFmt w:val="bullet"/>
+      <w:lvlText w:val="○"/>
+      <w:lvlJc w:val="left"/>
+      <w:pPr>
+        <w:ind w:left="1440" w:hanging="360"/>
+      </w:pPr>
+    </w:lvl>
+    <w:lvl w:ilvl="2" w:tplc="FFFFFFFF">
+      <w:start w:val="1"/>
+      <w:numFmt w:val="bullet"/>
+      <w:lvlText w:val="■"/>
+      <w:lvlJc w:val="left"/>
+      <w:pPr>
+        <w:ind w:left="2160" w:hanging="360"/>
+      </w:pPr>
+    </w:lvl>
+    <w:lvl w:ilvl="3" w:tplc="FFFFFFFF">
+      <w:start w:val="1"/>
+      <w:numFmt w:val="bullet"/>
+      <w:lvlText w:val="●"/>
+      <w:lvlJc w:val="left"/>
+      <w:pPr>
+        <w:ind w:left="2880" w:hanging="360"/>
+      </w:pPr>
+    </w:lvl>
+    <w:lvl w:ilvl="4" w:tplc="FFFFFFFF">
+      <w:start w:val="1"/>
+      <w:numFmt w:val="bullet"/>
+      <w:lvlText w:val="○"/>
+      <w:lvlJc w:val="left"/>
+      <w:pPr>
+        <w:ind w:left="3600" w:hanging="360"/>
+      </w:pPr>
+    </w:lvl>
+    <w:lvl w:ilvl="5" w:tplc="FFFFFFFF">
+      <w:start w:val="1"/>
+      <w:numFmt w:val="bullet"/>
+      <w:lvlText w:val="■"/>
+      <w:lvlJc w:val="left"/>
+      <w:pPr>
+        <w:ind w:left="4320" w:hanging="360"/>
+      </w:pPr>
+    </w:lvl>
+    <w:lvl w:ilvl="6" w:tplc="FFFFFFFF">
+      <w:start w:val="1"/>
+      <w:numFmt w:val="bullet"/>
+      <w:lvlText w:val="●"/>
+      <w:lvlJc w:val="left"/>
+      <w:pPr>
+        <w:ind w:left="5040" w:hanging="360"/>
+      </w:pPr>
+    </w:lvl>
+    <w:lvl w:ilvl="7" w:tplc="FFFFFFFF">
+      <w:start w:val="1"/>
+      <w:numFmt w:val="bullet"/>
+      <w:lvlText w:val="●"/>
+      <w:lvlJc w:val="left"/>
+      <w:pPr>
+        <w:ind w:left="5760" w:hanging="360"/>
+      </w:pPr>
+    </w:lvl>
+    <w:lvl w:ilvl="8" w:tplc="FFFFFFFF">
+      <w:start w:val="1"/>
+      <w:numFmt w:val="bullet"/>
+      <w:lvlText w:val="●"/>
+      <w:lvlJc w:val="left"/>
+      <w:pPr>
+        <w:ind w:left="6480" w:hanging="360"/>
+      </w:pPr>
+    </w:lvl>
+  </w:abstractNum>
+  <w:abstractNum w:abstractNumId="21" w15:restartNumberingAfterBreak="0">
     <w:nsid w:val="35716DEF"/>
     <w:multiLevelType w:val="hybridMultilevel"/>
     <w:tmpl w:val="5810B2AA"/>
@@ -3816,7 +5837,7 @@
       </w:pPr>
     </w:lvl>
   </w:abstractNum>
-  <w:abstractNum w:abstractNumId="18" w15:restartNumberingAfterBreak="0">
+  <w:abstractNum w:abstractNumId="22" w15:restartNumberingAfterBreak="0">
     <w:nsid w:val="366203D0"/>
     <w:multiLevelType w:val="hybridMultilevel"/>
     <w:tmpl w:val="29367068"/>
@@ -3928,7 +5949,7 @@
       </w:rPr>
     </w:lvl>
   </w:abstractNum>
-  <w:abstractNum w:abstractNumId="19" w15:restartNumberingAfterBreak="0">
+  <w:abstractNum w:abstractNumId="23" w15:restartNumberingAfterBreak="0">
     <w:nsid w:val="4ADE7892"/>
     <w:multiLevelType w:val="hybridMultilevel"/>
     <w:tmpl w:val="15D63BD8"/>
@@ -4017,7 +6038,7 @@
       </w:pPr>
     </w:lvl>
   </w:abstractNum>
-  <w:abstractNum w:abstractNumId="20" w15:restartNumberingAfterBreak="0">
+  <w:abstractNum w:abstractNumId="24" w15:restartNumberingAfterBreak="0">
     <w:nsid w:val="4AEC792F"/>
     <w:multiLevelType w:val="hybridMultilevel"/>
     <w:tmpl w:val="4068594A"/>
@@ -4106,7 +6127,7 @@
       </w:pPr>
     </w:lvl>
   </w:abstractNum>
-  <w:abstractNum w:abstractNumId="21" w15:restartNumberingAfterBreak="0">
+  <w:abstractNum w:abstractNumId="25" w15:restartNumberingAfterBreak="0">
     <w:nsid w:val="4D9B0281"/>
     <w:multiLevelType w:val="hybridMultilevel"/>
     <w:tmpl w:val="DDE0714A"/>
@@ -4195,7 +6216,7 @@
       </w:pPr>
     </w:lvl>
   </w:abstractNum>
-  <w:abstractNum w:abstractNumId="22" w15:restartNumberingAfterBreak="0">
+  <w:abstractNum w:abstractNumId="26" w15:restartNumberingAfterBreak="0">
     <w:nsid w:val="54A45EDD"/>
     <w:multiLevelType w:val="hybridMultilevel"/>
     <w:tmpl w:val="2BC69340"/>
@@ -4307,7 +6328,7 @@
       </w:rPr>
     </w:lvl>
   </w:abstractNum>
-  <w:abstractNum w:abstractNumId="23" w15:restartNumberingAfterBreak="0">
+  <w:abstractNum w:abstractNumId="27" w15:restartNumberingAfterBreak="0">
     <w:nsid w:val="54E80576"/>
     <w:multiLevelType w:val="hybridMultilevel"/>
     <w:tmpl w:val="434C3C92"/>
@@ -4396,7 +6417,7 @@
       </w:pPr>
     </w:lvl>
   </w:abstractNum>
-  <w:abstractNum w:abstractNumId="24" w15:restartNumberingAfterBreak="0">
+  <w:abstractNum w:abstractNumId="28" w15:restartNumberingAfterBreak="0">
     <w:nsid w:val="59DB63A8"/>
     <w:multiLevelType w:val="hybridMultilevel"/>
     <w:tmpl w:val="E95E496A"/>
@@ -4486,7 +6507,7 @@
       </w:pPr>
     </w:lvl>
   </w:abstractNum>
-  <w:abstractNum w:abstractNumId="25" w15:restartNumberingAfterBreak="0">
+  <w:abstractNum w:abstractNumId="29" w15:restartNumberingAfterBreak="0">
     <w:nsid w:val="5C1D1DC3"/>
     <w:multiLevelType w:val="multilevel"/>
     <w:tmpl w:val="0F1643D6"/>
@@ -4599,7 +6620,93 @@
       </w:rPr>
     </w:lvl>
   </w:abstractNum>
-  <w:abstractNum w:abstractNumId="26" w15:restartNumberingAfterBreak="0">
+  <w:abstractNum w:abstractNumId="30" w15:restartNumberingAfterBreak="0">
+    <w:nsid w:val="667020F4"/>
+    <w:multiLevelType w:val="multilevel"/>
+    <w:tmpl w:val="0409001F"/>
+    <w:lvl w:ilvl="0">
+      <w:start w:val="1"/>
+      <w:numFmt w:val="decimal"/>
+      <w:lvlText w:val="%1."/>
+      <w:lvlJc w:val="left"/>
+      <w:pPr>
+        <w:ind w:left="720" w:hanging="360"/>
+      </w:pPr>
+    </w:lvl>
+    <w:lvl w:ilvl="1">
+      <w:start w:val="1"/>
+      <w:numFmt w:val="decimal"/>
+      <w:lvlText w:val="%1.%2."/>
+      <w:lvlJc w:val="left"/>
+      <w:pPr>
+        <w:ind w:left="1152" w:hanging="432"/>
+      </w:pPr>
+    </w:lvl>
+    <w:lvl w:ilvl="2">
+      <w:start w:val="1"/>
+      <w:numFmt w:val="decimal"/>
+      <w:lvlText w:val="%1.%2.%3."/>
+      <w:lvlJc w:val="left"/>
+      <w:pPr>
+        <w:ind w:left="1584" w:hanging="504"/>
+      </w:pPr>
+    </w:lvl>
+    <w:lvl w:ilvl="3">
+      <w:start w:val="1"/>
+      <w:numFmt w:val="decimal"/>
+      <w:lvlText w:val="%1.%2.%3.%4."/>
+      <w:lvlJc w:val="left"/>
+      <w:pPr>
+        <w:ind w:left="2088" w:hanging="648"/>
+      </w:pPr>
+    </w:lvl>
+    <w:lvl w:ilvl="4">
+      <w:start w:val="1"/>
+      <w:numFmt w:val="decimal"/>
+      <w:lvlText w:val="%1.%2.%3.%4.%5."/>
+      <w:lvlJc w:val="left"/>
+      <w:pPr>
+        <w:ind w:left="2592" w:hanging="792"/>
+      </w:pPr>
+    </w:lvl>
+    <w:lvl w:ilvl="5">
+      <w:start w:val="1"/>
+      <w:numFmt w:val="decimal"/>
+      <w:lvlText w:val="%1.%2.%3.%4.%5.%6."/>
+      <w:lvlJc w:val="left"/>
+      <w:pPr>
+        <w:ind w:left="3096" w:hanging="936"/>
+      </w:pPr>
+    </w:lvl>
+    <w:lvl w:ilvl="6">
+      <w:start w:val="1"/>
+      <w:numFmt w:val="decimal"/>
+      <w:lvlText w:val="%1.%2.%3.%4.%5.%6.%7."/>
+      <w:lvlJc w:val="left"/>
+      <w:pPr>
+        <w:ind w:left="3600" w:hanging="1080"/>
+      </w:pPr>
+    </w:lvl>
+    <w:lvl w:ilvl="7">
+      <w:start w:val="1"/>
+      <w:numFmt w:val="decimal"/>
+      <w:lvlText w:val="%1.%2.%3.%4.%5.%6.%7.%8."/>
+      <w:lvlJc w:val="left"/>
+      <w:pPr>
+        <w:ind w:left="4104" w:hanging="1224"/>
+      </w:pPr>
+    </w:lvl>
+    <w:lvl w:ilvl="8">
+      <w:start w:val="1"/>
+      <w:numFmt w:val="decimal"/>
+      <w:lvlText w:val="%1.%2.%3.%4.%5.%6.%7.%8.%9."/>
+      <w:lvlJc w:val="left"/>
+      <w:pPr>
+        <w:ind w:left="4680" w:hanging="1440"/>
+      </w:pPr>
+    </w:lvl>
+  </w:abstractNum>
+  <w:abstractNum w:abstractNumId="31" w15:restartNumberingAfterBreak="0">
     <w:nsid w:val="694B1D27"/>
     <w:multiLevelType w:val="hybridMultilevel"/>
     <w:tmpl w:val="52B07E18"/>
@@ -4688,7 +6795,7 @@
       </w:pPr>
     </w:lvl>
   </w:abstractNum>
-  <w:abstractNum w:abstractNumId="27" w15:restartNumberingAfterBreak="0">
+  <w:abstractNum w:abstractNumId="32" w15:restartNumberingAfterBreak="0">
     <w:nsid w:val="712901AB"/>
     <w:multiLevelType w:val="hybridMultilevel"/>
     <w:tmpl w:val="21BE019C"/>
@@ -4777,7 +6884,7 @@
       </w:pPr>
     </w:lvl>
   </w:abstractNum>
-  <w:abstractNum w:abstractNumId="28" w15:restartNumberingAfterBreak="0">
+  <w:abstractNum w:abstractNumId="33" w15:restartNumberingAfterBreak="0">
     <w:nsid w:val="714C3FB7"/>
     <w:multiLevelType w:val="hybridMultilevel"/>
     <w:tmpl w:val="0480F0CE"/>
@@ -4866,7 +6973,7 @@
       </w:pPr>
     </w:lvl>
   </w:abstractNum>
-  <w:abstractNum w:abstractNumId="29" w15:restartNumberingAfterBreak="0">
+  <w:abstractNum w:abstractNumId="34" w15:restartNumberingAfterBreak="0">
     <w:nsid w:val="766A0986"/>
     <w:multiLevelType w:val="hybridMultilevel"/>
     <w:tmpl w:val="6BD67970"/>
@@ -4955,7 +7062,7 @@
       </w:pPr>
     </w:lvl>
   </w:abstractNum>
-  <w:abstractNum w:abstractNumId="30" w15:restartNumberingAfterBreak="0">
+  <w:abstractNum w:abstractNumId="35" w15:restartNumberingAfterBreak="0">
     <w:nsid w:val="767415AB"/>
     <w:multiLevelType w:val="hybridMultilevel"/>
     <w:tmpl w:val="078E3CF4"/>
@@ -5041,7 +7148,7 @@
       </w:pPr>
     </w:lvl>
   </w:abstractNum>
-  <w:abstractNum w:abstractNumId="31" w15:restartNumberingAfterBreak="0">
+  <w:abstractNum w:abstractNumId="36" w15:restartNumberingAfterBreak="0">
     <w:nsid w:val="7A346A84"/>
     <w:multiLevelType w:val="hybridMultilevel"/>
     <w:tmpl w:val="2D3CA626"/>
@@ -5130,7 +7237,7 @@
       </w:pPr>
     </w:lvl>
   </w:abstractNum>
-  <w:abstractNum w:abstractNumId="32" w15:restartNumberingAfterBreak="0">
+  <w:abstractNum w:abstractNumId="37" w15:restartNumberingAfterBreak="0">
     <w:nsid w:val="7E000C61"/>
     <w:multiLevelType w:val="hybridMultilevel"/>
     <w:tmpl w:val="3210D9D8"/>
@@ -5219,7 +7326,7 @@
       </w:pPr>
     </w:lvl>
   </w:abstractNum>
-  <w:abstractNum w:abstractNumId="33" w15:restartNumberingAfterBreak="0">
+  <w:abstractNum w:abstractNumId="38" w15:restartNumberingAfterBreak="0">
     <w:nsid w:val="7F2C14C7"/>
     <w:multiLevelType w:val="hybridMultilevel"/>
     <w:tmpl w:val="1E7CD2EE"/>
@@ -5309,106 +7416,133 @@
     </w:lvl>
   </w:abstractNum>
   <w:num w:numId="1" w16cid:durableId="560680867">
-    <w:abstractNumId w:val="6"/>
+    <w:abstractNumId w:val="7"/>
   </w:num>
   <w:num w:numId="2" w16cid:durableId="1818566728">
     <w:abstractNumId w:val="0"/>
   </w:num>
   <w:num w:numId="3" w16cid:durableId="975570690">
+    <w:abstractNumId w:val="22"/>
+  </w:num>
+  <w:num w:numId="4" w16cid:durableId="1795440954">
+    <w:abstractNumId w:val="2"/>
+  </w:num>
+  <w:num w:numId="5" w16cid:durableId="1471942880">
+    <w:abstractNumId w:val="8"/>
+  </w:num>
+  <w:num w:numId="6" w16cid:durableId="972910462">
+    <w:abstractNumId w:val="6"/>
+  </w:num>
+  <w:num w:numId="7" w16cid:durableId="722673669">
+    <w:abstractNumId w:val="12"/>
+  </w:num>
+  <w:num w:numId="8" w16cid:durableId="189032962">
+    <w:abstractNumId w:val="5"/>
+  </w:num>
+  <w:num w:numId="9" w16cid:durableId="920600548">
+    <w:abstractNumId w:val="26"/>
+  </w:num>
+  <w:num w:numId="10" w16cid:durableId="1150514017">
+    <w:abstractNumId w:val="9"/>
+  </w:num>
+  <w:num w:numId="11" w16cid:durableId="1094129227">
+    <w:abstractNumId w:val="28"/>
+  </w:num>
+  <w:num w:numId="12" w16cid:durableId="1313754354">
+    <w:abstractNumId w:val="21"/>
+  </w:num>
+  <w:num w:numId="13" w16cid:durableId="1235123617">
+    <w:abstractNumId w:val="31"/>
+  </w:num>
+  <w:num w:numId="14" w16cid:durableId="585652657">
+    <w:abstractNumId w:val="17"/>
+  </w:num>
+  <w:num w:numId="15" w16cid:durableId="1815368922">
+    <w:abstractNumId w:val="36"/>
+  </w:num>
+  <w:num w:numId="16" w16cid:durableId="129831846">
+    <w:abstractNumId w:val="32"/>
+  </w:num>
+  <w:num w:numId="17" w16cid:durableId="116066787">
+    <w:abstractNumId w:val="37"/>
+  </w:num>
+  <w:num w:numId="18" w16cid:durableId="1260135242">
+    <w:abstractNumId w:val="4"/>
+  </w:num>
+  <w:num w:numId="19" w16cid:durableId="331883097">
+    <w:abstractNumId w:val="35"/>
+  </w:num>
+  <w:num w:numId="20" w16cid:durableId="471145304">
+    <w:abstractNumId w:val="16"/>
+  </w:num>
+  <w:num w:numId="21" w16cid:durableId="1761952037">
+    <w:abstractNumId w:val="14"/>
+  </w:num>
+  <w:num w:numId="22" w16cid:durableId="655106818">
     <w:abstractNumId w:val="18"/>
   </w:num>
-  <w:num w:numId="4" w16cid:durableId="1795440954">
+  <w:num w:numId="23" w16cid:durableId="496770479">
+    <w:abstractNumId w:val="3"/>
+  </w:num>
+  <w:num w:numId="24" w16cid:durableId="1792479263">
+    <w:abstractNumId w:val="11"/>
+  </w:num>
+  <w:num w:numId="25" w16cid:durableId="977146910">
+    <w:abstractNumId w:val="38"/>
+  </w:num>
+  <w:num w:numId="26" w16cid:durableId="887302515">
+    <w:abstractNumId w:val="15"/>
+  </w:num>
+  <w:num w:numId="27" w16cid:durableId="1885680608">
+    <w:abstractNumId w:val="19"/>
+  </w:num>
+  <w:num w:numId="28" w16cid:durableId="276529073">
+    <w:abstractNumId w:val="34"/>
+  </w:num>
+  <w:num w:numId="29" w16cid:durableId="492380094">
+    <w:abstractNumId w:val="24"/>
+  </w:num>
+  <w:num w:numId="30" w16cid:durableId="1744570892">
+    <w:abstractNumId w:val="33"/>
+  </w:num>
+  <w:num w:numId="31" w16cid:durableId="1083799153">
+    <w:abstractNumId w:val="23"/>
+  </w:num>
+  <w:num w:numId="32" w16cid:durableId="942151954">
+    <w:abstractNumId w:val="27"/>
+  </w:num>
+  <w:num w:numId="33" w16cid:durableId="2043632528">
+    <w:abstractNumId w:val="25"/>
+  </w:num>
+  <w:num w:numId="34" w16cid:durableId="1540706016">
+    <w:abstractNumId w:val="29"/>
+  </w:num>
+  <w:num w:numId="35" w16cid:durableId="1782145514">
+    <w:abstractNumId w:val="10"/>
+    <w:lvlOverride w:ilvl="0"/>
+    <w:lvlOverride w:ilvl="1"/>
+    <w:lvlOverride w:ilvl="2"/>
+    <w:lvlOverride w:ilvl="3"/>
+    <w:lvlOverride w:ilvl="4"/>
+    <w:lvlOverride w:ilvl="5"/>
+    <w:lvlOverride w:ilvl="6"/>
+    <w:lvlOverride w:ilvl="7"/>
+    <w:lvlOverride w:ilvl="8"/>
+  </w:num>
+  <w:num w:numId="36" w16cid:durableId="1628051872">
+    <w:abstractNumId w:val="10"/>
+  </w:num>
+  <w:num w:numId="37" w16cid:durableId="139809794">
+    <w:abstractNumId w:val="20"/>
+  </w:num>
+  <w:num w:numId="38" w16cid:durableId="1710376451">
+    <w:abstractNumId w:val="13"/>
+  </w:num>
+  <w:num w:numId="39" w16cid:durableId="1380013525">
     <w:abstractNumId w:val="1"/>
   </w:num>
-  <w:num w:numId="5" w16cid:durableId="1471942880">
-    <w:abstractNumId w:val="7"/>
-  </w:num>
-  <w:num w:numId="6" w16cid:durableId="972910462">
-    <w:abstractNumId w:val="5"/>
-  </w:num>
-  <w:num w:numId="7" w16cid:durableId="722673669">
-    <w:abstractNumId w:val="10"/>
-  </w:num>
-  <w:num w:numId="8" w16cid:durableId="189032962">
-    <w:abstractNumId w:val="4"/>
-  </w:num>
-  <w:num w:numId="9" w16cid:durableId="920600548">
-    <w:abstractNumId w:val="22"/>
-  </w:num>
-  <w:num w:numId="10" w16cid:durableId="1150514017">
-    <w:abstractNumId w:val="8"/>
-  </w:num>
-  <w:num w:numId="11" w16cid:durableId="1094129227">
-    <w:abstractNumId w:val="24"/>
-  </w:num>
-  <w:num w:numId="12" w16cid:durableId="1313754354">
-    <w:abstractNumId w:val="17"/>
-  </w:num>
-  <w:num w:numId="13" w16cid:durableId="1235123617">
-    <w:abstractNumId w:val="26"/>
-  </w:num>
-  <w:num w:numId="14" w16cid:durableId="585652657">
-    <w:abstractNumId w:val="14"/>
-  </w:num>
-  <w:num w:numId="15" w16cid:durableId="1815368922">
-    <w:abstractNumId w:val="31"/>
-  </w:num>
-  <w:num w:numId="16" w16cid:durableId="129831846">
-    <w:abstractNumId w:val="27"/>
-  </w:num>
-  <w:num w:numId="17" w16cid:durableId="116066787">
-    <w:abstractNumId w:val="32"/>
-  </w:num>
-  <w:num w:numId="18" w16cid:durableId="1260135242">
-    <w:abstractNumId w:val="3"/>
-  </w:num>
-  <w:num w:numId="19" w16cid:durableId="331883097">
+  <w:num w:numId="40" w16cid:durableId="2082675382">
     <w:abstractNumId w:val="30"/>
-  </w:num>
-  <w:num w:numId="20" w16cid:durableId="471145304">
-    <w:abstractNumId w:val="13"/>
-  </w:num>
-  <w:num w:numId="21" w16cid:durableId="1761952037">
-    <w:abstractNumId w:val="11"/>
-  </w:num>
-  <w:num w:numId="22" w16cid:durableId="655106818">
-    <w:abstractNumId w:val="15"/>
-  </w:num>
-  <w:num w:numId="23" w16cid:durableId="496770479">
-    <w:abstractNumId w:val="2"/>
-  </w:num>
-  <w:num w:numId="24" w16cid:durableId="1792479263">
-    <w:abstractNumId w:val="9"/>
-  </w:num>
-  <w:num w:numId="25" w16cid:durableId="977146910">
-    <w:abstractNumId w:val="33"/>
-  </w:num>
-  <w:num w:numId="26" w16cid:durableId="887302515">
-    <w:abstractNumId w:val="12"/>
-  </w:num>
-  <w:num w:numId="27" w16cid:durableId="1885680608">
-    <w:abstractNumId w:val="16"/>
-  </w:num>
-  <w:num w:numId="28" w16cid:durableId="276529073">
-    <w:abstractNumId w:val="29"/>
-  </w:num>
-  <w:num w:numId="29" w16cid:durableId="492380094">
-    <w:abstractNumId w:val="20"/>
-  </w:num>
-  <w:num w:numId="30" w16cid:durableId="1744570892">
-    <w:abstractNumId w:val="28"/>
-  </w:num>
-  <w:num w:numId="31" w16cid:durableId="1083799153">
-    <w:abstractNumId w:val="19"/>
-  </w:num>
-  <w:num w:numId="32" w16cid:durableId="942151954">
-    <w:abstractNumId w:val="23"/>
-  </w:num>
-  <w:num w:numId="33" w16cid:durableId="2043632528">
-    <w:abstractNumId w:val="21"/>
-  </w:num>
-  <w:num w:numId="34" w16cid:durableId="1540706016">
-    <w:abstractNumId w:val="25"/>
   </w:num>
 </w:numbering>
 </file>
@@ -6016,7 +8150,6 @@
   <w:style w:type="character" w:default="1" w:styleId="DefaultParagraphFont">
     <w:name w:val="Default Paragraph Font"/>
     <w:uiPriority w:val="1"/>
-    <w:semiHidden/>
     <w:unhideWhenUsed/>
   </w:style>
   <w:style w:type="table" w:default="1" w:styleId="TableNormal">
@@ -6330,6 +8463,81 @@
       <w:spacing w:val="5"/>
     </w:rPr>
   </w:style>
+  <w:style w:type="paragraph" w:styleId="Header">
+    <w:name w:val="header"/>
+    <w:basedOn w:val="Normal"/>
+    <w:link w:val="HeaderChar"/>
+    <w:uiPriority w:val="99"/>
+    <w:unhideWhenUsed/>
+    <w:rsid w:val="00954413"/>
+    <w:pPr>
+      <w:tabs>
+        <w:tab w:val="center" w:pos="4680"/>
+        <w:tab w:val="right" w:pos="9360"/>
+      </w:tabs>
+      <w:spacing w:after="0" w:line="240" w:lineRule="auto"/>
+    </w:pPr>
+  </w:style>
+  <w:style w:type="character" w:customStyle="1" w:styleId="HeaderChar">
+    <w:name w:val="Header Char"/>
+    <w:basedOn w:val="DefaultParagraphFont"/>
+    <w:link w:val="Header"/>
+    <w:uiPriority w:val="99"/>
+    <w:rsid w:val="00954413"/>
+  </w:style>
+  <w:style w:type="paragraph" w:styleId="Footer">
+    <w:name w:val="footer"/>
+    <w:basedOn w:val="Normal"/>
+    <w:link w:val="FooterChar"/>
+    <w:uiPriority w:val="99"/>
+    <w:unhideWhenUsed/>
+    <w:rsid w:val="00954413"/>
+    <w:pPr>
+      <w:tabs>
+        <w:tab w:val="center" w:pos="4680"/>
+        <w:tab w:val="right" w:pos="9360"/>
+      </w:tabs>
+      <w:spacing w:after="0" w:line="240" w:lineRule="auto"/>
+    </w:pPr>
+  </w:style>
+  <w:style w:type="character" w:customStyle="1" w:styleId="FooterChar">
+    <w:name w:val="Footer Char"/>
+    <w:basedOn w:val="DefaultParagraphFont"/>
+    <w:link w:val="Footer"/>
+    <w:uiPriority w:val="99"/>
+    <w:rsid w:val="00954413"/>
+  </w:style>
+  <w:style w:type="paragraph" w:styleId="NoSpacing">
+    <w:name w:val="No Spacing"/>
+    <w:link w:val="NoSpacingChar"/>
+    <w:uiPriority w:val="1"/>
+    <w:qFormat/>
+    <w:rsid w:val="00954413"/>
+    <w:pPr>
+      <w:spacing w:after="0" w:line="240" w:lineRule="auto"/>
+    </w:pPr>
+    <w:rPr>
+      <w:rFonts w:eastAsiaTheme="minorEastAsia"/>
+      <w:kern w:val="0"/>
+      <w:sz w:val="22"/>
+      <w:szCs w:val="22"/>
+      <w14:ligatures w14:val="none"/>
+    </w:rPr>
+  </w:style>
+  <w:style w:type="character" w:customStyle="1" w:styleId="NoSpacingChar">
+    <w:name w:val="No Spacing Char"/>
+    <w:basedOn w:val="DefaultParagraphFont"/>
+    <w:link w:val="NoSpacing"/>
+    <w:uiPriority w:val="1"/>
+    <w:rsid w:val="00954413"/>
+    <w:rPr>
+      <w:rFonts w:eastAsiaTheme="minorEastAsia"/>
+      <w:kern w:val="0"/>
+      <w:sz w:val="22"/>
+      <w:szCs w:val="22"/>
+      <w14:ligatures w14:val="none"/>
+    </w:rPr>
+  </w:style>
 </w:styles>
 </file>
 

--- a/CIS4347 - Semester Project.docx
+++ b/CIS4347 - Semester Project.docx
@@ -5,7 +5,12 @@
     <w:sdt>
       <w:sdtPr>
         <w:rPr>
+          <w:rFonts w:eastAsiaTheme="minorHAnsi"/>
           <w:color w:val="156082" w:themeColor="accent1"/>
+          <w:kern w:val="2"/>
+          <w:sz w:val="24"/>
+          <w:szCs w:val="24"/>
+          <w14:ligatures w14:val="standardContextual"/>
         </w:rPr>
         <w:id w:val="1086110946"/>
         <w:docPartObj>
@@ -15,12 +20,7 @@
       </w:sdtPr>
       <w:sdtEndPr>
         <w:rPr>
-          <w:rFonts w:eastAsiaTheme="minorHAnsi"/>
           <w:color w:val="auto"/>
-          <w:kern w:val="2"/>
-          <w:sz w:val="24"/>
-          <w:szCs w:val="24"/>
-          <w14:ligatures w14:val="standardContextual"/>
         </w:rPr>
       </w:sdtEndPr>
       <w:sdtContent>
@@ -160,321 +160,6 @@
               <w14:ligatures w14:val="none"/>
             </w:rPr>
           </w:pPr>
-          <w:r>
-            <w:rPr>
-              <w:noProof/>
-              <w:color w:val="156082" w:themeColor="accent1"/>
-            </w:rPr>
-            <mc:AlternateContent>
-              <mc:Choice Requires="wps">
-                <w:drawing>
-                  <wp:anchor distT="0" distB="0" distL="114300" distR="114300" simplePos="0" relativeHeight="251659264" behindDoc="0" locked="0" layoutInCell="1" allowOverlap="1" wp14:anchorId="24DFE248" wp14:editId="3BF8A2F2">
-                    <wp:simplePos x="0" y="0"/>
-                    <wp:positionH relativeFrom="margin">
-                      <wp:align>center</wp:align>
-                    </wp:positionH>
-                    <mc:AlternateContent>
-                      <mc:Choice Requires="wp14">
-                        <wp:positionV relativeFrom="page">
-                          <wp14:pctPosVOffset>85000</wp14:pctPosVOffset>
-                        </wp:positionV>
-                      </mc:Choice>
-                      <mc:Fallback>
-                        <wp:positionV relativeFrom="page">
-                          <wp:posOffset>8549640</wp:posOffset>
-                        </wp:positionV>
-                      </mc:Fallback>
-                    </mc:AlternateContent>
-                    <wp:extent cx="6553200" cy="557784"/>
-                    <wp:effectExtent l="0" t="0" r="0" b="12700"/>
-                    <wp:wrapNone/>
-                    <wp:docPr id="142" name="Text Box 146"/>
-                    <wp:cNvGraphicFramePr/>
-                    <a:graphic xmlns:a="http://schemas.openxmlformats.org/drawingml/2006/main">
-                      <a:graphicData uri="http://schemas.microsoft.com/office/word/2010/wordprocessingShape">
-                        <wps:wsp>
-                          <wps:cNvSpPr txBox="1"/>
-                          <wps:spPr>
-                            <a:xfrm>
-                              <a:off x="0" y="0"/>
-                              <a:ext cx="6553200" cy="557784"/>
-                            </a:xfrm>
-                            <a:prstGeom prst="rect">
-                              <a:avLst/>
-                            </a:prstGeom>
-                            <a:noFill/>
-                            <a:ln w="6350">
-                              <a:noFill/>
-                            </a:ln>
-                            <a:effectLst/>
-                          </wps:spPr>
-                          <wps:style>
-                            <a:lnRef idx="0">
-                              <a:schemeClr val="accent1"/>
-                            </a:lnRef>
-                            <a:fillRef idx="0">
-                              <a:schemeClr val="accent1"/>
-                            </a:fillRef>
-                            <a:effectRef idx="0">
-                              <a:schemeClr val="accent1"/>
-                            </a:effectRef>
-                            <a:fontRef idx="minor">
-                              <a:schemeClr val="dk1"/>
-                            </a:fontRef>
-                          </wps:style>
-                          <wps:txbx>
-                            <w:txbxContent>
-                              <w:sdt>
-                                <w:sdtPr>
-                                  <w:rPr>
-                                    <w:caps/>
-                                    <w:color w:val="156082" w:themeColor="accent1"/>
-                                    <w:sz w:val="28"/>
-                                    <w:szCs w:val="28"/>
-                                  </w:rPr>
-                                  <w:alias w:val="Date"/>
-                                  <w:tag w:val=""/>
-                                  <w:id w:val="197127006"/>
-                                  <w:showingPlcHdr/>
-                                  <w:dataBinding w:prefixMappings="xmlns:ns0='http://schemas.microsoft.com/office/2006/coverPageProps' " w:xpath="/ns0:CoverPageProperties[1]/ns0:PublishDate[1]" w:storeItemID="{55AF091B-3C7A-41E3-B477-F2FDAA23CFDA}"/>
-                                  <w:date>
-                                    <w:dateFormat w:val="MMMM d, yyyy"/>
-                                    <w:lid w:val="en-US"/>
-                                    <w:storeMappedDataAs w:val="dateTime"/>
-                                    <w:calendar w:val="gregorian"/>
-                                  </w:date>
-                                </w:sdtPr>
-                                <w:sdtContent>
-                                  <w:p>
-                                    <w:pPr>
-                                      <w:pStyle w:val="NoSpacing"/>
-                                      <w:spacing w:after="40"/>
-                                      <w:jc w:val="center"/>
-                                      <w:rPr>
-                                        <w:caps/>
-                                        <w:color w:val="156082" w:themeColor="accent1"/>
-                                        <w:sz w:val="28"/>
-                                        <w:szCs w:val="28"/>
-                                      </w:rPr>
-                                    </w:pPr>
-                                    <w:r>
-                                      <w:rPr>
-                                        <w:caps/>
-                                        <w:color w:val="156082" w:themeColor="accent1"/>
-                                        <w:sz w:val="28"/>
-                                        <w:szCs w:val="28"/>
-                                      </w:rPr>
-                                      <w:t>[Date]</w:t>
-                                    </w:r>
-                                  </w:p>
-                                </w:sdtContent>
-                              </w:sdt>
-                              <w:p>
-                                <w:pPr>
-                                  <w:pStyle w:val="NoSpacing"/>
-                                  <w:jc w:val="center"/>
-                                  <w:rPr>
-                                    <w:color w:val="156082" w:themeColor="accent1"/>
-                                  </w:rPr>
-                                </w:pPr>
-                                <w:sdt>
-                                  <w:sdtPr>
-                                    <w:rPr>
-                                      <w:caps/>
-                                      <w:color w:val="156082" w:themeColor="accent1"/>
-                                    </w:rPr>
-                                    <w:alias w:val="Company"/>
-                                    <w:tag w:val=""/>
-                                    <w:id w:val="1390145197"/>
-                                    <w:showingPlcHdr/>
-                                    <w:dataBinding w:prefixMappings="xmlns:ns0='http://schemas.openxmlformats.org/officeDocument/2006/extended-properties' " w:xpath="/ns0:Properties[1]/ns0:Company[1]" w:storeItemID="{6668398D-A668-4E3E-A5EB-62B293D839F1}"/>
-                                    <w:text/>
-                                  </w:sdtPr>
-                                  <w:sdtContent>
-                                    <w:r>
-                                      <w:rPr>
-                                        <w:caps/>
-                                        <w:color w:val="156082" w:themeColor="accent1"/>
-                                      </w:rPr>
-                                      <w:t>[Company name]</w:t>
-                                    </w:r>
-                                  </w:sdtContent>
-                                </w:sdt>
-                              </w:p>
-                              <w:p>
-                                <w:pPr>
-                                  <w:pStyle w:val="NoSpacing"/>
-                                  <w:jc w:val="center"/>
-                                  <w:rPr>
-                                    <w:color w:val="156082" w:themeColor="accent1"/>
-                                  </w:rPr>
-                                </w:pPr>
-                                <w:sdt>
-                                  <w:sdtPr>
-                                    <w:rPr>
-                                      <w:color w:val="156082" w:themeColor="accent1"/>
-                                    </w:rPr>
-                                    <w:alias w:val="Address"/>
-                                    <w:tag w:val=""/>
-                                    <w:id w:val="-726379553"/>
-                                    <w:showingPlcHdr/>
-                                    <w:dataBinding w:prefixMappings="xmlns:ns0='http://schemas.microsoft.com/office/2006/coverPageProps' " w:xpath="/ns0:CoverPageProperties[1]/ns0:CompanyAddress[1]" w:storeItemID="{55AF091B-3C7A-41E3-B477-F2FDAA23CFDA}"/>
-                                    <w:text/>
-                                  </w:sdtPr>
-                                  <w:sdtContent>
-                                    <w:r>
-                                      <w:rPr>
-                                        <w:color w:val="156082" w:themeColor="accent1"/>
-                                      </w:rPr>
-                                      <w:t>[Company address]</w:t>
-                                    </w:r>
-                                  </w:sdtContent>
-                                </w:sdt>
-                              </w:p>
-                            </w:txbxContent>
-                          </wps:txbx>
-                          <wps:bodyPr rot="0" spcFirstLastPara="0" vertOverflow="overflow" horzOverflow="overflow" vert="horz" wrap="square" lIns="0" tIns="0" rIns="0" bIns="0" numCol="1" spcCol="0" rtlCol="0" fromWordArt="0" anchor="b" anchorCtr="0" forceAA="0" compatLnSpc="1">
-                            <a:prstTxWarp prst="textNoShape">
-                              <a:avLst/>
-                            </a:prstTxWarp>
-                            <a:spAutoFit/>
-                          </wps:bodyPr>
-                        </wps:wsp>
-                      </a:graphicData>
-                    </a:graphic>
-                    <wp14:sizeRelH relativeFrom="margin">
-                      <wp14:pctWidth>100000</wp14:pctWidth>
-                    </wp14:sizeRelH>
-                    <wp14:sizeRelV relativeFrom="margin">
-                      <wp14:pctHeight>0</wp14:pctHeight>
-                    </wp14:sizeRelV>
-                  </wp:anchor>
-                </w:drawing>
-              </mc:Choice>
-              <mc:Fallback>
-                <w:pict>
-                  <v:shapetype w14:anchorId="24DFE248" id="_x0000_t202" coordsize="21600,21600" o:spt="202" path="m,l,21600r21600,l21600,xe">
-                    <v:stroke joinstyle="miter"/>
-                    <v:path gradientshapeok="t" o:connecttype="rect"/>
-                  </v:shapetype>
-                  <v:shape id="Text Box 146" o:spid="_x0000_s1026" type="#_x0000_t202" style="position:absolute;left:0;text-align:left;margin-left:0;margin-top:0;width:516pt;height:43.9pt;z-index:251659264;visibility:visible;mso-wrap-style:square;mso-width-percent:1000;mso-height-percent:0;mso-top-percent:850;mso-wrap-distance-left:9pt;mso-wrap-distance-top:0;mso-wrap-distance-right:9pt;mso-wrap-distance-bottom:0;mso-position-horizontal:center;mso-position-horizontal-relative:margin;mso-position-vertical-relative:page;mso-width-percent:1000;mso-height-percent:0;mso-top-percent:850;mso-width-relative:margin;mso-height-relative:margin;v-text-anchor:bottom" o:gfxdata="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" filled="f" stroked="f" strokeweight=".5pt">
-                    <v:textbox style="mso-fit-shape-to-text:t" inset="0,0,0,0">
-                      <w:txbxContent>
-                        <w:sdt>
-                          <w:sdtPr>
-                            <w:rPr>
-                              <w:caps/>
-                              <w:color w:val="156082" w:themeColor="accent1"/>
-                              <w:sz w:val="28"/>
-                              <w:szCs w:val="28"/>
-                            </w:rPr>
-                            <w:alias w:val="Date"/>
-                            <w:tag w:val=""/>
-                            <w:id w:val="197127006"/>
-                            <w:showingPlcHdr/>
-                            <w:dataBinding w:prefixMappings="xmlns:ns0='http://schemas.microsoft.com/office/2006/coverPageProps' " w:xpath="/ns0:CoverPageProperties[1]/ns0:PublishDate[1]" w:storeItemID="{55AF091B-3C7A-41E3-B477-F2FDAA23CFDA}"/>
-                            <w:date>
-                              <w:dateFormat w:val="MMMM d, yyyy"/>
-                              <w:lid w:val="en-US"/>
-                              <w:storeMappedDataAs w:val="dateTime"/>
-                              <w:calendar w:val="gregorian"/>
-                            </w:date>
-                          </w:sdtPr>
-                          <w:sdtContent>
-                            <w:p>
-                              <w:pPr>
-                                <w:pStyle w:val="NoSpacing"/>
-                                <w:spacing w:after="40"/>
-                                <w:jc w:val="center"/>
-                                <w:rPr>
-                                  <w:caps/>
-                                  <w:color w:val="156082" w:themeColor="accent1"/>
-                                  <w:sz w:val="28"/>
-                                  <w:szCs w:val="28"/>
-                                </w:rPr>
-                              </w:pPr>
-                              <w:r>
-                                <w:rPr>
-                                  <w:caps/>
-                                  <w:color w:val="156082" w:themeColor="accent1"/>
-                                  <w:sz w:val="28"/>
-                                  <w:szCs w:val="28"/>
-                                </w:rPr>
-                                <w:t>[Date]</w:t>
-                              </w:r>
-                            </w:p>
-                          </w:sdtContent>
-                        </w:sdt>
-                        <w:p>
-                          <w:pPr>
-                            <w:pStyle w:val="NoSpacing"/>
-                            <w:jc w:val="center"/>
-                            <w:rPr>
-                              <w:color w:val="156082" w:themeColor="accent1"/>
-                            </w:rPr>
-                          </w:pPr>
-                          <w:sdt>
-                            <w:sdtPr>
-                              <w:rPr>
-                                <w:caps/>
-                                <w:color w:val="156082" w:themeColor="accent1"/>
-                              </w:rPr>
-                              <w:alias w:val="Company"/>
-                              <w:tag w:val=""/>
-                              <w:id w:val="1390145197"/>
-                              <w:showingPlcHdr/>
-                              <w:dataBinding w:prefixMappings="xmlns:ns0='http://schemas.openxmlformats.org/officeDocument/2006/extended-properties' " w:xpath="/ns0:Properties[1]/ns0:Company[1]" w:storeItemID="{6668398D-A668-4E3E-A5EB-62B293D839F1}"/>
-                              <w:text/>
-                            </w:sdtPr>
-                            <w:sdtContent>
-                              <w:r>
-                                <w:rPr>
-                                  <w:caps/>
-                                  <w:color w:val="156082" w:themeColor="accent1"/>
-                                </w:rPr>
-                                <w:t>[Company name]</w:t>
-                              </w:r>
-                            </w:sdtContent>
-                          </w:sdt>
-                        </w:p>
-                        <w:p>
-                          <w:pPr>
-                            <w:pStyle w:val="NoSpacing"/>
-                            <w:jc w:val="center"/>
-                            <w:rPr>
-                              <w:color w:val="156082" w:themeColor="accent1"/>
-                            </w:rPr>
-                          </w:pPr>
-                          <w:sdt>
-                            <w:sdtPr>
-                              <w:rPr>
-                                <w:color w:val="156082" w:themeColor="accent1"/>
-                              </w:rPr>
-                              <w:alias w:val="Address"/>
-                              <w:tag w:val=""/>
-                              <w:id w:val="-726379553"/>
-                              <w:showingPlcHdr/>
-                              <w:dataBinding w:prefixMappings="xmlns:ns0='http://schemas.microsoft.com/office/2006/coverPageProps' " w:xpath="/ns0:CoverPageProperties[1]/ns0:CompanyAddress[1]" w:storeItemID="{55AF091B-3C7A-41E3-B477-F2FDAA23CFDA}"/>
-                              <w:text/>
-                            </w:sdtPr>
-                            <w:sdtContent>
-                              <w:r>
-                                <w:rPr>
-                                  <w:color w:val="156082" w:themeColor="accent1"/>
-                                </w:rPr>
-                                <w:t>[Company address]</w:t>
-                              </w:r>
-                            </w:sdtContent>
-                          </w:sdt>
-                        </w:p>
-                      </w:txbxContent>
-                    </v:textbox>
-                    <w10:wrap anchorx="margin" anchory="page"/>
-                  </v:shape>
-                </w:pict>
-              </mc:Fallback>
-            </mc:AlternateContent>
-          </w:r>
           <w:r>
             <w:rPr>
               <w:rFonts w:ascii="Calibri" w:eastAsia="Calibri" w:hAnsi="Calibri" w:cs="Calibri"/>
@@ -3452,6 +3137,9 @@
         <w:t xml:space="preserve"> </w:t>
       </w:r>
       <w:r>
+        <w:rPr>
+          <w:noProof/>
+        </w:rPr>
         <w:drawing>
           <wp:inline distT="0" distB="0" distL="0" distR="0" wp14:anchorId="08DF196C" wp14:editId="75C093F4">
             <wp:extent cx="6357620" cy="2613660"/>
@@ -3499,6 +3187,9 @@
         <w:spacing w:after="60"/>
       </w:pPr>
       <w:r>
+        <w:rPr>
+          <w:noProof/>
+        </w:rPr>
         <w:lastRenderedPageBreak/>
         <w:drawing>
           <wp:inline distT="0" distB="0" distL="0" distR="0" wp14:anchorId="722B9806" wp14:editId="3BC1DEDA">
@@ -7519,15 +7210,6 @@
   </w:num>
   <w:num w:numId="35" w16cid:durableId="1782145514">
     <w:abstractNumId w:val="10"/>
-    <w:lvlOverride w:ilvl="0"/>
-    <w:lvlOverride w:ilvl="1"/>
-    <w:lvlOverride w:ilvl="2"/>
-    <w:lvlOverride w:ilvl="3"/>
-    <w:lvlOverride w:ilvl="4"/>
-    <w:lvlOverride w:ilvl="5"/>
-    <w:lvlOverride w:ilvl="6"/>
-    <w:lvlOverride w:ilvl="7"/>
-    <w:lvlOverride w:ilvl="8"/>
   </w:num>
   <w:num w:numId="36" w16cid:durableId="1628051872">
     <w:abstractNumId w:val="10"/>
@@ -8150,6 +7832,7 @@
   <w:style w:type="character" w:default="1" w:styleId="DefaultParagraphFont">
     <w:name w:val="Default Paragraph Font"/>
     <w:uiPriority w:val="1"/>
+    <w:semiHidden/>
     <w:unhideWhenUsed/>
   </w:style>
   <w:style w:type="table" w:default="1" w:styleId="TableNormal">
